--- a/writing/proposal.docx
+++ b/writing/proposal.docx
@@ -297,7 +297,6 @@
           <w:szCs w:val="32"/>
         </w:rPr>
       </w:pPr>
-      <w:proofErr w:type="spellStart"/>
       <w:r>
         <w:rPr>
           <w:rFonts w:asciiTheme="majorBidi" w:hAnsiTheme="majorBidi" w:cstheme="majorBidi"/>
@@ -306,9 +305,8 @@
           <w:sz w:val="32"/>
           <w:szCs w:val="32"/>
         </w:rPr>
-        <w:t>FixCity</w:t>
-      </w:r>
-      <w:proofErr w:type="spellEnd"/>
+        <w:t xml:space="preserve">FixCity: A </w:t>
+      </w:r>
       <w:r>
         <w:rPr>
           <w:rFonts w:asciiTheme="majorBidi" w:hAnsiTheme="majorBidi" w:cstheme="majorBidi"/>
@@ -317,7 +315,7 @@
           <w:sz w:val="32"/>
           <w:szCs w:val="32"/>
         </w:rPr>
-        <w:t xml:space="preserve">: A </w:t>
+        <w:t xml:space="preserve">Digital </w:t>
       </w:r>
       <w:r>
         <w:rPr>
@@ -327,7 +325,7 @@
           <w:sz w:val="32"/>
           <w:szCs w:val="32"/>
         </w:rPr>
-        <w:t xml:space="preserve">Digital </w:t>
+        <w:t xml:space="preserve">Problem </w:t>
       </w:r>
       <w:r>
         <w:rPr>
@@ -337,9 +335,391 @@
           <w:sz w:val="32"/>
           <w:szCs w:val="32"/>
         </w:rPr>
-        <w:t xml:space="preserve">Problem </w:t>
-      </w:r>
-      <w:r>
+        <w:t>for Urban Problem Reporting</w:t>
+      </w:r>
+    </w:p>
+    <w:p>
+      <w:pPr>
+        <w:spacing w:after="0"/>
+        <w:ind w:left="720" w:hanging="720"/>
+        <w:jc w:val="center"/>
+        <w:rPr>
+          <w:rFonts w:asciiTheme="majorBidi" w:hAnsiTheme="majorBidi" w:cstheme="majorBidi"/>
+        </w:rPr>
+      </w:pPr>
+    </w:p>
+    <w:p>
+      <w:pPr>
+        <w:spacing w:after="0"/>
+        <w:ind w:left="720" w:hanging="720"/>
+        <w:jc w:val="center"/>
+        <w:rPr>
+          <w:rFonts w:asciiTheme="majorBidi" w:hAnsiTheme="majorBidi" w:cstheme="majorBidi"/>
+        </w:rPr>
+      </w:pPr>
+    </w:p>
+    <w:p>
+      <w:pPr>
+        <w:spacing w:after="0"/>
+        <w:ind w:left="720" w:hanging="720"/>
+        <w:jc w:val="center"/>
+        <w:rPr>
+          <w:rFonts w:asciiTheme="majorBidi" w:hAnsiTheme="majorBidi" w:cstheme="majorBidi"/>
+        </w:rPr>
+      </w:pPr>
+    </w:p>
+    <w:p>
+      <w:pPr>
+        <w:spacing w:after="0"/>
+        <w:ind w:left="720" w:hanging="720"/>
+        <w:jc w:val="center"/>
+        <w:rPr>
+          <w:rFonts w:asciiTheme="majorBidi" w:hAnsiTheme="majorBidi" w:cstheme="majorBidi"/>
+          <w:b/>
+          <w:bCs/>
+          <w:sz w:val="24"/>
+          <w:szCs w:val="24"/>
+        </w:rPr>
+      </w:pPr>
+      <w:r>
+        <w:rPr>
+          <w:rFonts w:asciiTheme="majorBidi" w:hAnsiTheme="majorBidi" w:cstheme="majorBidi"/>
+          <w:b/>
+          <w:bCs/>
+          <w:sz w:val="24"/>
+          <w:szCs w:val="24"/>
+        </w:rPr>
+        <w:t>Submitted by:</w:t>
+      </w:r>
+    </w:p>
+    <w:p>
+      <w:pPr>
+        <w:spacing w:after="0"/>
+        <w:ind w:left="720" w:hanging="720"/>
+        <w:jc w:val="center"/>
+        <w:rPr>
+          <w:rFonts w:asciiTheme="majorBidi" w:hAnsiTheme="majorBidi" w:cstheme="majorBidi"/>
+          <w:sz w:val="24"/>
+          <w:szCs w:val="24"/>
+        </w:rPr>
+      </w:pPr>
+      <w:r>
+        <w:rPr>
+          <w:rFonts w:asciiTheme="majorBidi" w:hAnsiTheme="majorBidi" w:cstheme="majorBidi"/>
+          <w:sz w:val="24"/>
+          <w:szCs w:val="24"/>
+        </w:rPr>
+        <w:t>Ahmed Wael Ali – 2022011556</w:t>
+      </w:r>
+    </w:p>
+    <w:p>
+      <w:pPr>
+        <w:spacing w:after="0"/>
+        <w:ind w:left="720" w:hanging="720"/>
+        <w:jc w:val="center"/>
+        <w:rPr>
+          <w:rFonts w:asciiTheme="majorBidi" w:hAnsiTheme="majorBidi" w:cstheme="majorBidi"/>
+          <w:sz w:val="24"/>
+          <w:szCs w:val="24"/>
+        </w:rPr>
+      </w:pPr>
+      <w:r>
+        <w:rPr>
+          <w:rFonts w:asciiTheme="majorBidi" w:hAnsiTheme="majorBidi" w:cstheme="majorBidi"/>
+          <w:sz w:val="24"/>
+          <w:szCs w:val="24"/>
+        </w:rPr>
+        <w:t>Shehab El-Amir – 202020662</w:t>
+      </w:r>
+    </w:p>
+    <w:p>
+      <w:pPr>
+        <w:spacing w:after="0"/>
+        <w:ind w:left="720" w:hanging="720"/>
+        <w:jc w:val="center"/>
+        <w:rPr>
+          <w:rFonts w:asciiTheme="majorBidi" w:hAnsiTheme="majorBidi" w:cstheme="majorBidi"/>
+          <w:sz w:val="24"/>
+          <w:szCs w:val="24"/>
+        </w:rPr>
+      </w:pPr>
+      <w:r>
+        <w:rPr>
+          <w:rFonts w:asciiTheme="majorBidi" w:hAnsiTheme="majorBidi" w:cstheme="majorBidi"/>
+          <w:sz w:val="24"/>
+          <w:szCs w:val="24"/>
+        </w:rPr>
+        <w:t>Moataz Ahmed Shaker – 2022016323</w:t>
+      </w:r>
+    </w:p>
+    <w:p>
+      <w:pPr>
+        <w:spacing w:after="0"/>
+        <w:ind w:left="720" w:hanging="720"/>
+        <w:jc w:val="center"/>
+        <w:rPr>
+          <w:rFonts w:asciiTheme="majorBidi" w:hAnsiTheme="majorBidi" w:cstheme="majorBidi"/>
+          <w:sz w:val="24"/>
+          <w:szCs w:val="24"/>
+        </w:rPr>
+      </w:pPr>
+      <w:r>
+        <w:rPr>
+          <w:rFonts w:asciiTheme="majorBidi" w:hAnsiTheme="majorBidi" w:cstheme="majorBidi"/>
+          <w:sz w:val="24"/>
+          <w:szCs w:val="24"/>
+        </w:rPr>
+        <w:t>Mohamed Salaheldin – 2022015331</w:t>
+      </w:r>
+    </w:p>
+    <w:p>
+      <w:pPr>
+        <w:spacing w:after="0"/>
+        <w:ind w:left="720" w:hanging="720"/>
+        <w:jc w:val="center"/>
+        <w:rPr>
+          <w:rFonts w:asciiTheme="majorBidi" w:hAnsiTheme="majorBidi" w:cstheme="majorBidi"/>
+          <w:sz w:val="24"/>
+          <w:szCs w:val="24"/>
+        </w:rPr>
+      </w:pPr>
+      <w:r>
+        <w:rPr>
+          <w:rFonts w:asciiTheme="majorBidi" w:hAnsiTheme="majorBidi" w:cstheme="majorBidi"/>
+          <w:sz w:val="24"/>
+          <w:szCs w:val="24"/>
+        </w:rPr>
+        <w:t>George Armia – 2022008530</w:t>
+      </w:r>
+    </w:p>
+    <w:p>
+      <w:pPr>
+        <w:spacing w:after="0"/>
+        <w:ind w:left="720" w:hanging="720"/>
+        <w:jc w:val="center"/>
+        <w:rPr>
+          <w:rFonts w:asciiTheme="majorBidi" w:hAnsiTheme="majorBidi" w:cstheme="majorBidi"/>
+          <w:sz w:val="24"/>
+          <w:szCs w:val="24"/>
+        </w:rPr>
+      </w:pPr>
+      <w:r>
+        <w:rPr>
+          <w:rFonts w:asciiTheme="majorBidi" w:hAnsiTheme="majorBidi" w:cstheme="majorBidi"/>
+          <w:sz w:val="24"/>
+          <w:szCs w:val="24"/>
+        </w:rPr>
+        <w:t>Mohamed Ahmed Abdel-Salam – 2022007776</w:t>
+      </w:r>
+    </w:p>
+    <w:p>
+      <w:pPr>
+        <w:spacing w:after="0"/>
+        <w:ind w:left="720" w:hanging="720"/>
+        <w:jc w:val="center"/>
+        <w:rPr>
+          <w:rFonts w:asciiTheme="majorBidi" w:hAnsiTheme="majorBidi" w:cstheme="majorBidi"/>
+          <w:sz w:val="24"/>
+          <w:szCs w:val="24"/>
+        </w:rPr>
+      </w:pPr>
+    </w:p>
+    <w:p>
+      <w:pPr>
+        <w:spacing w:after="0"/>
+        <w:ind w:left="720" w:hanging="720"/>
+        <w:jc w:val="center"/>
+        <w:rPr>
+          <w:rFonts w:asciiTheme="majorBidi" w:hAnsiTheme="majorBidi" w:cstheme="majorBidi"/>
+          <w:sz w:val="28"/>
+          <w:szCs w:val="28"/>
+        </w:rPr>
+      </w:pPr>
+    </w:p>
+    <w:p>
+      <w:pPr>
+        <w:spacing w:after="0"/>
+        <w:ind w:left="720" w:hanging="720"/>
+        <w:jc w:val="center"/>
+        <w:rPr>
+          <w:rFonts w:asciiTheme="majorBidi" w:hAnsiTheme="majorBidi" w:cstheme="majorBidi"/>
+          <w:b/>
+          <w:bCs/>
+          <w:sz w:val="24"/>
+          <w:szCs w:val="24"/>
+        </w:rPr>
+      </w:pPr>
+      <w:r>
+        <w:rPr>
+          <w:rFonts w:asciiTheme="majorBidi" w:hAnsiTheme="majorBidi" w:cstheme="majorBidi"/>
+          <w:b/>
+          <w:bCs/>
+          <w:sz w:val="24"/>
+          <w:szCs w:val="24"/>
+        </w:rPr>
+        <w:t>Submitted to:</w:t>
+      </w:r>
+    </w:p>
+    <w:p>
+      <w:pPr>
+        <w:spacing w:after="0"/>
+        <w:ind w:left="720" w:hanging="720"/>
+        <w:jc w:val="center"/>
+        <w:rPr>
+          <w:rFonts w:asciiTheme="majorBidi" w:hAnsiTheme="majorBidi" w:cstheme="majorBidi"/>
+          <w:sz w:val="24"/>
+          <w:szCs w:val="24"/>
+        </w:rPr>
+      </w:pPr>
+      <w:r>
+        <w:rPr>
+          <w:rFonts w:asciiTheme="majorBidi" w:hAnsiTheme="majorBidi" w:cstheme="majorBidi"/>
+          <w:sz w:val="24"/>
+          <w:szCs w:val="24"/>
+        </w:rPr>
+        <w:t>Prof. Dr. Wafaa el-Shereif</w:t>
+      </w:r>
+    </w:p>
+    <w:p>
+      <w:pPr>
+        <w:spacing w:after="0"/>
+        <w:ind w:left="720" w:hanging="720"/>
+        <w:jc w:val="center"/>
+        <w:rPr>
+          <w:rFonts w:asciiTheme="majorBidi" w:hAnsiTheme="majorBidi" w:cstheme="majorBidi"/>
+          <w:sz w:val="24"/>
+          <w:szCs w:val="24"/>
+        </w:rPr>
+      </w:pPr>
+      <w:r>
+        <w:rPr>
+          <w:rFonts w:asciiTheme="majorBidi" w:hAnsiTheme="majorBidi" w:cstheme="majorBidi"/>
+          <w:sz w:val="24"/>
+          <w:szCs w:val="24"/>
+        </w:rPr>
+        <w:t xml:space="preserve">Prof. Dr. </w:t>
+      </w:r>
+      <w:r>
+        <w:rPr>
+          <w:rFonts w:asciiTheme="majorBidi" w:hAnsiTheme="majorBidi" w:cstheme="majorBidi"/>
+          <w:sz w:val="24"/>
+          <w:szCs w:val="24"/>
+        </w:rPr>
+        <w:t>Mohamed</w:t>
+      </w:r>
+    </w:p>
+    <w:p>
+      <w:pPr>
+        <w:spacing w:after="0"/>
+        <w:ind w:left="720" w:hanging="720"/>
+        <w:jc w:val="center"/>
+        <w:rPr>
+          <w:rFonts w:asciiTheme="majorBidi" w:hAnsiTheme="majorBidi" w:cstheme="majorBidi"/>
+          <w:sz w:val="24"/>
+          <w:szCs w:val="24"/>
+        </w:rPr>
+      </w:pPr>
+      <w:r>
+        <w:rPr>
+          <w:rFonts w:asciiTheme="majorBidi" w:hAnsiTheme="majorBidi" w:cstheme="majorBidi"/>
+          <w:sz w:val="24"/>
+          <w:szCs w:val="24"/>
+        </w:rPr>
+        <w:t>Dr. Omnia Ahmed</w:t>
+      </w:r>
+    </w:p>
+    <w:p>
+      <w:pPr>
+        <w:spacing w:after="0"/>
+        <w:ind w:left="720" w:hanging="720"/>
+        <w:rPr>
+          <w:rFonts w:asciiTheme="majorBidi" w:hAnsiTheme="majorBidi" w:cstheme="majorBidi"/>
+          <w:sz w:val="24"/>
+          <w:szCs w:val="24"/>
+        </w:rPr>
+      </w:pPr>
+    </w:p>
+    <w:p>
+      <w:pPr>
+        <w:spacing w:after="0"/>
+        <w:ind w:left="720" w:hanging="720"/>
+        <w:rPr>
+          <w:rFonts w:asciiTheme="majorBidi" w:hAnsiTheme="majorBidi" w:cstheme="majorBidi"/>
+          <w:sz w:val="24"/>
+          <w:szCs w:val="24"/>
+        </w:rPr>
+      </w:pPr>
+    </w:p>
+    <w:p>
+      <w:pPr>
+        <w:spacing w:after="0"/>
+        <w:ind w:left="720" w:hanging="720"/>
+        <w:rPr>
+          <w:rFonts w:asciiTheme="majorBidi" w:hAnsiTheme="majorBidi" w:cstheme="majorBidi"/>
+          <w:sz w:val="24"/>
+          <w:szCs w:val="24"/>
+        </w:rPr>
+      </w:pPr>
+    </w:p>
+    <w:p>
+      <w:pPr>
+        <w:spacing w:after="0"/>
+        <w:ind w:left="720" w:hanging="720"/>
+        <w:rPr>
+          <w:rFonts w:asciiTheme="majorBidi" w:hAnsiTheme="majorBidi" w:cstheme="majorBidi"/>
+          <w:sz w:val="24"/>
+          <w:szCs w:val="24"/>
+        </w:rPr>
+      </w:pPr>
+    </w:p>
+    <w:p>
+      <w:pPr>
+        <w:spacing w:after="0"/>
+        <w:ind w:left="720" w:hanging="720"/>
+        <w:rPr>
+          <w:rFonts w:asciiTheme="majorBidi" w:hAnsiTheme="majorBidi" w:cstheme="majorBidi"/>
+          <w:sz w:val="24"/>
+          <w:szCs w:val="24"/>
+        </w:rPr>
+      </w:pPr>
+    </w:p>
+    <w:p>
+      <w:pPr>
+        <w:spacing w:after="0"/>
+        <w:ind w:left="720" w:hanging="720"/>
+        <w:rPr>
+          <w:rFonts w:asciiTheme="majorBidi" w:hAnsiTheme="majorBidi" w:cstheme="majorBidi"/>
+          <w:sz w:val="24"/>
+          <w:szCs w:val="24"/>
+        </w:rPr>
+      </w:pPr>
+    </w:p>
+    <w:p>
+      <w:pPr>
+        <w:spacing w:after="0"/>
+        <w:ind w:left="720" w:hanging="720"/>
+        <w:rPr>
+          <w:rFonts w:asciiTheme="majorBidi" w:hAnsiTheme="majorBidi" w:cstheme="majorBidi"/>
+          <w:sz w:val="24"/>
+          <w:szCs w:val="24"/>
+        </w:rPr>
+      </w:pPr>
+    </w:p>
+    <w:p>
+      <w:pPr>
+        <w:spacing w:after="0"/>
+        <w:ind w:left="720" w:hanging="720"/>
+        <w:rPr>
+          <w:rFonts w:asciiTheme="majorBidi" w:hAnsiTheme="majorBidi" w:cstheme="majorBidi"/>
+          <w:sz w:val="24"/>
+          <w:szCs w:val="24"/>
+        </w:rPr>
+      </w:pPr>
+    </w:p>
+    <w:p>
+      <w:pPr>
+        <w:spacing w:after="0" w:line="240" w:lineRule="auto"/>
+        <w:jc w:val="center"/>
         <w:rPr>
           <w:rFonts w:asciiTheme="majorBidi" w:hAnsiTheme="majorBidi" w:cstheme="majorBidi"/>
           <w:b/>
@@ -347,382 +727,8 @@
           <w:sz w:val="32"/>
           <w:szCs w:val="32"/>
         </w:rPr>
-        <w:t>for Urban Problem Reporting</w:t>
-      </w:r>
-    </w:p>
-    <w:p>
-      <w:pPr>
-        <w:spacing w:after="0"/>
-        <w:ind w:left="720" w:hanging="720"/>
-        <w:jc w:val="center"/>
-        <w:rPr>
-          <w:rFonts w:asciiTheme="majorBidi" w:hAnsiTheme="majorBidi" w:cstheme="majorBidi"/>
-        </w:rPr>
-      </w:pPr>
-    </w:p>
-    <w:p>
-      <w:pPr>
-        <w:spacing w:after="0"/>
-        <w:ind w:left="720" w:hanging="720"/>
-        <w:jc w:val="center"/>
-        <w:rPr>
-          <w:rFonts w:asciiTheme="majorBidi" w:hAnsiTheme="majorBidi" w:cstheme="majorBidi"/>
-        </w:rPr>
-      </w:pPr>
-    </w:p>
-    <w:p>
-      <w:pPr>
-        <w:spacing w:after="0"/>
-        <w:ind w:left="720" w:hanging="720"/>
-        <w:jc w:val="center"/>
-        <w:rPr>
-          <w:rFonts w:asciiTheme="majorBidi" w:hAnsiTheme="majorBidi" w:cstheme="majorBidi"/>
-        </w:rPr>
-      </w:pPr>
-    </w:p>
-    <w:p>
-      <w:pPr>
-        <w:spacing w:after="0"/>
-        <w:ind w:left="720" w:hanging="720"/>
-        <w:jc w:val="center"/>
-        <w:rPr>
-          <w:rFonts w:asciiTheme="majorBidi" w:hAnsiTheme="majorBidi" w:cstheme="majorBidi"/>
-          <w:b/>
-          <w:bCs/>
-          <w:sz w:val="24"/>
-          <w:szCs w:val="24"/>
-        </w:rPr>
-      </w:pPr>
-      <w:r>
-        <w:rPr>
-          <w:rFonts w:asciiTheme="majorBidi" w:hAnsiTheme="majorBidi" w:cstheme="majorBidi"/>
-          <w:b/>
-          <w:bCs/>
-          <w:sz w:val="24"/>
-          <w:szCs w:val="24"/>
-        </w:rPr>
-        <w:t>Submitted by:</w:t>
-      </w:r>
-    </w:p>
-    <w:p>
-      <w:pPr>
-        <w:spacing w:after="0"/>
-        <w:ind w:left="720" w:hanging="720"/>
-        <w:jc w:val="center"/>
-        <w:rPr>
-          <w:rFonts w:asciiTheme="majorBidi" w:hAnsiTheme="majorBidi" w:cstheme="majorBidi"/>
-          <w:sz w:val="24"/>
-          <w:szCs w:val="24"/>
-        </w:rPr>
-      </w:pPr>
-      <w:r>
-        <w:rPr>
-          <w:rFonts w:asciiTheme="majorBidi" w:hAnsiTheme="majorBidi" w:cstheme="majorBidi"/>
-          <w:sz w:val="24"/>
-          <w:szCs w:val="24"/>
-        </w:rPr>
-        <w:t>Ahmed Wael Ali – 2022011556</w:t>
-      </w:r>
-    </w:p>
-    <w:p>
-      <w:pPr>
-        <w:spacing w:after="0"/>
-        <w:ind w:left="720" w:hanging="720"/>
-        <w:jc w:val="center"/>
-        <w:rPr>
-          <w:rFonts w:asciiTheme="majorBidi" w:hAnsiTheme="majorBidi" w:cstheme="majorBidi"/>
-          <w:sz w:val="24"/>
-          <w:szCs w:val="24"/>
-        </w:rPr>
-      </w:pPr>
-      <w:r>
-        <w:rPr>
-          <w:rFonts w:asciiTheme="majorBidi" w:hAnsiTheme="majorBidi" w:cstheme="majorBidi"/>
-          <w:sz w:val="24"/>
-          <w:szCs w:val="24"/>
-        </w:rPr>
-        <w:t>Shehab El-Amir – 202020662</w:t>
-      </w:r>
-    </w:p>
-    <w:p>
-      <w:pPr>
-        <w:spacing w:after="0"/>
-        <w:ind w:left="720" w:hanging="720"/>
-        <w:jc w:val="center"/>
-        <w:rPr>
-          <w:rFonts w:asciiTheme="majorBidi" w:hAnsiTheme="majorBidi" w:cstheme="majorBidi"/>
-          <w:sz w:val="24"/>
-          <w:szCs w:val="24"/>
-        </w:rPr>
-      </w:pPr>
-      <w:r>
-        <w:rPr>
-          <w:rFonts w:asciiTheme="majorBidi" w:hAnsiTheme="majorBidi" w:cstheme="majorBidi"/>
-          <w:sz w:val="24"/>
-          <w:szCs w:val="24"/>
-        </w:rPr>
-        <w:t>Moataz Ahmed Shaker – 2022016323</w:t>
-      </w:r>
-    </w:p>
-    <w:p>
-      <w:pPr>
-        <w:spacing w:after="0"/>
-        <w:ind w:left="720" w:hanging="720"/>
-        <w:jc w:val="center"/>
-        <w:rPr>
-          <w:rFonts w:asciiTheme="majorBidi" w:hAnsiTheme="majorBidi" w:cstheme="majorBidi"/>
-          <w:sz w:val="24"/>
-          <w:szCs w:val="24"/>
-        </w:rPr>
-      </w:pPr>
-      <w:r>
-        <w:rPr>
-          <w:rFonts w:asciiTheme="majorBidi" w:hAnsiTheme="majorBidi" w:cstheme="majorBidi"/>
-          <w:sz w:val="24"/>
-          <w:szCs w:val="24"/>
-        </w:rPr>
-        <w:t xml:space="preserve">Mohamed </w:t>
-      </w:r>
-      <w:proofErr w:type="spellStart"/>
-      <w:r>
-        <w:rPr>
-          <w:rFonts w:asciiTheme="majorBidi" w:hAnsiTheme="majorBidi" w:cstheme="majorBidi"/>
-          <w:sz w:val="24"/>
-          <w:szCs w:val="24"/>
-        </w:rPr>
-        <w:t>Salaheldin</w:t>
-      </w:r>
-      <w:proofErr w:type="spellEnd"/>
-      <w:r>
-        <w:rPr>
-          <w:rFonts w:asciiTheme="majorBidi" w:hAnsiTheme="majorBidi" w:cstheme="majorBidi"/>
-          <w:sz w:val="24"/>
-          <w:szCs w:val="24"/>
-        </w:rPr>
-        <w:t xml:space="preserve"> – 2022015331</w:t>
-      </w:r>
-    </w:p>
-    <w:p>
-      <w:pPr>
-        <w:spacing w:after="0"/>
-        <w:ind w:left="720" w:hanging="720"/>
-        <w:jc w:val="center"/>
-        <w:rPr>
-          <w:rFonts w:asciiTheme="majorBidi" w:hAnsiTheme="majorBidi" w:cstheme="majorBidi"/>
-          <w:sz w:val="24"/>
-          <w:szCs w:val="24"/>
-        </w:rPr>
-      </w:pPr>
-      <w:r>
-        <w:rPr>
-          <w:rFonts w:asciiTheme="majorBidi" w:hAnsiTheme="majorBidi" w:cstheme="majorBidi"/>
-          <w:sz w:val="24"/>
-          <w:szCs w:val="24"/>
-        </w:rPr>
-        <w:t>George Armia – 2022008530</w:t>
-      </w:r>
-    </w:p>
-    <w:p>
-      <w:pPr>
-        <w:spacing w:after="0"/>
-        <w:ind w:left="720" w:hanging="720"/>
-        <w:jc w:val="center"/>
-        <w:rPr>
-          <w:rFonts w:asciiTheme="majorBidi" w:hAnsiTheme="majorBidi" w:cstheme="majorBidi"/>
-          <w:sz w:val="24"/>
-          <w:szCs w:val="24"/>
-        </w:rPr>
-      </w:pPr>
-      <w:r>
-        <w:rPr>
-          <w:rFonts w:asciiTheme="majorBidi" w:hAnsiTheme="majorBidi" w:cstheme="majorBidi"/>
-          <w:sz w:val="24"/>
-          <w:szCs w:val="24"/>
-        </w:rPr>
-        <w:t>Mohamed Ahmed Abdel-Salam – 2022007776</w:t>
-      </w:r>
-    </w:p>
-    <w:p>
-      <w:pPr>
-        <w:spacing w:after="0"/>
-        <w:ind w:left="720" w:hanging="720"/>
-        <w:jc w:val="center"/>
-        <w:rPr>
-          <w:rFonts w:asciiTheme="majorBidi" w:hAnsiTheme="majorBidi" w:cstheme="majorBidi"/>
-          <w:sz w:val="24"/>
-          <w:szCs w:val="24"/>
-        </w:rPr>
-      </w:pPr>
-    </w:p>
-    <w:p>
-      <w:pPr>
-        <w:spacing w:after="0"/>
-        <w:ind w:left="720" w:hanging="720"/>
-        <w:jc w:val="center"/>
-        <w:rPr>
-          <w:rFonts w:asciiTheme="majorBidi" w:hAnsiTheme="majorBidi" w:cstheme="majorBidi"/>
-          <w:sz w:val="28"/>
-          <w:szCs w:val="28"/>
-        </w:rPr>
-      </w:pPr>
-    </w:p>
-    <w:p>
-      <w:pPr>
-        <w:spacing w:after="0"/>
-        <w:ind w:left="720" w:hanging="720"/>
-        <w:jc w:val="center"/>
-        <w:rPr>
-          <w:rFonts w:asciiTheme="majorBidi" w:hAnsiTheme="majorBidi" w:cstheme="majorBidi"/>
-          <w:b/>
-          <w:bCs/>
-          <w:sz w:val="24"/>
-          <w:szCs w:val="24"/>
-        </w:rPr>
-      </w:pPr>
-      <w:r>
-        <w:rPr>
-          <w:rFonts w:asciiTheme="majorBidi" w:hAnsiTheme="majorBidi" w:cstheme="majorBidi"/>
-          <w:b/>
-          <w:bCs/>
-          <w:sz w:val="24"/>
-          <w:szCs w:val="24"/>
-        </w:rPr>
-        <w:t>Submitted to:</w:t>
-      </w:r>
-    </w:p>
-    <w:p>
-      <w:pPr>
-        <w:spacing w:after="0"/>
-        <w:ind w:left="720" w:hanging="720"/>
-        <w:jc w:val="center"/>
-        <w:rPr>
-          <w:rFonts w:asciiTheme="majorBidi" w:hAnsiTheme="majorBidi" w:cstheme="majorBidi"/>
-          <w:sz w:val="24"/>
-          <w:szCs w:val="24"/>
-        </w:rPr>
-      </w:pPr>
-      <w:r>
-        <w:rPr>
-          <w:rFonts w:asciiTheme="majorBidi" w:hAnsiTheme="majorBidi" w:cstheme="majorBidi"/>
-          <w:sz w:val="24"/>
-          <w:szCs w:val="24"/>
-        </w:rPr>
-        <w:t xml:space="preserve">Prof. Dr. Wafaa </w:t>
-      </w:r>
-      <w:proofErr w:type="spellStart"/>
-      <w:r>
-        <w:rPr>
-          <w:rFonts w:asciiTheme="majorBidi" w:hAnsiTheme="majorBidi" w:cstheme="majorBidi"/>
-          <w:sz w:val="24"/>
-          <w:szCs w:val="24"/>
-        </w:rPr>
-        <w:t>el-Shereif</w:t>
-      </w:r>
-      <w:proofErr w:type="spellEnd"/>
-    </w:p>
-    <w:p>
-      <w:pPr>
-        <w:spacing w:after="0"/>
-        <w:ind w:left="720" w:hanging="720"/>
-        <w:rPr>
-          <w:rFonts w:asciiTheme="majorBidi" w:hAnsiTheme="majorBidi" w:cstheme="majorBidi"/>
-          <w:sz w:val="24"/>
-          <w:szCs w:val="24"/>
-        </w:rPr>
-      </w:pPr>
-    </w:p>
-    <w:p>
-      <w:pPr>
-        <w:spacing w:after="0"/>
-        <w:ind w:left="720" w:hanging="720"/>
-        <w:rPr>
-          <w:rFonts w:asciiTheme="majorBidi" w:hAnsiTheme="majorBidi" w:cstheme="majorBidi"/>
-          <w:sz w:val="24"/>
-          <w:szCs w:val="24"/>
-        </w:rPr>
-      </w:pPr>
-    </w:p>
-    <w:p>
-      <w:pPr>
-        <w:spacing w:after="0"/>
-        <w:ind w:left="720" w:hanging="720"/>
-        <w:rPr>
-          <w:rFonts w:asciiTheme="majorBidi" w:hAnsiTheme="majorBidi" w:cstheme="majorBidi"/>
-          <w:sz w:val="24"/>
-          <w:szCs w:val="24"/>
-        </w:rPr>
-      </w:pPr>
-    </w:p>
-    <w:p>
-      <w:pPr>
-        <w:spacing w:after="0"/>
-        <w:ind w:left="720" w:hanging="720"/>
-        <w:rPr>
-          <w:rFonts w:asciiTheme="majorBidi" w:hAnsiTheme="majorBidi" w:cstheme="majorBidi"/>
-          <w:sz w:val="24"/>
-          <w:szCs w:val="24"/>
-        </w:rPr>
-      </w:pPr>
-    </w:p>
-    <w:p>
-      <w:pPr>
-        <w:spacing w:after="0"/>
-        <w:ind w:left="720" w:hanging="720"/>
-        <w:rPr>
-          <w:rFonts w:asciiTheme="majorBidi" w:hAnsiTheme="majorBidi" w:cstheme="majorBidi"/>
-          <w:sz w:val="24"/>
-          <w:szCs w:val="24"/>
-        </w:rPr>
-      </w:pPr>
-    </w:p>
-    <w:p>
-      <w:pPr>
-        <w:spacing w:after="0"/>
-        <w:ind w:left="720" w:hanging="720"/>
-        <w:rPr>
-          <w:rFonts w:asciiTheme="majorBidi" w:hAnsiTheme="majorBidi" w:cstheme="majorBidi"/>
-          <w:sz w:val="24"/>
-          <w:szCs w:val="24"/>
-        </w:rPr>
-      </w:pPr>
-    </w:p>
-    <w:p>
-      <w:pPr>
-        <w:spacing w:after="0"/>
-        <w:ind w:left="720" w:hanging="720"/>
-        <w:rPr>
-          <w:rFonts w:asciiTheme="majorBidi" w:hAnsiTheme="majorBidi" w:cstheme="majorBidi"/>
-          <w:sz w:val="24"/>
-          <w:szCs w:val="24"/>
-        </w:rPr>
-      </w:pPr>
-    </w:p>
-    <w:p>
-      <w:pPr>
-        <w:spacing w:after="0"/>
-        <w:ind w:left="720" w:hanging="720"/>
-        <w:rPr>
-          <w:rFonts w:asciiTheme="majorBidi" w:hAnsiTheme="majorBidi" w:cstheme="majorBidi"/>
-          <w:sz w:val="24"/>
-          <w:szCs w:val="24"/>
-        </w:rPr>
-      </w:pPr>
-    </w:p>
-    <w:p>
-      <w:pPr>
-        <w:spacing w:after="0"/>
-        <w:ind w:left="720" w:hanging="720"/>
-        <w:rPr>
-          <w:rFonts w:asciiTheme="majorBidi" w:hAnsiTheme="majorBidi" w:cstheme="majorBidi"/>
-          <w:sz w:val="24"/>
-          <w:szCs w:val="24"/>
-        </w:rPr>
-      </w:pPr>
-    </w:p>
-    <w:p>
-      <w:pPr>
-        <w:spacing w:after="0" w:line="240" w:lineRule="auto"/>
-        <w:jc w:val="center"/>
+      </w:pPr>
+      <w:r>
         <w:rPr>
           <w:rFonts w:asciiTheme="majorBidi" w:hAnsiTheme="majorBidi" w:cstheme="majorBidi"/>
           <w:b/>
@@ -730,8 +736,14 @@
           <w:sz w:val="32"/>
           <w:szCs w:val="32"/>
         </w:rPr>
-      </w:pPr>
-      <w:r>
+        <w:lastRenderedPageBreak/>
+        <w:t>Acknowledgments:</w:t>
+      </w:r>
+    </w:p>
+    <w:p>
+      <w:pPr>
+        <w:spacing w:after="0" w:line="240" w:lineRule="auto"/>
+        <w:jc w:val="center"/>
         <w:rPr>
           <w:rFonts w:asciiTheme="majorBidi" w:hAnsiTheme="majorBidi" w:cstheme="majorBidi"/>
           <w:b/>
@@ -739,10 +751,12 @@
           <w:sz w:val="32"/>
           <w:szCs w:val="32"/>
         </w:rPr>
-        <w:lastRenderedPageBreak/>
-        <w:t>Acknowledgments</w:t>
-      </w:r>
-      <w:r>
+      </w:pPr>
+    </w:p>
+    <w:p>
+      <w:pPr>
+        <w:spacing w:after="0" w:line="240" w:lineRule="auto"/>
+        <w:jc w:val="center"/>
         <w:rPr>
           <w:rFonts w:asciiTheme="majorBidi" w:hAnsiTheme="majorBidi" w:cstheme="majorBidi"/>
           <w:b/>
@@ -750,12 +764,467 @@
           <w:sz w:val="32"/>
           <w:szCs w:val="32"/>
         </w:rPr>
-        <w:t>:</w:t>
-      </w:r>
+      </w:pPr>
     </w:p>
     <w:p>
       <w:pPr>
         <w:spacing w:after="0" w:line="240" w:lineRule="auto"/>
+        <w:ind w:left="720" w:hanging="720"/>
+        <w:jc w:val="center"/>
+        <w:rPr>
+          <w:rFonts w:asciiTheme="majorBidi" w:hAnsiTheme="majorBidi" w:cstheme="majorBidi"/>
+          <w:sz w:val="24"/>
+          <w:szCs w:val="24"/>
+        </w:rPr>
+      </w:pPr>
+      <w:r>
+        <w:rPr>
+          <w:rFonts w:asciiTheme="majorBidi" w:hAnsiTheme="majorBidi" w:cstheme="majorBidi"/>
+          <w:sz w:val="24"/>
+          <w:szCs w:val="24"/>
+        </w:rPr>
+        <w:t>We would like to express our sincere gratitude to Prof. Dr. Wafaa for her continuous and exceptional guidance</w:t>
+      </w:r>
+      <w:r>
+        <w:rPr>
+          <w:rFonts w:asciiTheme="majorBidi" w:hAnsiTheme="majorBidi" w:cstheme="majorBidi"/>
+          <w:sz w:val="24"/>
+          <w:szCs w:val="24"/>
+        </w:rPr>
+        <w:t>, valuable feedback,</w:t>
+      </w:r>
+      <w:r>
+        <w:rPr>
+          <w:rFonts w:asciiTheme="majorBidi" w:hAnsiTheme="majorBidi" w:cstheme="majorBidi"/>
+          <w:sz w:val="24"/>
+          <w:szCs w:val="24"/>
+        </w:rPr>
+        <w:t xml:space="preserve"> and support throughout the </w:t>
+      </w:r>
+      <w:r>
+        <w:rPr>
+          <w:rFonts w:asciiTheme="majorBidi" w:hAnsiTheme="majorBidi" w:cstheme="majorBidi"/>
+          <w:sz w:val="24"/>
+          <w:szCs w:val="24"/>
+        </w:rPr>
+        <w:t>development</w:t>
+      </w:r>
+      <w:r>
+        <w:rPr>
+          <w:rFonts w:asciiTheme="majorBidi" w:hAnsiTheme="majorBidi" w:cstheme="majorBidi"/>
+          <w:sz w:val="24"/>
+          <w:szCs w:val="24"/>
+        </w:rPr>
+        <w:t xml:space="preserve"> of this project.</w:t>
+      </w:r>
+    </w:p>
+    <w:p>
+      <w:pPr>
+        <w:spacing w:after="0"/>
+        <w:jc w:val="center"/>
+        <w:rPr>
+          <w:rFonts w:asciiTheme="majorBidi" w:hAnsiTheme="majorBidi" w:cstheme="majorBidi"/>
+          <w:sz w:val="24"/>
+          <w:szCs w:val="24"/>
+        </w:rPr>
+      </w:pPr>
+    </w:p>
+    <w:p>
+      <w:pPr>
+        <w:spacing w:after="0"/>
+        <w:ind w:left="720" w:hanging="720"/>
+        <w:jc w:val="center"/>
+        <w:rPr>
+          <w:rFonts w:asciiTheme="majorBidi" w:hAnsiTheme="majorBidi" w:cstheme="majorBidi"/>
+          <w:sz w:val="24"/>
+          <w:szCs w:val="24"/>
+        </w:rPr>
+      </w:pPr>
+      <w:r>
+        <w:rPr>
+          <w:rFonts w:asciiTheme="majorBidi" w:hAnsiTheme="majorBidi" w:cstheme="majorBidi"/>
+          <w:sz w:val="24"/>
+          <w:szCs w:val="24"/>
+        </w:rPr>
+        <w:t xml:space="preserve">We also extend our appreciation to the </w:t>
+      </w:r>
+      <w:r>
+        <w:rPr>
+          <w:rFonts w:asciiTheme="majorBidi" w:hAnsiTheme="majorBidi" w:cstheme="majorBidi"/>
+          <w:sz w:val="24"/>
+          <w:szCs w:val="24"/>
+        </w:rPr>
+        <w:t>Badr University</w:t>
+      </w:r>
+      <w:r>
+        <w:rPr>
+          <w:rFonts w:asciiTheme="majorBidi" w:hAnsiTheme="majorBidi" w:cstheme="majorBidi"/>
+          <w:sz w:val="24"/>
+          <w:szCs w:val="24"/>
+        </w:rPr>
+        <w:t xml:space="preserve"> </w:t>
+      </w:r>
+      <w:r>
+        <w:rPr>
+          <w:rFonts w:asciiTheme="majorBidi" w:hAnsiTheme="majorBidi" w:cstheme="majorBidi"/>
+          <w:sz w:val="24"/>
+          <w:szCs w:val="24"/>
+        </w:rPr>
+        <w:t xml:space="preserve">Business Information System </w:t>
+      </w:r>
+      <w:r>
+        <w:rPr>
+          <w:rFonts w:asciiTheme="majorBidi" w:hAnsiTheme="majorBidi" w:cstheme="majorBidi"/>
+          <w:sz w:val="24"/>
+          <w:szCs w:val="24"/>
+        </w:rPr>
+        <w:t>Department for providing the resources and environment necessary to complete this work.</w:t>
+      </w:r>
+    </w:p>
+    <w:p>
+      <w:pPr>
+        <w:spacing w:after="0"/>
+        <w:ind w:left="720" w:hanging="720"/>
+        <w:rPr>
+          <w:rFonts w:asciiTheme="majorBidi" w:hAnsiTheme="majorBidi" w:cstheme="majorBidi"/>
+          <w:sz w:val="24"/>
+          <w:szCs w:val="24"/>
+        </w:rPr>
+      </w:pPr>
+    </w:p>
+    <w:p>
+      <w:pPr>
+        <w:spacing w:after="0"/>
+        <w:ind w:left="720" w:hanging="720"/>
+        <w:rPr>
+          <w:rFonts w:asciiTheme="majorBidi" w:hAnsiTheme="majorBidi" w:cstheme="majorBidi"/>
+          <w:sz w:val="24"/>
+          <w:szCs w:val="24"/>
+        </w:rPr>
+      </w:pPr>
+    </w:p>
+    <w:p>
+      <w:pPr>
+        <w:spacing w:after="0"/>
+        <w:ind w:left="720" w:hanging="720"/>
+        <w:rPr>
+          <w:rFonts w:asciiTheme="majorBidi" w:hAnsiTheme="majorBidi" w:cstheme="majorBidi"/>
+          <w:sz w:val="24"/>
+          <w:szCs w:val="24"/>
+        </w:rPr>
+      </w:pPr>
+    </w:p>
+    <w:p>
+      <w:pPr>
+        <w:spacing w:after="0"/>
+        <w:ind w:left="720" w:hanging="720"/>
+        <w:rPr>
+          <w:rFonts w:asciiTheme="majorBidi" w:hAnsiTheme="majorBidi" w:cstheme="majorBidi"/>
+          <w:sz w:val="24"/>
+          <w:szCs w:val="24"/>
+        </w:rPr>
+      </w:pPr>
+    </w:p>
+    <w:p>
+      <w:pPr>
+        <w:spacing w:after="0"/>
+        <w:ind w:left="720" w:hanging="720"/>
+        <w:rPr>
+          <w:rFonts w:asciiTheme="majorBidi" w:hAnsiTheme="majorBidi" w:cstheme="majorBidi"/>
+          <w:sz w:val="24"/>
+          <w:szCs w:val="24"/>
+        </w:rPr>
+      </w:pPr>
+    </w:p>
+    <w:p>
+      <w:pPr>
+        <w:spacing w:after="0"/>
+        <w:ind w:left="720" w:hanging="720"/>
+        <w:rPr>
+          <w:rFonts w:asciiTheme="majorBidi" w:hAnsiTheme="majorBidi" w:cstheme="majorBidi"/>
+          <w:sz w:val="24"/>
+          <w:szCs w:val="24"/>
+        </w:rPr>
+      </w:pPr>
+    </w:p>
+    <w:p>
+      <w:pPr>
+        <w:spacing w:after="0"/>
+        <w:ind w:left="720" w:hanging="720"/>
+        <w:rPr>
+          <w:rFonts w:asciiTheme="majorBidi" w:hAnsiTheme="majorBidi" w:cstheme="majorBidi"/>
+          <w:sz w:val="24"/>
+          <w:szCs w:val="24"/>
+        </w:rPr>
+      </w:pPr>
+    </w:p>
+    <w:p>
+      <w:pPr>
+        <w:spacing w:after="0"/>
+        <w:ind w:left="720" w:hanging="720"/>
+        <w:rPr>
+          <w:rFonts w:asciiTheme="majorBidi" w:hAnsiTheme="majorBidi" w:cstheme="majorBidi"/>
+          <w:sz w:val="24"/>
+          <w:szCs w:val="24"/>
+        </w:rPr>
+      </w:pPr>
+    </w:p>
+    <w:p>
+      <w:pPr>
+        <w:spacing w:after="0"/>
+        <w:ind w:left="720" w:hanging="720"/>
+        <w:rPr>
+          <w:rFonts w:asciiTheme="majorBidi" w:hAnsiTheme="majorBidi" w:cstheme="majorBidi"/>
+          <w:sz w:val="24"/>
+          <w:szCs w:val="24"/>
+        </w:rPr>
+      </w:pPr>
+    </w:p>
+    <w:p>
+      <w:pPr>
+        <w:spacing w:after="0"/>
+        <w:ind w:left="720" w:hanging="720"/>
+        <w:rPr>
+          <w:rFonts w:asciiTheme="majorBidi" w:hAnsiTheme="majorBidi" w:cstheme="majorBidi"/>
+          <w:sz w:val="24"/>
+          <w:szCs w:val="24"/>
+        </w:rPr>
+      </w:pPr>
+    </w:p>
+    <w:p>
+      <w:pPr>
+        <w:spacing w:after="0"/>
+        <w:ind w:left="720" w:hanging="720"/>
+        <w:rPr>
+          <w:rFonts w:asciiTheme="majorBidi" w:hAnsiTheme="majorBidi" w:cstheme="majorBidi"/>
+          <w:sz w:val="24"/>
+          <w:szCs w:val="24"/>
+        </w:rPr>
+      </w:pPr>
+    </w:p>
+    <w:p>
+      <w:pPr>
+        <w:spacing w:after="0"/>
+        <w:ind w:left="720" w:hanging="720"/>
+        <w:rPr>
+          <w:rFonts w:asciiTheme="majorBidi" w:hAnsiTheme="majorBidi" w:cstheme="majorBidi"/>
+          <w:sz w:val="24"/>
+          <w:szCs w:val="24"/>
+        </w:rPr>
+      </w:pPr>
+    </w:p>
+    <w:p>
+      <w:pPr>
+        <w:spacing w:after="0"/>
+        <w:ind w:left="720" w:hanging="720"/>
+        <w:rPr>
+          <w:rFonts w:asciiTheme="majorBidi" w:hAnsiTheme="majorBidi" w:cstheme="majorBidi"/>
+          <w:sz w:val="24"/>
+          <w:szCs w:val="24"/>
+        </w:rPr>
+      </w:pPr>
+    </w:p>
+    <w:p>
+      <w:pPr>
+        <w:spacing w:after="0"/>
+        <w:ind w:left="720" w:hanging="720"/>
+        <w:rPr>
+          <w:rFonts w:asciiTheme="majorBidi" w:hAnsiTheme="majorBidi" w:cstheme="majorBidi"/>
+          <w:sz w:val="24"/>
+          <w:szCs w:val="24"/>
+        </w:rPr>
+      </w:pPr>
+    </w:p>
+    <w:p>
+      <w:pPr>
+        <w:spacing w:after="0"/>
+        <w:ind w:left="720" w:hanging="720"/>
+        <w:rPr>
+          <w:rFonts w:asciiTheme="majorBidi" w:hAnsiTheme="majorBidi" w:cstheme="majorBidi"/>
+          <w:sz w:val="24"/>
+          <w:szCs w:val="24"/>
+        </w:rPr>
+      </w:pPr>
+    </w:p>
+    <w:p>
+      <w:pPr>
+        <w:spacing w:after="0"/>
+        <w:ind w:left="720" w:hanging="720"/>
+        <w:rPr>
+          <w:rFonts w:asciiTheme="majorBidi" w:hAnsiTheme="majorBidi" w:cstheme="majorBidi"/>
+          <w:sz w:val="24"/>
+          <w:szCs w:val="24"/>
+        </w:rPr>
+      </w:pPr>
+    </w:p>
+    <w:p>
+      <w:pPr>
+        <w:spacing w:after="0"/>
+        <w:ind w:left="720" w:hanging="720"/>
+        <w:rPr>
+          <w:rFonts w:asciiTheme="majorBidi" w:hAnsiTheme="majorBidi" w:cstheme="majorBidi"/>
+          <w:sz w:val="24"/>
+          <w:szCs w:val="24"/>
+        </w:rPr>
+      </w:pPr>
+    </w:p>
+    <w:p>
+      <w:pPr>
+        <w:spacing w:after="0"/>
+        <w:ind w:left="720" w:hanging="720"/>
+        <w:rPr>
+          <w:rFonts w:asciiTheme="majorBidi" w:hAnsiTheme="majorBidi" w:cstheme="majorBidi"/>
+          <w:sz w:val="24"/>
+          <w:szCs w:val="24"/>
+        </w:rPr>
+      </w:pPr>
+    </w:p>
+    <w:p>
+      <w:pPr>
+        <w:spacing w:after="0"/>
+        <w:ind w:left="720" w:hanging="720"/>
+        <w:rPr>
+          <w:rFonts w:asciiTheme="majorBidi" w:hAnsiTheme="majorBidi" w:cstheme="majorBidi"/>
+          <w:sz w:val="24"/>
+          <w:szCs w:val="24"/>
+        </w:rPr>
+      </w:pPr>
+    </w:p>
+    <w:p>
+      <w:pPr>
+        <w:spacing w:after="0"/>
+        <w:ind w:left="720" w:hanging="720"/>
+        <w:rPr>
+          <w:rFonts w:asciiTheme="majorBidi" w:hAnsiTheme="majorBidi" w:cstheme="majorBidi"/>
+          <w:sz w:val="24"/>
+          <w:szCs w:val="24"/>
+        </w:rPr>
+      </w:pPr>
+    </w:p>
+    <w:p>
+      <w:pPr>
+        <w:spacing w:after="0"/>
+        <w:ind w:left="720" w:hanging="720"/>
+        <w:rPr>
+          <w:rFonts w:asciiTheme="majorBidi" w:hAnsiTheme="majorBidi" w:cstheme="majorBidi"/>
+          <w:sz w:val="24"/>
+          <w:szCs w:val="24"/>
+        </w:rPr>
+      </w:pPr>
+    </w:p>
+    <w:p>
+      <w:pPr>
+        <w:spacing w:after="0"/>
+        <w:ind w:left="720" w:hanging="720"/>
+        <w:rPr>
+          <w:rFonts w:asciiTheme="majorBidi" w:hAnsiTheme="majorBidi" w:cstheme="majorBidi"/>
+          <w:sz w:val="24"/>
+          <w:szCs w:val="24"/>
+        </w:rPr>
+      </w:pPr>
+    </w:p>
+    <w:p>
+      <w:pPr>
+        <w:spacing w:after="0"/>
+        <w:ind w:left="720" w:hanging="720"/>
+        <w:rPr>
+          <w:rFonts w:asciiTheme="majorBidi" w:hAnsiTheme="majorBidi" w:cstheme="majorBidi"/>
+          <w:sz w:val="24"/>
+          <w:szCs w:val="24"/>
+        </w:rPr>
+      </w:pPr>
+    </w:p>
+    <w:p>
+      <w:pPr>
+        <w:spacing w:after="0"/>
+        <w:ind w:left="720" w:hanging="720"/>
+        <w:rPr>
+          <w:rFonts w:asciiTheme="majorBidi" w:hAnsiTheme="majorBidi" w:cstheme="majorBidi"/>
+          <w:sz w:val="24"/>
+          <w:szCs w:val="24"/>
+        </w:rPr>
+      </w:pPr>
+    </w:p>
+    <w:p>
+      <w:pPr>
+        <w:spacing w:after="0"/>
+        <w:ind w:left="720" w:hanging="720"/>
+        <w:rPr>
+          <w:rFonts w:asciiTheme="majorBidi" w:hAnsiTheme="majorBidi" w:cstheme="majorBidi"/>
+          <w:sz w:val="24"/>
+          <w:szCs w:val="24"/>
+        </w:rPr>
+      </w:pPr>
+    </w:p>
+    <w:p>
+      <w:pPr>
+        <w:spacing w:after="0"/>
+        <w:ind w:left="720" w:hanging="720"/>
+        <w:rPr>
+          <w:rFonts w:asciiTheme="majorBidi" w:hAnsiTheme="majorBidi" w:cstheme="majorBidi"/>
+          <w:sz w:val="24"/>
+          <w:szCs w:val="24"/>
+        </w:rPr>
+      </w:pPr>
+    </w:p>
+    <w:p>
+      <w:pPr>
+        <w:spacing w:after="0"/>
+        <w:ind w:left="720" w:hanging="720"/>
+        <w:rPr>
+          <w:rFonts w:asciiTheme="majorBidi" w:hAnsiTheme="majorBidi" w:cstheme="majorBidi"/>
+          <w:sz w:val="24"/>
+          <w:szCs w:val="24"/>
+        </w:rPr>
+      </w:pPr>
+    </w:p>
+    <w:p>
+      <w:pPr>
+        <w:spacing w:after="0"/>
+        <w:ind w:left="720" w:hanging="720"/>
+        <w:rPr>
+          <w:rFonts w:asciiTheme="majorBidi" w:hAnsiTheme="majorBidi" w:cstheme="majorBidi"/>
+          <w:sz w:val="24"/>
+          <w:szCs w:val="24"/>
+        </w:rPr>
+      </w:pPr>
+    </w:p>
+    <w:p>
+      <w:pPr>
+        <w:spacing w:after="0"/>
+        <w:ind w:left="720" w:hanging="720"/>
+        <w:rPr>
+          <w:rFonts w:asciiTheme="majorBidi" w:hAnsiTheme="majorBidi" w:cstheme="majorBidi"/>
+          <w:sz w:val="24"/>
+          <w:szCs w:val="24"/>
+        </w:rPr>
+      </w:pPr>
+    </w:p>
+    <w:p>
+      <w:pPr>
+        <w:spacing w:after="0"/>
+        <w:ind w:left="720" w:hanging="720"/>
+        <w:rPr>
+          <w:rFonts w:asciiTheme="majorBidi" w:hAnsiTheme="majorBidi" w:cstheme="majorBidi"/>
+          <w:sz w:val="24"/>
+          <w:szCs w:val="24"/>
+        </w:rPr>
+      </w:pPr>
+    </w:p>
+    <w:p>
+      <w:pPr>
+        <w:spacing w:after="0"/>
+        <w:ind w:left="720" w:hanging="720"/>
+        <w:rPr>
+          <w:rFonts w:asciiTheme="majorBidi" w:hAnsiTheme="majorBidi" w:cstheme="majorBidi"/>
+          <w:sz w:val="24"/>
+          <w:szCs w:val="24"/>
+        </w:rPr>
+      </w:pPr>
+    </w:p>
+    <w:p>
+      <w:pPr>
+        <w:spacing w:after="0"/>
         <w:jc w:val="center"/>
         <w:rPr>
           <w:rFonts w:asciiTheme="majorBidi" w:hAnsiTheme="majorBidi" w:cstheme="majorBidi"/>
@@ -765,11 +1234,7 @@
           <w:szCs w:val="32"/>
         </w:rPr>
       </w:pPr>
-    </w:p>
-    <w:p>
-      <w:pPr>
-        <w:spacing w:after="0" w:line="240" w:lineRule="auto"/>
-        <w:jc w:val="center"/>
+      <w:r>
         <w:rPr>
           <w:rFonts w:asciiTheme="majorBidi" w:hAnsiTheme="majorBidi" w:cstheme="majorBidi"/>
           <w:b/>
@@ -777,463 +1242,9 @@
           <w:sz w:val="32"/>
           <w:szCs w:val="32"/>
         </w:rPr>
-      </w:pPr>
-    </w:p>
-    <w:p>
-      <w:pPr>
-        <w:spacing w:after="0" w:line="240" w:lineRule="auto"/>
-        <w:ind w:left="720" w:hanging="720"/>
-        <w:jc w:val="center"/>
-        <w:rPr>
-          <w:rFonts w:asciiTheme="majorBidi" w:hAnsiTheme="majorBidi" w:cstheme="majorBidi"/>
-          <w:sz w:val="24"/>
-          <w:szCs w:val="24"/>
-        </w:rPr>
-      </w:pPr>
-      <w:r>
-        <w:rPr>
-          <w:rFonts w:asciiTheme="majorBidi" w:hAnsiTheme="majorBidi" w:cstheme="majorBidi"/>
-          <w:sz w:val="24"/>
-          <w:szCs w:val="24"/>
-        </w:rPr>
-        <w:t>We would like to express our sincere gratitude to Prof. Dr. Wafaa for her continuous and exceptional guidance</w:t>
-      </w:r>
-      <w:r>
-        <w:rPr>
-          <w:rFonts w:asciiTheme="majorBidi" w:hAnsiTheme="majorBidi" w:cstheme="majorBidi"/>
-          <w:sz w:val="24"/>
-          <w:szCs w:val="24"/>
-        </w:rPr>
-        <w:t>, valuable feedback,</w:t>
-      </w:r>
-      <w:r>
-        <w:rPr>
-          <w:rFonts w:asciiTheme="majorBidi" w:hAnsiTheme="majorBidi" w:cstheme="majorBidi"/>
-          <w:sz w:val="24"/>
-          <w:szCs w:val="24"/>
-        </w:rPr>
-        <w:t xml:space="preserve"> and support throughout the </w:t>
-      </w:r>
-      <w:r>
-        <w:rPr>
-          <w:rFonts w:asciiTheme="majorBidi" w:hAnsiTheme="majorBidi" w:cstheme="majorBidi"/>
-          <w:sz w:val="24"/>
-          <w:szCs w:val="24"/>
-        </w:rPr>
-        <w:t>development</w:t>
-      </w:r>
-      <w:r>
-        <w:rPr>
-          <w:rFonts w:asciiTheme="majorBidi" w:hAnsiTheme="majorBidi" w:cstheme="majorBidi"/>
-          <w:sz w:val="24"/>
-          <w:szCs w:val="24"/>
-        </w:rPr>
-        <w:t xml:space="preserve"> of this project.</w:t>
-      </w:r>
-    </w:p>
-    <w:p>
-      <w:pPr>
-        <w:spacing w:after="0"/>
-        <w:jc w:val="center"/>
-        <w:rPr>
-          <w:rFonts w:asciiTheme="majorBidi" w:hAnsiTheme="majorBidi" w:cstheme="majorBidi"/>
-          <w:sz w:val="24"/>
-          <w:szCs w:val="24"/>
-        </w:rPr>
-      </w:pPr>
-    </w:p>
-    <w:p>
-      <w:pPr>
-        <w:spacing w:after="0"/>
-        <w:ind w:left="720" w:hanging="720"/>
-        <w:jc w:val="center"/>
-        <w:rPr>
-          <w:rFonts w:asciiTheme="majorBidi" w:hAnsiTheme="majorBidi" w:cstheme="majorBidi"/>
-          <w:sz w:val="24"/>
-          <w:szCs w:val="24"/>
-        </w:rPr>
-      </w:pPr>
-      <w:r>
-        <w:rPr>
-          <w:rFonts w:asciiTheme="majorBidi" w:hAnsiTheme="majorBidi" w:cstheme="majorBidi"/>
-          <w:sz w:val="24"/>
-          <w:szCs w:val="24"/>
-        </w:rPr>
-        <w:t xml:space="preserve">We also extend our appreciation to the </w:t>
-      </w:r>
-      <w:r>
-        <w:rPr>
-          <w:rFonts w:asciiTheme="majorBidi" w:hAnsiTheme="majorBidi" w:cstheme="majorBidi"/>
-          <w:sz w:val="24"/>
-          <w:szCs w:val="24"/>
-        </w:rPr>
-        <w:t>Badr University</w:t>
-      </w:r>
-      <w:r>
-        <w:rPr>
-          <w:rFonts w:asciiTheme="majorBidi" w:hAnsiTheme="majorBidi" w:cstheme="majorBidi"/>
-          <w:sz w:val="24"/>
-          <w:szCs w:val="24"/>
-        </w:rPr>
-        <w:t xml:space="preserve"> </w:t>
-      </w:r>
-      <w:r>
-        <w:rPr>
-          <w:rFonts w:asciiTheme="majorBidi" w:hAnsiTheme="majorBidi" w:cstheme="majorBidi"/>
-          <w:sz w:val="24"/>
-          <w:szCs w:val="24"/>
-        </w:rPr>
-        <w:t xml:space="preserve">Business Information System </w:t>
-      </w:r>
-      <w:r>
-        <w:rPr>
-          <w:rFonts w:asciiTheme="majorBidi" w:hAnsiTheme="majorBidi" w:cstheme="majorBidi"/>
-          <w:sz w:val="24"/>
-          <w:szCs w:val="24"/>
-        </w:rPr>
-        <w:t>Department for providing the resources and environment necessary to complete this work.</w:t>
-      </w:r>
-    </w:p>
-    <w:p>
-      <w:pPr>
-        <w:spacing w:after="0"/>
-        <w:ind w:left="720" w:hanging="720"/>
-        <w:rPr>
-          <w:rFonts w:asciiTheme="majorBidi" w:hAnsiTheme="majorBidi" w:cstheme="majorBidi"/>
-          <w:sz w:val="24"/>
-          <w:szCs w:val="24"/>
-        </w:rPr>
-      </w:pPr>
-    </w:p>
-    <w:p>
-      <w:pPr>
-        <w:spacing w:after="0"/>
-        <w:ind w:left="720" w:hanging="720"/>
-        <w:rPr>
-          <w:rFonts w:asciiTheme="majorBidi" w:hAnsiTheme="majorBidi" w:cstheme="majorBidi"/>
-          <w:sz w:val="24"/>
-          <w:szCs w:val="24"/>
-        </w:rPr>
-      </w:pPr>
-    </w:p>
-    <w:p>
-      <w:pPr>
-        <w:spacing w:after="0"/>
-        <w:ind w:left="720" w:hanging="720"/>
-        <w:rPr>
-          <w:rFonts w:asciiTheme="majorBidi" w:hAnsiTheme="majorBidi" w:cstheme="majorBidi"/>
-          <w:sz w:val="24"/>
-          <w:szCs w:val="24"/>
-        </w:rPr>
-      </w:pPr>
-    </w:p>
-    <w:p>
-      <w:pPr>
-        <w:spacing w:after="0"/>
-        <w:ind w:left="720" w:hanging="720"/>
-        <w:rPr>
-          <w:rFonts w:asciiTheme="majorBidi" w:hAnsiTheme="majorBidi" w:cstheme="majorBidi"/>
-          <w:sz w:val="24"/>
-          <w:szCs w:val="24"/>
-        </w:rPr>
-      </w:pPr>
-    </w:p>
-    <w:p>
-      <w:pPr>
-        <w:spacing w:after="0"/>
-        <w:ind w:left="720" w:hanging="720"/>
-        <w:rPr>
-          <w:rFonts w:asciiTheme="majorBidi" w:hAnsiTheme="majorBidi" w:cstheme="majorBidi"/>
-          <w:sz w:val="24"/>
-          <w:szCs w:val="24"/>
-        </w:rPr>
-      </w:pPr>
-    </w:p>
-    <w:p>
-      <w:pPr>
-        <w:spacing w:after="0"/>
-        <w:ind w:left="720" w:hanging="720"/>
-        <w:rPr>
-          <w:rFonts w:asciiTheme="majorBidi" w:hAnsiTheme="majorBidi" w:cstheme="majorBidi"/>
-          <w:sz w:val="24"/>
-          <w:szCs w:val="24"/>
-        </w:rPr>
-      </w:pPr>
-    </w:p>
-    <w:p>
-      <w:pPr>
-        <w:spacing w:after="0"/>
-        <w:ind w:left="720" w:hanging="720"/>
-        <w:rPr>
-          <w:rFonts w:asciiTheme="majorBidi" w:hAnsiTheme="majorBidi" w:cstheme="majorBidi"/>
-          <w:sz w:val="24"/>
-          <w:szCs w:val="24"/>
-        </w:rPr>
-      </w:pPr>
-    </w:p>
-    <w:p>
-      <w:pPr>
-        <w:spacing w:after="0"/>
-        <w:ind w:left="720" w:hanging="720"/>
-        <w:rPr>
-          <w:rFonts w:asciiTheme="majorBidi" w:hAnsiTheme="majorBidi" w:cstheme="majorBidi"/>
-          <w:sz w:val="24"/>
-          <w:szCs w:val="24"/>
-        </w:rPr>
-      </w:pPr>
-    </w:p>
-    <w:p>
-      <w:pPr>
-        <w:spacing w:after="0"/>
-        <w:ind w:left="720" w:hanging="720"/>
-        <w:rPr>
-          <w:rFonts w:asciiTheme="majorBidi" w:hAnsiTheme="majorBidi" w:cstheme="majorBidi"/>
-          <w:sz w:val="24"/>
-          <w:szCs w:val="24"/>
-        </w:rPr>
-      </w:pPr>
-    </w:p>
-    <w:p>
-      <w:pPr>
-        <w:spacing w:after="0"/>
-        <w:ind w:left="720" w:hanging="720"/>
-        <w:rPr>
-          <w:rFonts w:asciiTheme="majorBidi" w:hAnsiTheme="majorBidi" w:cstheme="majorBidi"/>
-          <w:sz w:val="24"/>
-          <w:szCs w:val="24"/>
-        </w:rPr>
-      </w:pPr>
-    </w:p>
-    <w:p>
-      <w:pPr>
-        <w:spacing w:after="0"/>
-        <w:ind w:left="720" w:hanging="720"/>
-        <w:rPr>
-          <w:rFonts w:asciiTheme="majorBidi" w:hAnsiTheme="majorBidi" w:cstheme="majorBidi"/>
-          <w:sz w:val="24"/>
-          <w:szCs w:val="24"/>
-        </w:rPr>
-      </w:pPr>
-    </w:p>
-    <w:p>
-      <w:pPr>
-        <w:spacing w:after="0"/>
-        <w:ind w:left="720" w:hanging="720"/>
-        <w:rPr>
-          <w:rFonts w:asciiTheme="majorBidi" w:hAnsiTheme="majorBidi" w:cstheme="majorBidi"/>
-          <w:sz w:val="24"/>
-          <w:szCs w:val="24"/>
-        </w:rPr>
-      </w:pPr>
-    </w:p>
-    <w:p>
-      <w:pPr>
-        <w:spacing w:after="0"/>
-        <w:ind w:left="720" w:hanging="720"/>
-        <w:rPr>
-          <w:rFonts w:asciiTheme="majorBidi" w:hAnsiTheme="majorBidi" w:cstheme="majorBidi"/>
-          <w:sz w:val="24"/>
-          <w:szCs w:val="24"/>
-        </w:rPr>
-      </w:pPr>
-    </w:p>
-    <w:p>
-      <w:pPr>
-        <w:spacing w:after="0"/>
-        <w:ind w:left="720" w:hanging="720"/>
-        <w:rPr>
-          <w:rFonts w:asciiTheme="majorBidi" w:hAnsiTheme="majorBidi" w:cstheme="majorBidi"/>
-          <w:sz w:val="24"/>
-          <w:szCs w:val="24"/>
-        </w:rPr>
-      </w:pPr>
-    </w:p>
-    <w:p>
-      <w:pPr>
-        <w:spacing w:after="0"/>
-        <w:ind w:left="720" w:hanging="720"/>
-        <w:rPr>
-          <w:rFonts w:asciiTheme="majorBidi" w:hAnsiTheme="majorBidi" w:cstheme="majorBidi"/>
-          <w:sz w:val="24"/>
-          <w:szCs w:val="24"/>
-        </w:rPr>
-      </w:pPr>
-    </w:p>
-    <w:p>
-      <w:pPr>
-        <w:spacing w:after="0"/>
-        <w:ind w:left="720" w:hanging="720"/>
-        <w:rPr>
-          <w:rFonts w:asciiTheme="majorBidi" w:hAnsiTheme="majorBidi" w:cstheme="majorBidi"/>
-          <w:sz w:val="24"/>
-          <w:szCs w:val="24"/>
-        </w:rPr>
-      </w:pPr>
-    </w:p>
-    <w:p>
-      <w:pPr>
-        <w:spacing w:after="0"/>
-        <w:ind w:left="720" w:hanging="720"/>
-        <w:rPr>
-          <w:rFonts w:asciiTheme="majorBidi" w:hAnsiTheme="majorBidi" w:cstheme="majorBidi"/>
-          <w:sz w:val="24"/>
-          <w:szCs w:val="24"/>
-        </w:rPr>
-      </w:pPr>
-    </w:p>
-    <w:p>
-      <w:pPr>
-        <w:spacing w:after="0"/>
-        <w:ind w:left="720" w:hanging="720"/>
-        <w:rPr>
-          <w:rFonts w:asciiTheme="majorBidi" w:hAnsiTheme="majorBidi" w:cstheme="majorBidi"/>
-          <w:sz w:val="24"/>
-          <w:szCs w:val="24"/>
-        </w:rPr>
-      </w:pPr>
-    </w:p>
-    <w:p>
-      <w:pPr>
-        <w:spacing w:after="0"/>
-        <w:ind w:left="720" w:hanging="720"/>
-        <w:rPr>
-          <w:rFonts w:asciiTheme="majorBidi" w:hAnsiTheme="majorBidi" w:cstheme="majorBidi"/>
-          <w:sz w:val="24"/>
-          <w:szCs w:val="24"/>
-        </w:rPr>
-      </w:pPr>
-    </w:p>
-    <w:p>
-      <w:pPr>
-        <w:spacing w:after="0"/>
-        <w:ind w:left="720" w:hanging="720"/>
-        <w:rPr>
-          <w:rFonts w:asciiTheme="majorBidi" w:hAnsiTheme="majorBidi" w:cstheme="majorBidi"/>
-          <w:sz w:val="24"/>
-          <w:szCs w:val="24"/>
-        </w:rPr>
-      </w:pPr>
-    </w:p>
-    <w:p>
-      <w:pPr>
-        <w:spacing w:after="0"/>
-        <w:ind w:left="720" w:hanging="720"/>
-        <w:rPr>
-          <w:rFonts w:asciiTheme="majorBidi" w:hAnsiTheme="majorBidi" w:cstheme="majorBidi"/>
-          <w:sz w:val="24"/>
-          <w:szCs w:val="24"/>
-        </w:rPr>
-      </w:pPr>
-    </w:p>
-    <w:p>
-      <w:pPr>
-        <w:spacing w:after="0"/>
-        <w:ind w:left="720" w:hanging="720"/>
-        <w:rPr>
-          <w:rFonts w:asciiTheme="majorBidi" w:hAnsiTheme="majorBidi" w:cstheme="majorBidi"/>
-          <w:sz w:val="24"/>
-          <w:szCs w:val="24"/>
-        </w:rPr>
-      </w:pPr>
-    </w:p>
-    <w:p>
-      <w:pPr>
-        <w:spacing w:after="0"/>
-        <w:ind w:left="720" w:hanging="720"/>
-        <w:rPr>
-          <w:rFonts w:asciiTheme="majorBidi" w:hAnsiTheme="majorBidi" w:cstheme="majorBidi"/>
-          <w:sz w:val="24"/>
-          <w:szCs w:val="24"/>
-        </w:rPr>
-      </w:pPr>
-    </w:p>
-    <w:p>
-      <w:pPr>
-        <w:spacing w:after="0"/>
-        <w:ind w:left="720" w:hanging="720"/>
-        <w:rPr>
-          <w:rFonts w:asciiTheme="majorBidi" w:hAnsiTheme="majorBidi" w:cstheme="majorBidi"/>
-          <w:sz w:val="24"/>
-          <w:szCs w:val="24"/>
-        </w:rPr>
-      </w:pPr>
-    </w:p>
-    <w:p>
-      <w:pPr>
-        <w:spacing w:after="0"/>
-        <w:ind w:left="720" w:hanging="720"/>
-        <w:rPr>
-          <w:rFonts w:asciiTheme="majorBidi" w:hAnsiTheme="majorBidi" w:cstheme="majorBidi"/>
-          <w:sz w:val="24"/>
-          <w:szCs w:val="24"/>
-        </w:rPr>
-      </w:pPr>
-    </w:p>
-    <w:p>
-      <w:pPr>
-        <w:spacing w:after="0"/>
-        <w:ind w:left="720" w:hanging="720"/>
-        <w:rPr>
-          <w:rFonts w:asciiTheme="majorBidi" w:hAnsiTheme="majorBidi" w:cstheme="majorBidi"/>
-          <w:sz w:val="24"/>
-          <w:szCs w:val="24"/>
-        </w:rPr>
-      </w:pPr>
-    </w:p>
-    <w:p>
-      <w:pPr>
-        <w:spacing w:after="0"/>
-        <w:ind w:left="720" w:hanging="720"/>
-        <w:rPr>
-          <w:rFonts w:asciiTheme="majorBidi" w:hAnsiTheme="majorBidi" w:cstheme="majorBidi"/>
-          <w:sz w:val="24"/>
-          <w:szCs w:val="24"/>
-        </w:rPr>
-      </w:pPr>
-    </w:p>
-    <w:p>
-      <w:pPr>
-        <w:spacing w:after="0"/>
-        <w:ind w:left="720" w:hanging="720"/>
-        <w:rPr>
-          <w:rFonts w:asciiTheme="majorBidi" w:hAnsiTheme="majorBidi" w:cstheme="majorBidi"/>
-          <w:sz w:val="24"/>
-          <w:szCs w:val="24"/>
-        </w:rPr>
-      </w:pPr>
-    </w:p>
-    <w:p>
-      <w:pPr>
-        <w:spacing w:after="0"/>
-        <w:ind w:left="720" w:hanging="720"/>
-        <w:rPr>
-          <w:rFonts w:asciiTheme="majorBidi" w:hAnsiTheme="majorBidi" w:cstheme="majorBidi"/>
-          <w:sz w:val="24"/>
-          <w:szCs w:val="24"/>
-        </w:rPr>
-      </w:pPr>
-    </w:p>
-    <w:p>
-      <w:pPr>
-        <w:spacing w:after="0"/>
-        <w:ind w:left="720" w:hanging="720"/>
-        <w:rPr>
-          <w:rFonts w:asciiTheme="majorBidi" w:hAnsiTheme="majorBidi" w:cstheme="majorBidi"/>
-          <w:sz w:val="24"/>
-          <w:szCs w:val="24"/>
-        </w:rPr>
-      </w:pPr>
-    </w:p>
-    <w:p>
-      <w:pPr>
-        <w:spacing w:after="0"/>
-        <w:ind w:left="720" w:hanging="720"/>
-        <w:rPr>
-          <w:rFonts w:asciiTheme="majorBidi" w:hAnsiTheme="majorBidi" w:cstheme="majorBidi"/>
-          <w:sz w:val="24"/>
-          <w:szCs w:val="24"/>
-        </w:rPr>
-      </w:pPr>
+        <w:lastRenderedPageBreak/>
+        <w:t>Table of Contents</w:t>
+      </w:r>
     </w:p>
     <w:p>
       <w:pPr>
@@ -1247,7 +1258,11 @@
           <w:szCs w:val="32"/>
         </w:rPr>
       </w:pPr>
-      <w:r>
+    </w:p>
+    <w:p>
+      <w:pPr>
+        <w:spacing w:after="0"/>
+        <w:jc w:val="center"/>
         <w:rPr>
           <w:rFonts w:asciiTheme="majorBidi" w:hAnsiTheme="majorBidi" w:cstheme="majorBidi"/>
           <w:b/>
@@ -1255,13 +1270,829 @@
           <w:sz w:val="32"/>
           <w:szCs w:val="32"/>
         </w:rPr>
-        <w:lastRenderedPageBreak/>
-        <w:t>Table of Contents</w:t>
-      </w:r>
-    </w:p>
-    <w:p>
-      <w:pPr>
-        <w:spacing w:after="0"/>
+      </w:pPr>
+    </w:p>
+    <w:p>
+      <w:pPr>
+        <w:spacing w:after="0" w:line="240" w:lineRule="auto"/>
+        <w:ind w:left="720" w:hanging="720"/>
+        <w:rPr>
+          <w:rFonts w:asciiTheme="majorBidi" w:hAnsiTheme="majorBidi" w:cstheme="majorBidi"/>
+          <w:sz w:val="24"/>
+          <w:szCs w:val="24"/>
+        </w:rPr>
+      </w:pPr>
+      <w:r>
+        <w:rPr>
+          <w:rFonts w:asciiTheme="majorBidi" w:hAnsiTheme="majorBidi" w:cstheme="majorBidi"/>
+          <w:sz w:val="24"/>
+          <w:szCs w:val="24"/>
+        </w:rPr>
+        <w:t>Abstract &amp; Keywords.........................................................................</w:t>
+      </w:r>
+      <w:r>
+        <w:rPr>
+          <w:rFonts w:asciiTheme="majorBidi" w:hAnsiTheme="majorBidi" w:cstheme="majorBidi"/>
+          <w:sz w:val="24"/>
+          <w:szCs w:val="24"/>
+        </w:rPr>
+        <w:t>4</w:t>
+      </w:r>
+    </w:p>
+    <w:p>
+      <w:pPr>
+        <w:spacing w:after="0" w:line="240" w:lineRule="auto"/>
+        <w:ind w:left="720" w:hanging="720"/>
+        <w:rPr>
+          <w:rFonts w:asciiTheme="majorBidi" w:hAnsiTheme="majorBidi" w:cstheme="majorBidi"/>
+          <w:sz w:val="24"/>
+          <w:szCs w:val="24"/>
+        </w:rPr>
+      </w:pPr>
+      <w:r>
+        <w:rPr>
+          <w:rFonts w:asciiTheme="majorBidi" w:hAnsiTheme="majorBidi" w:cstheme="majorBidi"/>
+          <w:sz w:val="24"/>
+          <w:szCs w:val="24"/>
+        </w:rPr>
+        <w:t>1. Introduction................................................................................</w:t>
+      </w:r>
+      <w:r>
+        <w:rPr>
+          <w:rFonts w:asciiTheme="majorBidi" w:hAnsiTheme="majorBidi" w:cstheme="majorBidi"/>
+          <w:sz w:val="24"/>
+          <w:szCs w:val="24"/>
+        </w:rPr>
+        <w:t>5</w:t>
+      </w:r>
+    </w:p>
+    <w:p>
+      <w:pPr>
+        <w:spacing w:after="0" w:line="240" w:lineRule="auto"/>
+        <w:ind w:left="720" w:hanging="720"/>
+        <w:rPr>
+          <w:rFonts w:asciiTheme="majorBidi" w:hAnsiTheme="majorBidi" w:cstheme="majorBidi"/>
+          <w:sz w:val="24"/>
+          <w:szCs w:val="24"/>
+        </w:rPr>
+      </w:pPr>
+      <w:r>
+        <w:rPr>
+          <w:rFonts w:asciiTheme="majorBidi" w:hAnsiTheme="majorBidi" w:cstheme="majorBidi"/>
+          <w:sz w:val="24"/>
+          <w:szCs w:val="24"/>
+        </w:rPr>
+        <w:t xml:space="preserve">   1.1 Problem Statement &amp; Significance........................................</w:t>
+      </w:r>
+      <w:r>
+        <w:rPr>
+          <w:rFonts w:asciiTheme="majorBidi" w:hAnsiTheme="majorBidi" w:cstheme="majorBidi"/>
+          <w:sz w:val="24"/>
+          <w:szCs w:val="24"/>
+        </w:rPr>
+        <w:t>5</w:t>
+      </w:r>
+    </w:p>
+    <w:p>
+      <w:pPr>
+        <w:spacing w:after="0" w:line="240" w:lineRule="auto"/>
+        <w:ind w:left="720" w:hanging="720"/>
+        <w:rPr>
+          <w:rFonts w:asciiTheme="majorBidi" w:hAnsiTheme="majorBidi" w:cstheme="majorBidi"/>
+          <w:sz w:val="24"/>
+          <w:szCs w:val="24"/>
+        </w:rPr>
+      </w:pPr>
+      <w:r>
+        <w:rPr>
+          <w:rFonts w:asciiTheme="majorBidi" w:hAnsiTheme="majorBidi" w:cstheme="majorBidi"/>
+          <w:sz w:val="24"/>
+          <w:szCs w:val="24"/>
+        </w:rPr>
+        <w:t xml:space="preserve">   1.2 Goals and Proposed Solution................................................</w:t>
+      </w:r>
+      <w:r>
+        <w:rPr>
+          <w:rFonts w:asciiTheme="majorBidi" w:hAnsiTheme="majorBidi" w:cstheme="majorBidi"/>
+          <w:sz w:val="24"/>
+          <w:szCs w:val="24"/>
+        </w:rPr>
+        <w:t>5</w:t>
+      </w:r>
+    </w:p>
+    <w:p>
+      <w:pPr>
+        <w:spacing w:after="0" w:line="240" w:lineRule="auto"/>
+        <w:ind w:left="720" w:hanging="720"/>
+        <w:rPr>
+          <w:rFonts w:asciiTheme="majorBidi" w:hAnsiTheme="majorBidi" w:cstheme="majorBidi"/>
+          <w:sz w:val="24"/>
+          <w:szCs w:val="24"/>
+        </w:rPr>
+      </w:pPr>
+      <w:r>
+        <w:rPr>
+          <w:rFonts w:asciiTheme="majorBidi" w:hAnsiTheme="majorBidi" w:cstheme="majorBidi"/>
+          <w:sz w:val="24"/>
+          <w:szCs w:val="24"/>
+        </w:rPr>
+        <w:t xml:space="preserve">   1.3 Project Domain &amp; Limitations..............................................</w:t>
+      </w:r>
+      <w:r>
+        <w:rPr>
+          <w:rFonts w:asciiTheme="majorBidi" w:hAnsiTheme="majorBidi" w:cstheme="majorBidi"/>
+          <w:sz w:val="24"/>
+          <w:szCs w:val="24"/>
+        </w:rPr>
+        <w:t>6</w:t>
+      </w:r>
+    </w:p>
+    <w:p>
+      <w:pPr>
+        <w:spacing w:after="0" w:line="240" w:lineRule="auto"/>
+        <w:ind w:left="720" w:hanging="720"/>
+        <w:rPr>
+          <w:rFonts w:asciiTheme="majorBidi" w:hAnsiTheme="majorBidi" w:cstheme="majorBidi"/>
+          <w:sz w:val="24"/>
+          <w:szCs w:val="24"/>
+        </w:rPr>
+      </w:pPr>
+      <w:r>
+        <w:rPr>
+          <w:rFonts w:asciiTheme="majorBidi" w:hAnsiTheme="majorBidi" w:cstheme="majorBidi"/>
+          <w:sz w:val="24"/>
+          <w:szCs w:val="24"/>
+        </w:rPr>
+        <w:t xml:space="preserve">   1.4 Definitions of New Terms....................................................</w:t>
+      </w:r>
+      <w:r>
+        <w:rPr>
+          <w:rFonts w:asciiTheme="majorBidi" w:hAnsiTheme="majorBidi" w:cstheme="majorBidi"/>
+          <w:sz w:val="24"/>
+          <w:szCs w:val="24"/>
+        </w:rPr>
+        <w:t>6</w:t>
+      </w:r>
+    </w:p>
+    <w:p>
+      <w:pPr>
+        <w:spacing w:after="0" w:line="240" w:lineRule="auto"/>
+        <w:ind w:left="720" w:hanging="720"/>
+        <w:rPr>
+          <w:rFonts w:asciiTheme="majorBidi" w:hAnsiTheme="majorBidi" w:cstheme="majorBidi"/>
+          <w:sz w:val="24"/>
+          <w:szCs w:val="24"/>
+        </w:rPr>
+      </w:pPr>
+      <w:r>
+        <w:rPr>
+          <w:rFonts w:asciiTheme="majorBidi" w:hAnsiTheme="majorBidi" w:cstheme="majorBidi"/>
+          <w:sz w:val="24"/>
+          <w:szCs w:val="24"/>
+        </w:rPr>
+        <w:t>2. Background Information &amp; Related Work...................................</w:t>
+      </w:r>
+      <w:r>
+        <w:rPr>
+          <w:rFonts w:asciiTheme="majorBidi" w:hAnsiTheme="majorBidi" w:cstheme="majorBidi"/>
+          <w:sz w:val="24"/>
+          <w:szCs w:val="24"/>
+        </w:rPr>
+        <w:t>7</w:t>
+      </w:r>
+    </w:p>
+    <w:p>
+      <w:pPr>
+        <w:spacing w:after="0" w:line="240" w:lineRule="auto"/>
+        <w:ind w:left="720" w:hanging="720"/>
+        <w:rPr>
+          <w:rFonts w:asciiTheme="majorBidi" w:hAnsiTheme="majorBidi" w:cstheme="majorBidi"/>
+          <w:sz w:val="24"/>
+          <w:szCs w:val="24"/>
+        </w:rPr>
+      </w:pPr>
+      <w:r>
+        <w:rPr>
+          <w:rFonts w:asciiTheme="majorBidi" w:hAnsiTheme="majorBidi" w:cstheme="majorBidi"/>
+          <w:sz w:val="24"/>
+          <w:szCs w:val="24"/>
+        </w:rPr>
+        <w:t xml:space="preserve">   2.1 Background Information......................................................</w:t>
+      </w:r>
+      <w:r>
+        <w:rPr>
+          <w:rFonts w:asciiTheme="majorBidi" w:hAnsiTheme="majorBidi" w:cstheme="majorBidi"/>
+          <w:sz w:val="24"/>
+          <w:szCs w:val="24"/>
+        </w:rPr>
+        <w:t>7</w:t>
+      </w:r>
+    </w:p>
+    <w:p>
+      <w:pPr>
+        <w:spacing w:after="0" w:line="240" w:lineRule="auto"/>
+        <w:ind w:left="720" w:hanging="720"/>
+        <w:rPr>
+          <w:rFonts w:asciiTheme="majorBidi" w:hAnsiTheme="majorBidi" w:cstheme="majorBidi"/>
+          <w:sz w:val="24"/>
+          <w:szCs w:val="24"/>
+        </w:rPr>
+      </w:pPr>
+      <w:r>
+        <w:rPr>
+          <w:rFonts w:asciiTheme="majorBidi" w:hAnsiTheme="majorBidi" w:cstheme="majorBidi"/>
+          <w:sz w:val="24"/>
+          <w:szCs w:val="24"/>
+        </w:rPr>
+        <w:t xml:space="preserve">   2.2 Related Work Survey........................................................7</w:t>
+      </w:r>
+    </w:p>
+    <w:p>
+      <w:pPr>
+        <w:spacing w:after="0" w:line="240" w:lineRule="auto"/>
+        <w:ind w:left="720" w:hanging="720"/>
+        <w:rPr>
+          <w:rFonts w:asciiTheme="majorBidi" w:hAnsiTheme="majorBidi" w:cstheme="majorBidi"/>
+          <w:sz w:val="24"/>
+          <w:szCs w:val="24"/>
+        </w:rPr>
+      </w:pPr>
+      <w:r>
+        <w:rPr>
+          <w:rFonts w:asciiTheme="majorBidi" w:hAnsiTheme="majorBidi" w:cstheme="majorBidi"/>
+          <w:sz w:val="24"/>
+          <w:szCs w:val="24"/>
+        </w:rPr>
+        <w:t xml:space="preserve">   2.3 Proposed &amp; Similar Systems Comparison...............................</w:t>
+      </w:r>
+      <w:r>
+        <w:rPr>
+          <w:rFonts w:asciiTheme="majorBidi" w:hAnsiTheme="majorBidi" w:cstheme="majorBidi"/>
+          <w:sz w:val="24"/>
+          <w:szCs w:val="24"/>
+        </w:rPr>
+        <w:t>7</w:t>
+      </w:r>
+    </w:p>
+    <w:p>
+      <w:pPr>
+        <w:spacing w:after="0" w:line="240" w:lineRule="auto"/>
+        <w:ind w:left="720" w:hanging="720"/>
+        <w:rPr>
+          <w:rFonts w:asciiTheme="majorBidi" w:hAnsiTheme="majorBidi" w:cstheme="majorBidi"/>
+          <w:sz w:val="24"/>
+          <w:szCs w:val="24"/>
+        </w:rPr>
+      </w:pPr>
+      <w:r>
+        <w:rPr>
+          <w:rFonts w:asciiTheme="majorBidi" w:hAnsiTheme="majorBidi" w:cstheme="majorBidi"/>
+          <w:sz w:val="24"/>
+          <w:szCs w:val="24"/>
+        </w:rPr>
+        <w:t>3. Business Model and Marketing Plan........................................</w:t>
+      </w:r>
+      <w:r>
+        <w:rPr>
+          <w:rFonts w:asciiTheme="majorBidi" w:hAnsiTheme="majorBidi" w:cstheme="majorBidi"/>
+          <w:sz w:val="24"/>
+          <w:szCs w:val="24"/>
+        </w:rPr>
+        <w:t>8</w:t>
+      </w:r>
+    </w:p>
+    <w:p>
+      <w:pPr>
+        <w:spacing w:after="0" w:line="240" w:lineRule="auto"/>
+        <w:ind w:left="720" w:hanging="720"/>
+        <w:rPr>
+          <w:rFonts w:asciiTheme="majorBidi" w:hAnsiTheme="majorBidi" w:cstheme="majorBidi"/>
+          <w:sz w:val="24"/>
+          <w:szCs w:val="24"/>
+        </w:rPr>
+      </w:pPr>
+      <w:r>
+        <w:rPr>
+          <w:rFonts w:asciiTheme="majorBidi" w:hAnsiTheme="majorBidi" w:cstheme="majorBidi"/>
+          <w:sz w:val="24"/>
+          <w:szCs w:val="24"/>
+        </w:rPr>
+        <w:t xml:space="preserve">   3.1 Value Proposition............................................................</w:t>
+      </w:r>
+      <w:r>
+        <w:rPr>
+          <w:rFonts w:asciiTheme="majorBidi" w:hAnsiTheme="majorBidi" w:cstheme="majorBidi"/>
+          <w:sz w:val="24"/>
+          <w:szCs w:val="24"/>
+        </w:rPr>
+        <w:t>8</w:t>
+      </w:r>
+    </w:p>
+    <w:p>
+      <w:pPr>
+        <w:spacing w:after="0" w:line="240" w:lineRule="auto"/>
+        <w:ind w:left="720" w:hanging="720"/>
+        <w:rPr>
+          <w:rFonts w:asciiTheme="majorBidi" w:hAnsiTheme="majorBidi" w:cstheme="majorBidi"/>
+          <w:sz w:val="24"/>
+          <w:szCs w:val="24"/>
+        </w:rPr>
+      </w:pPr>
+      <w:r>
+        <w:rPr>
+          <w:rFonts w:asciiTheme="majorBidi" w:hAnsiTheme="majorBidi" w:cstheme="majorBidi"/>
+          <w:sz w:val="24"/>
+          <w:szCs w:val="24"/>
+        </w:rPr>
+        <w:t xml:space="preserve">   3.2 Customer Segments.........................................................</w:t>
+      </w:r>
+      <w:r>
+        <w:rPr>
+          <w:rFonts w:asciiTheme="majorBidi" w:hAnsiTheme="majorBidi" w:cstheme="majorBidi"/>
+          <w:sz w:val="24"/>
+          <w:szCs w:val="24"/>
+        </w:rPr>
+        <w:t>8</w:t>
+      </w:r>
+    </w:p>
+    <w:p>
+      <w:pPr>
+        <w:spacing w:after="0" w:line="240" w:lineRule="auto"/>
+        <w:ind w:left="720" w:hanging="720"/>
+        <w:rPr>
+          <w:rFonts w:asciiTheme="majorBidi" w:hAnsiTheme="majorBidi" w:cstheme="majorBidi"/>
+          <w:sz w:val="24"/>
+          <w:szCs w:val="24"/>
+        </w:rPr>
+      </w:pPr>
+      <w:r>
+        <w:rPr>
+          <w:rFonts w:asciiTheme="majorBidi" w:hAnsiTheme="majorBidi" w:cstheme="majorBidi"/>
+          <w:sz w:val="24"/>
+          <w:szCs w:val="24"/>
+        </w:rPr>
+        <w:t xml:space="preserve">   3.3 Channels....................................................................</w:t>
+      </w:r>
+      <w:r>
+        <w:rPr>
+          <w:rFonts w:asciiTheme="majorBidi" w:hAnsiTheme="majorBidi" w:cstheme="majorBidi"/>
+          <w:sz w:val="24"/>
+          <w:szCs w:val="24"/>
+        </w:rPr>
+        <w:t>8</w:t>
+      </w:r>
+    </w:p>
+    <w:p>
+      <w:pPr>
+        <w:spacing w:after="0" w:line="240" w:lineRule="auto"/>
+        <w:ind w:left="720" w:hanging="720"/>
+        <w:rPr>
+          <w:rFonts w:asciiTheme="majorBidi" w:hAnsiTheme="majorBidi" w:cstheme="majorBidi"/>
+          <w:sz w:val="24"/>
+          <w:szCs w:val="24"/>
+        </w:rPr>
+      </w:pPr>
+      <w:r>
+        <w:rPr>
+          <w:rFonts w:asciiTheme="majorBidi" w:hAnsiTheme="majorBidi" w:cstheme="majorBidi"/>
+          <w:sz w:val="24"/>
+          <w:szCs w:val="24"/>
+        </w:rPr>
+        <w:t xml:space="preserve">   3.4 Customer Relationships....................................................</w:t>
+      </w:r>
+      <w:r>
+        <w:rPr>
+          <w:rFonts w:asciiTheme="majorBidi" w:hAnsiTheme="majorBidi" w:cstheme="majorBidi"/>
+          <w:sz w:val="24"/>
+          <w:szCs w:val="24"/>
+        </w:rPr>
+        <w:t>8</w:t>
+      </w:r>
+    </w:p>
+    <w:p>
+      <w:pPr>
+        <w:spacing w:after="0" w:line="240" w:lineRule="auto"/>
+        <w:ind w:left="720" w:hanging="720"/>
+        <w:rPr>
+          <w:rFonts w:asciiTheme="majorBidi" w:hAnsiTheme="majorBidi" w:cstheme="majorBidi"/>
+          <w:sz w:val="24"/>
+          <w:szCs w:val="24"/>
+        </w:rPr>
+      </w:pPr>
+      <w:r>
+        <w:rPr>
+          <w:rFonts w:asciiTheme="majorBidi" w:hAnsiTheme="majorBidi" w:cstheme="majorBidi"/>
+          <w:sz w:val="24"/>
+          <w:szCs w:val="24"/>
+        </w:rPr>
+        <w:t xml:space="preserve">   3.5 Key Partners...............................................................</w:t>
+      </w:r>
+      <w:r>
+        <w:rPr>
+          <w:rFonts w:asciiTheme="majorBidi" w:hAnsiTheme="majorBidi" w:cstheme="majorBidi"/>
+          <w:sz w:val="24"/>
+          <w:szCs w:val="24"/>
+        </w:rPr>
+        <w:t>8</w:t>
+      </w:r>
+    </w:p>
+    <w:p>
+      <w:pPr>
+        <w:spacing w:after="0" w:line="240" w:lineRule="auto"/>
+        <w:ind w:left="720" w:hanging="720"/>
+        <w:rPr>
+          <w:rFonts w:asciiTheme="majorBidi" w:hAnsiTheme="majorBidi" w:cstheme="majorBidi"/>
+          <w:sz w:val="24"/>
+          <w:szCs w:val="24"/>
+        </w:rPr>
+      </w:pPr>
+      <w:r>
+        <w:rPr>
+          <w:rFonts w:asciiTheme="majorBidi" w:hAnsiTheme="majorBidi" w:cstheme="majorBidi"/>
+          <w:sz w:val="24"/>
+          <w:szCs w:val="24"/>
+        </w:rPr>
+        <w:t xml:space="preserve">   3.6 Key Activities..............................................................12</w:t>
+      </w:r>
+    </w:p>
+    <w:p>
+      <w:pPr>
+        <w:spacing w:after="0" w:line="240" w:lineRule="auto"/>
+        <w:ind w:left="720" w:hanging="720"/>
+        <w:rPr>
+          <w:rFonts w:asciiTheme="majorBidi" w:hAnsiTheme="majorBidi" w:cstheme="majorBidi"/>
+          <w:sz w:val="24"/>
+          <w:szCs w:val="24"/>
+        </w:rPr>
+      </w:pPr>
+      <w:r>
+        <w:rPr>
+          <w:rFonts w:asciiTheme="majorBidi" w:hAnsiTheme="majorBidi" w:cstheme="majorBidi"/>
+          <w:sz w:val="24"/>
+          <w:szCs w:val="24"/>
+        </w:rPr>
+        <w:t xml:space="preserve">   3.7 Key Resources..............................................................12</w:t>
+      </w:r>
+    </w:p>
+    <w:p>
+      <w:pPr>
+        <w:spacing w:after="0" w:line="240" w:lineRule="auto"/>
+        <w:ind w:left="720" w:hanging="720"/>
+        <w:rPr>
+          <w:rFonts w:asciiTheme="majorBidi" w:hAnsiTheme="majorBidi" w:cstheme="majorBidi"/>
+          <w:sz w:val="24"/>
+          <w:szCs w:val="24"/>
+        </w:rPr>
+      </w:pPr>
+      <w:r>
+        <w:rPr>
+          <w:rFonts w:asciiTheme="majorBidi" w:hAnsiTheme="majorBidi" w:cstheme="majorBidi"/>
+          <w:sz w:val="24"/>
+          <w:szCs w:val="24"/>
+        </w:rPr>
+        <w:t xml:space="preserve">   3.8 Cost Structure.............................................................13</w:t>
+      </w:r>
+    </w:p>
+    <w:p>
+      <w:pPr>
+        <w:spacing w:after="0" w:line="240" w:lineRule="auto"/>
+        <w:ind w:left="720" w:hanging="720"/>
+        <w:rPr>
+          <w:rFonts w:asciiTheme="majorBidi" w:hAnsiTheme="majorBidi" w:cstheme="majorBidi"/>
+          <w:sz w:val="24"/>
+          <w:szCs w:val="24"/>
+        </w:rPr>
+      </w:pPr>
+      <w:r>
+        <w:rPr>
+          <w:rFonts w:asciiTheme="majorBidi" w:hAnsiTheme="majorBidi" w:cstheme="majorBidi"/>
+          <w:sz w:val="24"/>
+          <w:szCs w:val="24"/>
+        </w:rPr>
+        <w:t xml:space="preserve">   3.9 Revenue Streams...........................................................14</w:t>
+      </w:r>
+    </w:p>
+    <w:p>
+      <w:pPr>
+        <w:spacing w:after="0" w:line="240" w:lineRule="auto"/>
+        <w:ind w:left="720" w:hanging="720"/>
+        <w:rPr>
+          <w:rFonts w:asciiTheme="majorBidi" w:hAnsiTheme="majorBidi" w:cstheme="majorBidi"/>
+          <w:sz w:val="24"/>
+          <w:szCs w:val="24"/>
+        </w:rPr>
+      </w:pPr>
+      <w:r>
+        <w:rPr>
+          <w:rFonts w:asciiTheme="majorBidi" w:hAnsiTheme="majorBidi" w:cstheme="majorBidi"/>
+          <w:sz w:val="24"/>
+          <w:szCs w:val="24"/>
+        </w:rPr>
+        <w:t xml:space="preserve">   3.10 Marketing Plan............................................................15</w:t>
+      </w:r>
+    </w:p>
+    <w:p>
+      <w:pPr>
+        <w:spacing w:after="0" w:line="240" w:lineRule="auto"/>
+        <w:ind w:left="720" w:hanging="720"/>
+        <w:rPr>
+          <w:rFonts w:asciiTheme="majorBidi" w:hAnsiTheme="majorBidi" w:cstheme="majorBidi"/>
+          <w:sz w:val="24"/>
+          <w:szCs w:val="24"/>
+        </w:rPr>
+      </w:pPr>
+      <w:r>
+        <w:rPr>
+          <w:rFonts w:asciiTheme="majorBidi" w:hAnsiTheme="majorBidi" w:cstheme="majorBidi"/>
+          <w:sz w:val="24"/>
+          <w:szCs w:val="24"/>
+        </w:rPr>
+        <w:t>4. System Analysis......................................................................16</w:t>
+      </w:r>
+    </w:p>
+    <w:p>
+      <w:pPr>
+        <w:spacing w:after="0" w:line="240" w:lineRule="auto"/>
+        <w:ind w:left="720" w:hanging="720"/>
+        <w:rPr>
+          <w:rFonts w:asciiTheme="majorBidi" w:hAnsiTheme="majorBidi" w:cstheme="majorBidi"/>
+          <w:sz w:val="24"/>
+          <w:szCs w:val="24"/>
+        </w:rPr>
+      </w:pPr>
+      <w:r>
+        <w:rPr>
+          <w:rFonts w:asciiTheme="majorBidi" w:hAnsiTheme="majorBidi" w:cstheme="majorBidi"/>
+          <w:sz w:val="24"/>
+          <w:szCs w:val="24"/>
+        </w:rPr>
+        <w:t xml:space="preserve">   4.1 Requirements Specification..............................................16</w:t>
+      </w:r>
+    </w:p>
+    <w:p>
+      <w:pPr>
+        <w:spacing w:after="0" w:line="240" w:lineRule="auto"/>
+        <w:ind w:left="720" w:hanging="720"/>
+        <w:rPr>
+          <w:rFonts w:asciiTheme="majorBidi" w:hAnsiTheme="majorBidi" w:cstheme="majorBidi"/>
+          <w:sz w:val="24"/>
+          <w:szCs w:val="24"/>
+        </w:rPr>
+      </w:pPr>
+      <w:r>
+        <w:rPr>
+          <w:rFonts w:asciiTheme="majorBidi" w:hAnsiTheme="majorBidi" w:cstheme="majorBidi"/>
+          <w:sz w:val="24"/>
+          <w:szCs w:val="24"/>
+        </w:rPr>
+        <w:t xml:space="preserve">   4.2 Requirements Analysis....................................................17</w:t>
+      </w:r>
+    </w:p>
+    <w:p>
+      <w:pPr>
+        <w:spacing w:after="0" w:line="240" w:lineRule="auto"/>
+        <w:ind w:left="720" w:hanging="720"/>
+        <w:rPr>
+          <w:rFonts w:asciiTheme="majorBidi" w:hAnsiTheme="majorBidi" w:cstheme="majorBidi"/>
+          <w:sz w:val="24"/>
+          <w:szCs w:val="24"/>
+        </w:rPr>
+      </w:pPr>
+      <w:r>
+        <w:rPr>
+          <w:rFonts w:asciiTheme="majorBidi" w:hAnsiTheme="majorBidi" w:cstheme="majorBidi"/>
+          <w:sz w:val="24"/>
+          <w:szCs w:val="24"/>
+        </w:rPr>
+        <w:t>5. System Design........................................................................18</w:t>
+      </w:r>
+    </w:p>
+    <w:p>
+      <w:pPr>
+        <w:spacing w:after="0" w:line="240" w:lineRule="auto"/>
+        <w:ind w:left="720" w:hanging="720"/>
+        <w:rPr>
+          <w:rFonts w:asciiTheme="majorBidi" w:hAnsiTheme="majorBidi" w:cstheme="majorBidi"/>
+          <w:sz w:val="24"/>
+          <w:szCs w:val="24"/>
+        </w:rPr>
+      </w:pPr>
+      <w:r>
+        <w:rPr>
+          <w:rFonts w:asciiTheme="majorBidi" w:hAnsiTheme="majorBidi" w:cstheme="majorBidi"/>
+          <w:sz w:val="24"/>
+          <w:szCs w:val="24"/>
+        </w:rPr>
+        <w:t xml:space="preserve">   5.1 System Architecture.......................................................18</w:t>
+      </w:r>
+    </w:p>
+    <w:p>
+      <w:pPr>
+        <w:spacing w:after="0" w:line="240" w:lineRule="auto"/>
+        <w:ind w:left="720" w:hanging="720"/>
+        <w:rPr>
+          <w:rFonts w:asciiTheme="majorBidi" w:hAnsiTheme="majorBidi" w:cstheme="majorBidi"/>
+          <w:sz w:val="24"/>
+          <w:szCs w:val="24"/>
+        </w:rPr>
+      </w:pPr>
+      <w:r>
+        <w:rPr>
+          <w:rFonts w:asciiTheme="majorBidi" w:hAnsiTheme="majorBidi" w:cstheme="majorBidi"/>
+          <w:sz w:val="24"/>
+          <w:szCs w:val="24"/>
+        </w:rPr>
+        <w:t xml:space="preserve">   5.2 User Interface Design.....................................................19</w:t>
+      </w:r>
+    </w:p>
+    <w:p>
+      <w:pPr>
+        <w:spacing w:after="0" w:line="240" w:lineRule="auto"/>
+        <w:ind w:left="720" w:hanging="720"/>
+        <w:rPr>
+          <w:rFonts w:asciiTheme="majorBidi" w:hAnsiTheme="majorBidi" w:cstheme="majorBidi"/>
+          <w:sz w:val="24"/>
+          <w:szCs w:val="24"/>
+        </w:rPr>
+      </w:pPr>
+      <w:r>
+        <w:rPr>
+          <w:rFonts w:asciiTheme="majorBidi" w:hAnsiTheme="majorBidi" w:cstheme="majorBidi"/>
+          <w:sz w:val="24"/>
+          <w:szCs w:val="24"/>
+        </w:rPr>
+        <w:t>References....................................................................................20</w:t>
+      </w:r>
+    </w:p>
+    <w:p>
+      <w:pPr>
+        <w:spacing w:after="0" w:line="240" w:lineRule="auto"/>
+        <w:ind w:left="720" w:hanging="720"/>
+        <w:rPr>
+          <w:rFonts w:asciiTheme="majorBidi" w:hAnsiTheme="majorBidi" w:cstheme="majorBidi"/>
+          <w:sz w:val="24"/>
+          <w:szCs w:val="24"/>
+        </w:rPr>
+      </w:pPr>
+      <w:r>
+        <w:rPr>
+          <w:rFonts w:asciiTheme="majorBidi" w:hAnsiTheme="majorBidi" w:cstheme="majorBidi"/>
+          <w:sz w:val="24"/>
+          <w:szCs w:val="24"/>
+        </w:rPr>
+        <w:t>Appendices...................................................................................21</w:t>
+      </w:r>
+    </w:p>
+    <w:p>
+      <w:pPr>
+        <w:spacing w:after="0" w:line="240" w:lineRule="auto"/>
+        <w:ind w:left="720" w:hanging="720"/>
+        <w:rPr>
+          <w:rFonts w:asciiTheme="majorBidi" w:hAnsiTheme="majorBidi" w:cstheme="majorBidi"/>
+          <w:sz w:val="24"/>
+          <w:szCs w:val="24"/>
+        </w:rPr>
+      </w:pPr>
+      <w:r>
+        <w:rPr>
+          <w:rFonts w:asciiTheme="majorBidi" w:hAnsiTheme="majorBidi" w:cstheme="majorBidi"/>
+          <w:sz w:val="24"/>
+          <w:szCs w:val="24"/>
+        </w:rPr>
+        <w:t xml:space="preserve">   Appendix A: User Survey Questionnaire...................................21</w:t>
+      </w:r>
+    </w:p>
+    <w:p>
+      <w:pPr>
+        <w:spacing w:after="0" w:line="240" w:lineRule="auto"/>
+        <w:ind w:left="720" w:hanging="720"/>
+        <w:rPr>
+          <w:rFonts w:asciiTheme="majorBidi" w:hAnsiTheme="majorBidi" w:cstheme="majorBidi"/>
+          <w:sz w:val="24"/>
+          <w:szCs w:val="24"/>
+        </w:rPr>
+      </w:pPr>
+      <w:r>
+        <w:rPr>
+          <w:rFonts w:asciiTheme="majorBidi" w:hAnsiTheme="majorBidi" w:cstheme="majorBidi"/>
+          <w:sz w:val="24"/>
+          <w:szCs w:val="24"/>
+        </w:rPr>
+        <w:t xml:space="preserve">   Appendix B: System Wireframes.............................................22</w:t>
+      </w:r>
+    </w:p>
+    <w:p>
+      <w:pPr>
+        <w:spacing w:after="0" w:line="240" w:lineRule="auto"/>
+        <w:ind w:left="720" w:hanging="720"/>
+        <w:rPr>
+          <w:rFonts w:asciiTheme="majorBidi" w:hAnsiTheme="majorBidi" w:cstheme="majorBidi"/>
+          <w:sz w:val="24"/>
+          <w:szCs w:val="24"/>
+        </w:rPr>
+      </w:pPr>
+      <w:r>
+        <w:rPr>
+          <w:rFonts w:asciiTheme="majorBidi" w:hAnsiTheme="majorBidi" w:cstheme="majorBidi"/>
+          <w:sz w:val="24"/>
+          <w:szCs w:val="24"/>
+        </w:rPr>
+        <w:t xml:space="preserve">   Appendix C: Database Schema...............................................23</w:t>
+      </w:r>
+    </w:p>
+    <w:p>
+      <w:pPr>
+        <w:spacing w:after="0" w:line="240" w:lineRule="auto"/>
+        <w:ind w:left="720" w:hanging="720"/>
+        <w:rPr>
+          <w:rFonts w:asciiTheme="majorBidi" w:hAnsiTheme="majorBidi" w:cstheme="majorBidi"/>
+          <w:sz w:val="32"/>
+          <w:szCs w:val="32"/>
+        </w:rPr>
+      </w:pPr>
+      <w:r>
+        <w:rPr>
+          <w:rFonts w:asciiTheme="majorBidi" w:hAnsiTheme="majorBidi" w:cstheme="majorBidi"/>
+          <w:sz w:val="24"/>
+          <w:szCs w:val="24"/>
+        </w:rPr>
+        <w:t xml:space="preserve">   Appendix D: Development Timeline.........................................24</w:t>
+      </w:r>
+    </w:p>
+    <w:p>
+      <w:pPr>
+        <w:spacing w:after="0" w:line="240" w:lineRule="auto"/>
+        <w:rPr>
+          <w:rFonts w:asciiTheme="majorBidi" w:hAnsiTheme="majorBidi" w:cstheme="majorBidi"/>
+          <w:sz w:val="32"/>
+          <w:szCs w:val="32"/>
+        </w:rPr>
+      </w:pPr>
+    </w:p>
+    <w:p>
+      <w:pPr>
+        <w:spacing w:after="0" w:line="240" w:lineRule="auto"/>
+        <w:rPr>
+          <w:rFonts w:asciiTheme="majorBidi" w:hAnsiTheme="majorBidi" w:cstheme="majorBidi"/>
+          <w:sz w:val="32"/>
+          <w:szCs w:val="32"/>
+        </w:rPr>
+      </w:pPr>
+    </w:p>
+    <w:p>
+      <w:pPr>
+        <w:spacing w:after="0" w:line="240" w:lineRule="auto"/>
+        <w:rPr>
+          <w:rFonts w:asciiTheme="majorBidi" w:hAnsiTheme="majorBidi" w:cstheme="majorBidi"/>
+          <w:sz w:val="32"/>
+          <w:szCs w:val="32"/>
+        </w:rPr>
+      </w:pPr>
+    </w:p>
+    <w:p>
+      <w:pPr>
+        <w:spacing w:after="0" w:line="240" w:lineRule="auto"/>
+        <w:rPr>
+          <w:rFonts w:asciiTheme="majorBidi" w:hAnsiTheme="majorBidi" w:cstheme="majorBidi"/>
+          <w:sz w:val="32"/>
+          <w:szCs w:val="32"/>
+        </w:rPr>
+      </w:pPr>
+    </w:p>
+    <w:p>
+      <w:pPr>
+        <w:spacing w:after="0" w:line="240" w:lineRule="auto"/>
+        <w:rPr>
+          <w:rFonts w:asciiTheme="majorBidi" w:hAnsiTheme="majorBidi" w:cstheme="majorBidi"/>
+          <w:sz w:val="32"/>
+          <w:szCs w:val="32"/>
+        </w:rPr>
+      </w:pPr>
+    </w:p>
+    <w:p>
+      <w:pPr>
+        <w:spacing w:after="0" w:line="240" w:lineRule="auto"/>
+        <w:rPr>
+          <w:rFonts w:asciiTheme="majorBidi" w:hAnsiTheme="majorBidi" w:cstheme="majorBidi"/>
+          <w:sz w:val="32"/>
+          <w:szCs w:val="32"/>
+        </w:rPr>
+      </w:pPr>
+    </w:p>
+    <w:p>
+      <w:pPr>
+        <w:spacing w:after="0" w:line="240" w:lineRule="auto"/>
+        <w:rPr>
+          <w:rFonts w:asciiTheme="majorBidi" w:hAnsiTheme="majorBidi" w:cstheme="majorBidi"/>
+          <w:sz w:val="32"/>
+          <w:szCs w:val="32"/>
+        </w:rPr>
+      </w:pPr>
+    </w:p>
+    <w:p>
+      <w:pPr>
+        <w:spacing w:after="0" w:line="240" w:lineRule="auto"/>
+        <w:ind w:left="720" w:hanging="720"/>
         <w:jc w:val="center"/>
         <w:rPr>
           <w:rFonts w:asciiTheme="majorBidi" w:hAnsiTheme="majorBidi" w:cstheme="majorBidi"/>
@@ -1271,11 +2102,7 @@
           <w:szCs w:val="32"/>
         </w:rPr>
       </w:pPr>
-    </w:p>
-    <w:p>
-      <w:pPr>
-        <w:spacing w:after="0"/>
-        <w:jc w:val="center"/>
+      <w:r>
         <w:rPr>
           <w:rFonts w:asciiTheme="majorBidi" w:hAnsiTheme="majorBidi" w:cstheme="majorBidi"/>
           <w:b/>
@@ -1283,734 +2110,8 @@
           <w:sz w:val="32"/>
           <w:szCs w:val="32"/>
         </w:rPr>
-      </w:pPr>
-    </w:p>
-    <w:p>
-      <w:pPr>
-        <w:spacing w:after="0" w:line="240" w:lineRule="auto"/>
-        <w:ind w:left="720" w:hanging="720"/>
-        <w:rPr>
-          <w:rFonts w:asciiTheme="majorBidi" w:hAnsiTheme="majorBidi" w:cstheme="majorBidi"/>
-          <w:sz w:val="24"/>
-          <w:szCs w:val="24"/>
-        </w:rPr>
-      </w:pPr>
-      <w:r>
-        <w:rPr>
-          <w:rFonts w:asciiTheme="majorBidi" w:hAnsiTheme="majorBidi" w:cstheme="majorBidi"/>
-          <w:sz w:val="24"/>
-          <w:szCs w:val="24"/>
-        </w:rPr>
-        <w:t>Abstract &amp; Keywords.........................................................................</w:t>
-      </w:r>
-      <w:r>
-        <w:rPr>
-          <w:rFonts w:asciiTheme="majorBidi" w:hAnsiTheme="majorBidi" w:cstheme="majorBidi"/>
-          <w:sz w:val="24"/>
-          <w:szCs w:val="24"/>
-        </w:rPr>
-        <w:t>4</w:t>
-      </w:r>
-    </w:p>
-    <w:p>
-      <w:pPr>
-        <w:spacing w:after="0" w:line="240" w:lineRule="auto"/>
-        <w:ind w:left="720" w:hanging="720"/>
-        <w:rPr>
-          <w:rFonts w:asciiTheme="majorBidi" w:hAnsiTheme="majorBidi" w:cstheme="majorBidi"/>
-          <w:sz w:val="24"/>
-          <w:szCs w:val="24"/>
-        </w:rPr>
-      </w:pPr>
-      <w:r>
-        <w:rPr>
-          <w:rFonts w:asciiTheme="majorBidi" w:hAnsiTheme="majorBidi" w:cstheme="majorBidi"/>
-          <w:sz w:val="24"/>
-          <w:szCs w:val="24"/>
-        </w:rPr>
-        <w:t>1. Introduction................................................................................</w:t>
-      </w:r>
-      <w:r>
-        <w:rPr>
-          <w:rFonts w:asciiTheme="majorBidi" w:hAnsiTheme="majorBidi" w:cstheme="majorBidi"/>
-          <w:sz w:val="24"/>
-          <w:szCs w:val="24"/>
-        </w:rPr>
-        <w:t>5</w:t>
-      </w:r>
-    </w:p>
-    <w:p>
-      <w:pPr>
-        <w:spacing w:after="0" w:line="240" w:lineRule="auto"/>
-        <w:ind w:left="720" w:hanging="720"/>
-        <w:rPr>
-          <w:rFonts w:asciiTheme="majorBidi" w:hAnsiTheme="majorBidi" w:cstheme="majorBidi"/>
-          <w:sz w:val="24"/>
-          <w:szCs w:val="24"/>
-        </w:rPr>
-      </w:pPr>
-      <w:r>
-        <w:rPr>
-          <w:rFonts w:asciiTheme="majorBidi" w:hAnsiTheme="majorBidi" w:cstheme="majorBidi"/>
-          <w:sz w:val="24"/>
-          <w:szCs w:val="24"/>
-        </w:rPr>
-        <w:t xml:space="preserve">   1.1 Problem Statement &amp; Significance........................................</w:t>
-      </w:r>
-      <w:r>
-        <w:rPr>
-          <w:rFonts w:asciiTheme="majorBidi" w:hAnsiTheme="majorBidi" w:cstheme="majorBidi"/>
-          <w:sz w:val="24"/>
-          <w:szCs w:val="24"/>
-        </w:rPr>
-        <w:t>5</w:t>
-      </w:r>
-    </w:p>
-    <w:p>
-      <w:pPr>
-        <w:spacing w:after="0" w:line="240" w:lineRule="auto"/>
-        <w:ind w:left="720" w:hanging="720"/>
-        <w:rPr>
-          <w:rFonts w:asciiTheme="majorBidi" w:hAnsiTheme="majorBidi" w:cstheme="majorBidi"/>
-          <w:sz w:val="24"/>
-          <w:szCs w:val="24"/>
-        </w:rPr>
-      </w:pPr>
-      <w:r>
-        <w:rPr>
-          <w:rFonts w:asciiTheme="majorBidi" w:hAnsiTheme="majorBidi" w:cstheme="majorBidi"/>
-          <w:sz w:val="24"/>
-          <w:szCs w:val="24"/>
-        </w:rPr>
-        <w:t xml:space="preserve">   1.2 Goals and Proposed Solution................................................</w:t>
-      </w:r>
-      <w:r>
-        <w:rPr>
-          <w:rFonts w:asciiTheme="majorBidi" w:hAnsiTheme="majorBidi" w:cstheme="majorBidi"/>
-          <w:sz w:val="24"/>
-          <w:szCs w:val="24"/>
-        </w:rPr>
-        <w:t>5</w:t>
-      </w:r>
-    </w:p>
-    <w:p>
-      <w:pPr>
-        <w:spacing w:after="0" w:line="240" w:lineRule="auto"/>
-        <w:ind w:left="720" w:hanging="720"/>
-        <w:rPr>
-          <w:rFonts w:asciiTheme="majorBidi" w:hAnsiTheme="majorBidi" w:cstheme="majorBidi"/>
-          <w:sz w:val="24"/>
-          <w:szCs w:val="24"/>
-        </w:rPr>
-      </w:pPr>
-      <w:r>
-        <w:rPr>
-          <w:rFonts w:asciiTheme="majorBidi" w:hAnsiTheme="majorBidi" w:cstheme="majorBidi"/>
-          <w:sz w:val="24"/>
-          <w:szCs w:val="24"/>
-        </w:rPr>
-        <w:t xml:space="preserve">   1.3 Project Domain &amp; Limitations..............................................</w:t>
-      </w:r>
-      <w:r>
-        <w:rPr>
-          <w:rFonts w:asciiTheme="majorBidi" w:hAnsiTheme="majorBidi" w:cstheme="majorBidi"/>
-          <w:sz w:val="24"/>
-          <w:szCs w:val="24"/>
-        </w:rPr>
-        <w:t>6</w:t>
-      </w:r>
-    </w:p>
-    <w:p>
-      <w:pPr>
-        <w:spacing w:after="0" w:line="240" w:lineRule="auto"/>
-        <w:ind w:left="720" w:hanging="720"/>
-        <w:rPr>
-          <w:rFonts w:asciiTheme="majorBidi" w:hAnsiTheme="majorBidi" w:cstheme="majorBidi"/>
-          <w:sz w:val="24"/>
-          <w:szCs w:val="24"/>
-        </w:rPr>
-      </w:pPr>
-      <w:r>
-        <w:rPr>
-          <w:rFonts w:asciiTheme="majorBidi" w:hAnsiTheme="majorBidi" w:cstheme="majorBidi"/>
-          <w:sz w:val="24"/>
-          <w:szCs w:val="24"/>
-        </w:rPr>
-        <w:t xml:space="preserve">   1.4 Definitions of New Terms....................................................</w:t>
-      </w:r>
-      <w:r>
-        <w:rPr>
-          <w:rFonts w:asciiTheme="majorBidi" w:hAnsiTheme="majorBidi" w:cstheme="majorBidi"/>
-          <w:sz w:val="24"/>
-          <w:szCs w:val="24"/>
-        </w:rPr>
-        <w:t>6</w:t>
-      </w:r>
-    </w:p>
-    <w:p>
-      <w:pPr>
-        <w:spacing w:after="0" w:line="240" w:lineRule="auto"/>
-        <w:ind w:left="720" w:hanging="720"/>
-        <w:rPr>
-          <w:rFonts w:asciiTheme="majorBidi" w:hAnsiTheme="majorBidi" w:cstheme="majorBidi"/>
-          <w:sz w:val="24"/>
-          <w:szCs w:val="24"/>
-        </w:rPr>
-      </w:pPr>
-      <w:r>
-        <w:rPr>
-          <w:rFonts w:asciiTheme="majorBidi" w:hAnsiTheme="majorBidi" w:cstheme="majorBidi"/>
-          <w:sz w:val="24"/>
-          <w:szCs w:val="24"/>
-        </w:rPr>
-        <w:t>2. Background Information &amp; Related Work...................................</w:t>
-      </w:r>
-      <w:r>
-        <w:rPr>
-          <w:rFonts w:asciiTheme="majorBidi" w:hAnsiTheme="majorBidi" w:cstheme="majorBidi"/>
-          <w:sz w:val="24"/>
-          <w:szCs w:val="24"/>
-        </w:rPr>
-        <w:t>7</w:t>
-      </w:r>
-    </w:p>
-    <w:p>
-      <w:pPr>
-        <w:spacing w:after="0" w:line="240" w:lineRule="auto"/>
-        <w:ind w:left="720" w:hanging="720"/>
-        <w:rPr>
-          <w:rFonts w:asciiTheme="majorBidi" w:hAnsiTheme="majorBidi" w:cstheme="majorBidi"/>
-          <w:sz w:val="24"/>
-          <w:szCs w:val="24"/>
-        </w:rPr>
-      </w:pPr>
-      <w:r>
-        <w:rPr>
-          <w:rFonts w:asciiTheme="majorBidi" w:hAnsiTheme="majorBidi" w:cstheme="majorBidi"/>
-          <w:sz w:val="24"/>
-          <w:szCs w:val="24"/>
-        </w:rPr>
-        <w:t xml:space="preserve">   2.1 Background Information......................................................</w:t>
-      </w:r>
-      <w:r>
-        <w:rPr>
-          <w:rFonts w:asciiTheme="majorBidi" w:hAnsiTheme="majorBidi" w:cstheme="majorBidi"/>
-          <w:sz w:val="24"/>
-          <w:szCs w:val="24"/>
-        </w:rPr>
-        <w:t>7</w:t>
-      </w:r>
-    </w:p>
-    <w:p>
-      <w:pPr>
-        <w:spacing w:after="0" w:line="240" w:lineRule="auto"/>
-        <w:ind w:left="720" w:hanging="720"/>
-        <w:rPr>
-          <w:rFonts w:asciiTheme="majorBidi" w:hAnsiTheme="majorBidi" w:cstheme="majorBidi"/>
-          <w:sz w:val="24"/>
-          <w:szCs w:val="24"/>
-        </w:rPr>
-      </w:pPr>
-      <w:r>
-        <w:rPr>
-          <w:rFonts w:asciiTheme="majorBidi" w:hAnsiTheme="majorBidi" w:cstheme="majorBidi"/>
-          <w:sz w:val="24"/>
-          <w:szCs w:val="24"/>
-        </w:rPr>
-        <w:t xml:space="preserve">   2.2 Related Work Survey........................................................7</w:t>
-      </w:r>
-    </w:p>
-    <w:p>
-      <w:pPr>
-        <w:spacing w:after="0" w:line="240" w:lineRule="auto"/>
-        <w:ind w:left="720" w:hanging="720"/>
-        <w:rPr>
-          <w:rFonts w:asciiTheme="majorBidi" w:hAnsiTheme="majorBidi" w:cstheme="majorBidi"/>
-          <w:sz w:val="24"/>
-          <w:szCs w:val="24"/>
-        </w:rPr>
-      </w:pPr>
-      <w:r>
-        <w:rPr>
-          <w:rFonts w:asciiTheme="majorBidi" w:hAnsiTheme="majorBidi" w:cstheme="majorBidi"/>
-          <w:sz w:val="24"/>
-          <w:szCs w:val="24"/>
-        </w:rPr>
-        <w:t xml:space="preserve">   2.3 Proposed &amp; Similar Systems Comparison...............................</w:t>
-      </w:r>
-      <w:r>
-        <w:rPr>
-          <w:rFonts w:asciiTheme="majorBidi" w:hAnsiTheme="majorBidi" w:cstheme="majorBidi"/>
-          <w:sz w:val="24"/>
-          <w:szCs w:val="24"/>
-        </w:rPr>
-        <w:t>7</w:t>
-      </w:r>
-    </w:p>
-    <w:p>
-      <w:pPr>
-        <w:spacing w:after="0" w:line="240" w:lineRule="auto"/>
-        <w:ind w:left="720" w:hanging="720"/>
-        <w:rPr>
-          <w:rFonts w:asciiTheme="majorBidi" w:hAnsiTheme="majorBidi" w:cstheme="majorBidi"/>
-          <w:sz w:val="24"/>
-          <w:szCs w:val="24"/>
-        </w:rPr>
-      </w:pPr>
-      <w:r>
-        <w:rPr>
-          <w:rFonts w:asciiTheme="majorBidi" w:hAnsiTheme="majorBidi" w:cstheme="majorBidi"/>
-          <w:sz w:val="24"/>
-          <w:szCs w:val="24"/>
-        </w:rPr>
-        <w:t>3. Business Model and Marketing Plan........................................</w:t>
-      </w:r>
-      <w:r>
-        <w:rPr>
-          <w:rFonts w:asciiTheme="majorBidi" w:hAnsiTheme="majorBidi" w:cstheme="majorBidi"/>
-          <w:sz w:val="24"/>
-          <w:szCs w:val="24"/>
-        </w:rPr>
-        <w:t>8</w:t>
-      </w:r>
-    </w:p>
-    <w:p>
-      <w:pPr>
-        <w:spacing w:after="0" w:line="240" w:lineRule="auto"/>
-        <w:ind w:left="720" w:hanging="720"/>
-        <w:rPr>
-          <w:rFonts w:asciiTheme="majorBidi" w:hAnsiTheme="majorBidi" w:cstheme="majorBidi"/>
-          <w:sz w:val="24"/>
-          <w:szCs w:val="24"/>
-        </w:rPr>
-      </w:pPr>
-      <w:r>
-        <w:rPr>
-          <w:rFonts w:asciiTheme="majorBidi" w:hAnsiTheme="majorBidi" w:cstheme="majorBidi"/>
-          <w:sz w:val="24"/>
-          <w:szCs w:val="24"/>
-        </w:rPr>
-        <w:t xml:space="preserve">   3.1 Value Proposition............................................................</w:t>
-      </w:r>
-      <w:r>
-        <w:rPr>
-          <w:rFonts w:asciiTheme="majorBidi" w:hAnsiTheme="majorBidi" w:cstheme="majorBidi"/>
-          <w:sz w:val="24"/>
-          <w:szCs w:val="24"/>
-        </w:rPr>
-        <w:t>8</w:t>
-      </w:r>
-    </w:p>
-    <w:p>
-      <w:pPr>
-        <w:spacing w:after="0" w:line="240" w:lineRule="auto"/>
-        <w:ind w:left="720" w:hanging="720"/>
-        <w:rPr>
-          <w:rFonts w:asciiTheme="majorBidi" w:hAnsiTheme="majorBidi" w:cstheme="majorBidi"/>
-          <w:sz w:val="24"/>
-          <w:szCs w:val="24"/>
-        </w:rPr>
-      </w:pPr>
-      <w:r>
-        <w:rPr>
-          <w:rFonts w:asciiTheme="majorBidi" w:hAnsiTheme="majorBidi" w:cstheme="majorBidi"/>
-          <w:sz w:val="24"/>
-          <w:szCs w:val="24"/>
-        </w:rPr>
-        <w:t xml:space="preserve">   3.2 Customer Segments.........................................................</w:t>
-      </w:r>
-      <w:r>
-        <w:rPr>
-          <w:rFonts w:asciiTheme="majorBidi" w:hAnsiTheme="majorBidi" w:cstheme="majorBidi"/>
-          <w:sz w:val="24"/>
-          <w:szCs w:val="24"/>
-        </w:rPr>
-        <w:t>8</w:t>
-      </w:r>
-    </w:p>
-    <w:p>
-      <w:pPr>
-        <w:spacing w:after="0" w:line="240" w:lineRule="auto"/>
-        <w:ind w:left="720" w:hanging="720"/>
-        <w:rPr>
-          <w:rFonts w:asciiTheme="majorBidi" w:hAnsiTheme="majorBidi" w:cstheme="majorBidi"/>
-          <w:sz w:val="24"/>
-          <w:szCs w:val="24"/>
-        </w:rPr>
-      </w:pPr>
-      <w:r>
-        <w:rPr>
-          <w:rFonts w:asciiTheme="majorBidi" w:hAnsiTheme="majorBidi" w:cstheme="majorBidi"/>
-          <w:sz w:val="24"/>
-          <w:szCs w:val="24"/>
-        </w:rPr>
-        <w:t xml:space="preserve">   3.3 Channels....................................................................</w:t>
-      </w:r>
-      <w:r>
-        <w:rPr>
-          <w:rFonts w:asciiTheme="majorBidi" w:hAnsiTheme="majorBidi" w:cstheme="majorBidi"/>
-          <w:sz w:val="24"/>
-          <w:szCs w:val="24"/>
-        </w:rPr>
-        <w:t>8</w:t>
-      </w:r>
-    </w:p>
-    <w:p>
-      <w:pPr>
-        <w:spacing w:after="0" w:line="240" w:lineRule="auto"/>
-        <w:ind w:left="720" w:hanging="720"/>
-        <w:rPr>
-          <w:rFonts w:asciiTheme="majorBidi" w:hAnsiTheme="majorBidi" w:cstheme="majorBidi"/>
-          <w:sz w:val="24"/>
-          <w:szCs w:val="24"/>
-        </w:rPr>
-      </w:pPr>
-      <w:r>
-        <w:rPr>
-          <w:rFonts w:asciiTheme="majorBidi" w:hAnsiTheme="majorBidi" w:cstheme="majorBidi"/>
-          <w:sz w:val="24"/>
-          <w:szCs w:val="24"/>
-        </w:rPr>
-        <w:t xml:space="preserve">   3.4 Customer Relationships....................................................</w:t>
-      </w:r>
-      <w:r>
-        <w:rPr>
-          <w:rFonts w:asciiTheme="majorBidi" w:hAnsiTheme="majorBidi" w:cstheme="majorBidi"/>
-          <w:sz w:val="24"/>
-          <w:szCs w:val="24"/>
-        </w:rPr>
-        <w:t>8</w:t>
-      </w:r>
-    </w:p>
-    <w:p>
-      <w:pPr>
-        <w:spacing w:after="0" w:line="240" w:lineRule="auto"/>
-        <w:ind w:left="720" w:hanging="720"/>
-        <w:rPr>
-          <w:rFonts w:asciiTheme="majorBidi" w:hAnsiTheme="majorBidi" w:cstheme="majorBidi"/>
-          <w:sz w:val="24"/>
-          <w:szCs w:val="24"/>
-        </w:rPr>
-      </w:pPr>
-      <w:r>
-        <w:rPr>
-          <w:rFonts w:asciiTheme="majorBidi" w:hAnsiTheme="majorBidi" w:cstheme="majorBidi"/>
-          <w:sz w:val="24"/>
-          <w:szCs w:val="24"/>
-        </w:rPr>
-        <w:t xml:space="preserve">   3.5 Key Partners...............................................................</w:t>
-      </w:r>
-      <w:r>
-        <w:rPr>
-          <w:rFonts w:asciiTheme="majorBidi" w:hAnsiTheme="majorBidi" w:cstheme="majorBidi"/>
-          <w:sz w:val="24"/>
-          <w:szCs w:val="24"/>
-        </w:rPr>
-        <w:t>8</w:t>
-      </w:r>
-    </w:p>
-    <w:p>
-      <w:pPr>
-        <w:spacing w:after="0" w:line="240" w:lineRule="auto"/>
-        <w:ind w:left="720" w:hanging="720"/>
-        <w:rPr>
-          <w:rFonts w:asciiTheme="majorBidi" w:hAnsiTheme="majorBidi" w:cstheme="majorBidi"/>
-          <w:sz w:val="24"/>
-          <w:szCs w:val="24"/>
-        </w:rPr>
-      </w:pPr>
-      <w:r>
-        <w:rPr>
-          <w:rFonts w:asciiTheme="majorBidi" w:hAnsiTheme="majorBidi" w:cstheme="majorBidi"/>
-          <w:sz w:val="24"/>
-          <w:szCs w:val="24"/>
-        </w:rPr>
-        <w:t xml:space="preserve">   3.6 Key Activities..............................................................12</w:t>
-      </w:r>
-    </w:p>
-    <w:p>
-      <w:pPr>
-        <w:spacing w:after="0" w:line="240" w:lineRule="auto"/>
-        <w:ind w:left="720" w:hanging="720"/>
-        <w:rPr>
-          <w:rFonts w:asciiTheme="majorBidi" w:hAnsiTheme="majorBidi" w:cstheme="majorBidi"/>
-          <w:sz w:val="24"/>
-          <w:szCs w:val="24"/>
-        </w:rPr>
-      </w:pPr>
-      <w:r>
-        <w:rPr>
-          <w:rFonts w:asciiTheme="majorBidi" w:hAnsiTheme="majorBidi" w:cstheme="majorBidi"/>
-          <w:sz w:val="24"/>
-          <w:szCs w:val="24"/>
-        </w:rPr>
-        <w:t xml:space="preserve">   3.7 Key Resources..............................................................12</w:t>
-      </w:r>
-    </w:p>
-    <w:p>
-      <w:pPr>
-        <w:spacing w:after="0" w:line="240" w:lineRule="auto"/>
-        <w:ind w:left="720" w:hanging="720"/>
-        <w:rPr>
-          <w:rFonts w:asciiTheme="majorBidi" w:hAnsiTheme="majorBidi" w:cstheme="majorBidi"/>
-          <w:sz w:val="24"/>
-          <w:szCs w:val="24"/>
-        </w:rPr>
-      </w:pPr>
-      <w:r>
-        <w:rPr>
-          <w:rFonts w:asciiTheme="majorBidi" w:hAnsiTheme="majorBidi" w:cstheme="majorBidi"/>
-          <w:sz w:val="24"/>
-          <w:szCs w:val="24"/>
-        </w:rPr>
-        <w:t xml:space="preserve">   3.8 Cost Structure.............................................................13</w:t>
-      </w:r>
-    </w:p>
-    <w:p>
-      <w:pPr>
-        <w:spacing w:after="0" w:line="240" w:lineRule="auto"/>
-        <w:ind w:left="720" w:hanging="720"/>
-        <w:rPr>
-          <w:rFonts w:asciiTheme="majorBidi" w:hAnsiTheme="majorBidi" w:cstheme="majorBidi"/>
-          <w:sz w:val="24"/>
-          <w:szCs w:val="24"/>
-        </w:rPr>
-      </w:pPr>
-      <w:r>
-        <w:rPr>
-          <w:rFonts w:asciiTheme="majorBidi" w:hAnsiTheme="majorBidi" w:cstheme="majorBidi"/>
-          <w:sz w:val="24"/>
-          <w:szCs w:val="24"/>
-        </w:rPr>
-        <w:t xml:space="preserve">   3.9 Revenue Streams...........................................................14</w:t>
-      </w:r>
-    </w:p>
-    <w:p>
-      <w:pPr>
-        <w:spacing w:after="0" w:line="240" w:lineRule="auto"/>
-        <w:ind w:left="720" w:hanging="720"/>
-        <w:rPr>
-          <w:rFonts w:asciiTheme="majorBidi" w:hAnsiTheme="majorBidi" w:cstheme="majorBidi"/>
-          <w:sz w:val="24"/>
-          <w:szCs w:val="24"/>
-        </w:rPr>
-      </w:pPr>
-      <w:r>
-        <w:rPr>
-          <w:rFonts w:asciiTheme="majorBidi" w:hAnsiTheme="majorBidi" w:cstheme="majorBidi"/>
-          <w:sz w:val="24"/>
-          <w:szCs w:val="24"/>
-        </w:rPr>
-        <w:t xml:space="preserve">   3.10 Marketing Plan............................................................15</w:t>
-      </w:r>
-    </w:p>
-    <w:p>
-      <w:pPr>
-        <w:spacing w:after="0" w:line="240" w:lineRule="auto"/>
-        <w:ind w:left="720" w:hanging="720"/>
-        <w:rPr>
-          <w:rFonts w:asciiTheme="majorBidi" w:hAnsiTheme="majorBidi" w:cstheme="majorBidi"/>
-          <w:sz w:val="24"/>
-          <w:szCs w:val="24"/>
-        </w:rPr>
-      </w:pPr>
-      <w:r>
-        <w:rPr>
-          <w:rFonts w:asciiTheme="majorBidi" w:hAnsiTheme="majorBidi" w:cstheme="majorBidi"/>
-          <w:sz w:val="24"/>
-          <w:szCs w:val="24"/>
-        </w:rPr>
-        <w:t>4. System Analysis......................................................................16</w:t>
-      </w:r>
-    </w:p>
-    <w:p>
-      <w:pPr>
-        <w:spacing w:after="0" w:line="240" w:lineRule="auto"/>
-        <w:ind w:left="720" w:hanging="720"/>
-        <w:rPr>
-          <w:rFonts w:asciiTheme="majorBidi" w:hAnsiTheme="majorBidi" w:cstheme="majorBidi"/>
-          <w:sz w:val="24"/>
-          <w:szCs w:val="24"/>
-        </w:rPr>
-      </w:pPr>
-      <w:r>
-        <w:rPr>
-          <w:rFonts w:asciiTheme="majorBidi" w:hAnsiTheme="majorBidi" w:cstheme="majorBidi"/>
-          <w:sz w:val="24"/>
-          <w:szCs w:val="24"/>
-        </w:rPr>
-        <w:t xml:space="preserve">   4.1 Requirements Specification..............................................16</w:t>
-      </w:r>
-    </w:p>
-    <w:p>
-      <w:pPr>
-        <w:spacing w:after="0" w:line="240" w:lineRule="auto"/>
-        <w:ind w:left="720" w:hanging="720"/>
-        <w:rPr>
-          <w:rFonts w:asciiTheme="majorBidi" w:hAnsiTheme="majorBidi" w:cstheme="majorBidi"/>
-          <w:sz w:val="24"/>
-          <w:szCs w:val="24"/>
-        </w:rPr>
-      </w:pPr>
-      <w:r>
-        <w:rPr>
-          <w:rFonts w:asciiTheme="majorBidi" w:hAnsiTheme="majorBidi" w:cstheme="majorBidi"/>
-          <w:sz w:val="24"/>
-          <w:szCs w:val="24"/>
-        </w:rPr>
-        <w:t xml:space="preserve">   4.2 Requirements Analysis....................................................17</w:t>
-      </w:r>
-    </w:p>
-    <w:p>
-      <w:pPr>
-        <w:spacing w:after="0" w:line="240" w:lineRule="auto"/>
-        <w:ind w:left="720" w:hanging="720"/>
-        <w:rPr>
-          <w:rFonts w:asciiTheme="majorBidi" w:hAnsiTheme="majorBidi" w:cstheme="majorBidi"/>
-          <w:sz w:val="24"/>
-          <w:szCs w:val="24"/>
-        </w:rPr>
-      </w:pPr>
-      <w:r>
-        <w:rPr>
-          <w:rFonts w:asciiTheme="majorBidi" w:hAnsiTheme="majorBidi" w:cstheme="majorBidi"/>
-          <w:sz w:val="24"/>
-          <w:szCs w:val="24"/>
-        </w:rPr>
-        <w:t>5. System Design........................................................................18</w:t>
-      </w:r>
-    </w:p>
-    <w:p>
-      <w:pPr>
-        <w:spacing w:after="0" w:line="240" w:lineRule="auto"/>
-        <w:ind w:left="720" w:hanging="720"/>
-        <w:rPr>
-          <w:rFonts w:asciiTheme="majorBidi" w:hAnsiTheme="majorBidi" w:cstheme="majorBidi"/>
-          <w:sz w:val="24"/>
-          <w:szCs w:val="24"/>
-        </w:rPr>
-      </w:pPr>
-      <w:r>
-        <w:rPr>
-          <w:rFonts w:asciiTheme="majorBidi" w:hAnsiTheme="majorBidi" w:cstheme="majorBidi"/>
-          <w:sz w:val="24"/>
-          <w:szCs w:val="24"/>
-        </w:rPr>
-        <w:t xml:space="preserve">   5.1 System Architecture.......................................................18</w:t>
-      </w:r>
-    </w:p>
-    <w:p>
-      <w:pPr>
-        <w:spacing w:after="0" w:line="240" w:lineRule="auto"/>
-        <w:ind w:left="720" w:hanging="720"/>
-        <w:rPr>
-          <w:rFonts w:asciiTheme="majorBidi" w:hAnsiTheme="majorBidi" w:cstheme="majorBidi"/>
-          <w:sz w:val="24"/>
-          <w:szCs w:val="24"/>
-        </w:rPr>
-      </w:pPr>
-      <w:r>
-        <w:rPr>
-          <w:rFonts w:asciiTheme="majorBidi" w:hAnsiTheme="majorBidi" w:cstheme="majorBidi"/>
-          <w:sz w:val="24"/>
-          <w:szCs w:val="24"/>
-        </w:rPr>
-        <w:t xml:space="preserve">   5.2 User Interface Design.....................................................19</w:t>
-      </w:r>
-    </w:p>
-    <w:p>
-      <w:pPr>
-        <w:spacing w:after="0" w:line="240" w:lineRule="auto"/>
-        <w:ind w:left="720" w:hanging="720"/>
-        <w:rPr>
-          <w:rFonts w:asciiTheme="majorBidi" w:hAnsiTheme="majorBidi" w:cstheme="majorBidi"/>
-          <w:sz w:val="24"/>
-          <w:szCs w:val="24"/>
-        </w:rPr>
-      </w:pPr>
-      <w:r>
-        <w:rPr>
-          <w:rFonts w:asciiTheme="majorBidi" w:hAnsiTheme="majorBidi" w:cstheme="majorBidi"/>
-          <w:sz w:val="24"/>
-          <w:szCs w:val="24"/>
-        </w:rPr>
-        <w:t>References....................................................................................20</w:t>
-      </w:r>
-    </w:p>
-    <w:p>
-      <w:pPr>
-        <w:spacing w:after="0" w:line="240" w:lineRule="auto"/>
-        <w:ind w:left="720" w:hanging="720"/>
-        <w:rPr>
-          <w:rFonts w:asciiTheme="majorBidi" w:hAnsiTheme="majorBidi" w:cstheme="majorBidi"/>
-          <w:sz w:val="24"/>
-          <w:szCs w:val="24"/>
-        </w:rPr>
-      </w:pPr>
-      <w:r>
-        <w:rPr>
-          <w:rFonts w:asciiTheme="majorBidi" w:hAnsiTheme="majorBidi" w:cstheme="majorBidi"/>
-          <w:sz w:val="24"/>
-          <w:szCs w:val="24"/>
-        </w:rPr>
-        <w:t>Appendices...................................................................................21</w:t>
-      </w:r>
-    </w:p>
-    <w:p>
-      <w:pPr>
-        <w:spacing w:after="0" w:line="240" w:lineRule="auto"/>
-        <w:ind w:left="720" w:hanging="720"/>
-        <w:rPr>
-          <w:rFonts w:asciiTheme="majorBidi" w:hAnsiTheme="majorBidi" w:cstheme="majorBidi"/>
-          <w:sz w:val="24"/>
-          <w:szCs w:val="24"/>
-        </w:rPr>
-      </w:pPr>
-      <w:r>
-        <w:rPr>
-          <w:rFonts w:asciiTheme="majorBidi" w:hAnsiTheme="majorBidi" w:cstheme="majorBidi"/>
-          <w:sz w:val="24"/>
-          <w:szCs w:val="24"/>
-        </w:rPr>
-        <w:t xml:space="preserve">   Appendix A: User Survey Questionnaire...................................21</w:t>
-      </w:r>
-    </w:p>
-    <w:p>
-      <w:pPr>
-        <w:spacing w:after="0" w:line="240" w:lineRule="auto"/>
-        <w:ind w:left="720" w:hanging="720"/>
-        <w:rPr>
-          <w:rFonts w:asciiTheme="majorBidi" w:hAnsiTheme="majorBidi" w:cstheme="majorBidi"/>
-          <w:sz w:val="24"/>
-          <w:szCs w:val="24"/>
-        </w:rPr>
-      </w:pPr>
-      <w:r>
-        <w:rPr>
-          <w:rFonts w:asciiTheme="majorBidi" w:hAnsiTheme="majorBidi" w:cstheme="majorBidi"/>
-          <w:sz w:val="24"/>
-          <w:szCs w:val="24"/>
-        </w:rPr>
-        <w:t xml:space="preserve">   Appendix B: System Wireframes.............................................22</w:t>
-      </w:r>
-    </w:p>
-    <w:p>
-      <w:pPr>
-        <w:spacing w:after="0" w:line="240" w:lineRule="auto"/>
-        <w:ind w:left="720" w:hanging="720"/>
-        <w:rPr>
-          <w:rFonts w:asciiTheme="majorBidi" w:hAnsiTheme="majorBidi" w:cstheme="majorBidi"/>
-          <w:sz w:val="24"/>
-          <w:szCs w:val="24"/>
-        </w:rPr>
-      </w:pPr>
-      <w:r>
-        <w:rPr>
-          <w:rFonts w:asciiTheme="majorBidi" w:hAnsiTheme="majorBidi" w:cstheme="majorBidi"/>
-          <w:sz w:val="24"/>
-          <w:szCs w:val="24"/>
-        </w:rPr>
-        <w:t xml:space="preserve">   Appendix C: Database Schema...............................................23</w:t>
+        <w:lastRenderedPageBreak/>
+        <w:t>Abstract</w:t>
       </w:r>
     </w:p>
     <w:p>
@@ -2023,38 +2124,31 @@
           <w:szCs w:val="32"/>
         </w:rPr>
       </w:pPr>
-      <w:r>
-        <w:rPr>
-          <w:rFonts w:asciiTheme="majorBidi" w:hAnsiTheme="majorBidi" w:cstheme="majorBidi"/>
-          <w:sz w:val="24"/>
-          <w:szCs w:val="24"/>
-        </w:rPr>
-        <w:t xml:space="preserve">   Appendix D: Development Timeline.........................................24</w:t>
-      </w:r>
     </w:p>
     <w:p>
       <w:pPr>
         <w:spacing w:after="0" w:line="240" w:lineRule="auto"/>
+        <w:ind w:left="720" w:hanging="720"/>
+        <w:jc w:val="center"/>
         <w:rPr>
           <w:rFonts w:asciiTheme="majorBidi" w:hAnsiTheme="majorBidi" w:cstheme="majorBidi"/>
           <w:sz w:val="32"/>
           <w:szCs w:val="32"/>
         </w:rPr>
       </w:pPr>
-    </w:p>
-    <w:p>
-      <w:pPr>
-        <w:spacing w:after="0" w:line="240" w:lineRule="auto"/>
+      <w:r>
         <w:rPr>
           <w:rFonts w:asciiTheme="majorBidi" w:hAnsiTheme="majorBidi" w:cstheme="majorBidi"/>
           <w:sz w:val="32"/>
           <w:szCs w:val="32"/>
         </w:rPr>
-      </w:pPr>
+        <w:t>FixCity addresses the communication gap between citizens and municipal authorities by providing a simple, web-based platform for reporting urban infrastructure problems. Using Python/Flask and basic web technologies, the system enables efficient problem reporting and tracking without complex technical requirements. The project demonstrates how digital transformation can improve public service delivery through accessible, low-cost solutions tailored for Egyptian urban contexts.</w:t>
+      </w:r>
     </w:p>
     <w:p>
       <w:pPr>
         <w:spacing w:after="0" w:line="240" w:lineRule="auto"/>
+        <w:ind w:left="720" w:hanging="720"/>
         <w:rPr>
           <w:rFonts w:asciiTheme="majorBidi" w:hAnsiTheme="majorBidi" w:cstheme="majorBidi"/>
           <w:sz w:val="32"/>
@@ -2065,6 +2159,7 @@
     <w:p>
       <w:pPr>
         <w:spacing w:after="0" w:line="240" w:lineRule="auto"/>
+        <w:ind w:left="720" w:hanging="720"/>
         <w:rPr>
           <w:rFonts w:asciiTheme="majorBidi" w:hAnsiTheme="majorBidi" w:cstheme="majorBidi"/>
           <w:sz w:val="32"/>
@@ -2075,6 +2170,29 @@
     <w:p>
       <w:pPr>
         <w:spacing w:after="0" w:line="240" w:lineRule="auto"/>
+        <w:ind w:left="720" w:hanging="720"/>
+        <w:jc w:val="center"/>
+        <w:rPr>
+          <w:rFonts w:asciiTheme="majorBidi" w:hAnsiTheme="majorBidi" w:cstheme="majorBidi"/>
+          <w:sz w:val="28"/>
+          <w:szCs w:val="28"/>
+        </w:rPr>
+      </w:pPr>
+      <w:r>
+        <w:rPr>
+          <w:rFonts w:asciiTheme="majorBidi" w:hAnsiTheme="majorBidi" w:cstheme="majorBidi"/>
+          <w:b/>
+          <w:bCs/>
+          <w:sz w:val="28"/>
+          <w:szCs w:val="28"/>
+        </w:rPr>
+        <w:t>Keywords</w:t>
+      </w:r>
+    </w:p>
+    <w:p>
+      <w:pPr>
+        <w:spacing w:after="0" w:line="240" w:lineRule="auto"/>
+        <w:ind w:left="720" w:hanging="720"/>
         <w:rPr>
           <w:rFonts w:asciiTheme="majorBidi" w:hAnsiTheme="majorBidi" w:cstheme="majorBidi"/>
           <w:sz w:val="32"/>
@@ -2085,6 +2203,27 @@
     <w:p>
       <w:pPr>
         <w:spacing w:after="0" w:line="240" w:lineRule="auto"/>
+        <w:ind w:left="720" w:hanging="720"/>
+        <w:jc w:val="center"/>
+        <w:rPr>
+          <w:rFonts w:asciiTheme="majorBidi" w:hAnsiTheme="majorBidi" w:cstheme="majorBidi"/>
+          <w:sz w:val="24"/>
+          <w:szCs w:val="24"/>
+        </w:rPr>
+      </w:pPr>
+      <w:r>
+        <w:rPr>
+          <w:rFonts w:asciiTheme="majorBidi" w:hAnsiTheme="majorBidi" w:cstheme="majorBidi"/>
+          <w:sz w:val="24"/>
+          <w:szCs w:val="24"/>
+        </w:rPr>
+        <w:t>Civic Technology, Digital Transformation, Urban Reporting, Web Platform, Business Process Improvement</w:t>
+      </w:r>
+    </w:p>
+    <w:p>
+      <w:pPr>
+        <w:spacing w:after="0" w:line="240" w:lineRule="auto"/>
+        <w:ind w:left="720" w:hanging="720"/>
         <w:rPr>
           <w:rFonts w:asciiTheme="majorBidi" w:hAnsiTheme="majorBidi" w:cstheme="majorBidi"/>
           <w:sz w:val="32"/>
@@ -2095,6 +2234,7 @@
     <w:p>
       <w:pPr>
         <w:spacing w:after="0" w:line="240" w:lineRule="auto"/>
+        <w:ind w:left="720" w:hanging="720"/>
         <w:rPr>
           <w:rFonts w:asciiTheme="majorBidi" w:hAnsiTheme="majorBidi" w:cstheme="majorBidi"/>
           <w:sz w:val="32"/>
@@ -2106,7 +2246,212 @@
       <w:pPr>
         <w:spacing w:after="0" w:line="240" w:lineRule="auto"/>
         <w:ind w:left="720" w:hanging="720"/>
-        <w:jc w:val="center"/>
+        <w:rPr>
+          <w:rFonts w:asciiTheme="majorBidi" w:hAnsiTheme="majorBidi" w:cstheme="majorBidi"/>
+          <w:sz w:val="32"/>
+          <w:szCs w:val="32"/>
+        </w:rPr>
+      </w:pPr>
+    </w:p>
+    <w:p>
+      <w:pPr>
+        <w:spacing w:after="0" w:line="240" w:lineRule="auto"/>
+        <w:ind w:left="720" w:hanging="720"/>
+        <w:rPr>
+          <w:rFonts w:asciiTheme="majorBidi" w:hAnsiTheme="majorBidi" w:cstheme="majorBidi"/>
+          <w:sz w:val="32"/>
+          <w:szCs w:val="32"/>
+        </w:rPr>
+      </w:pPr>
+    </w:p>
+    <w:p>
+      <w:pPr>
+        <w:spacing w:after="0" w:line="240" w:lineRule="auto"/>
+        <w:ind w:left="720" w:hanging="720"/>
+        <w:rPr>
+          <w:rFonts w:asciiTheme="majorBidi" w:hAnsiTheme="majorBidi" w:cstheme="majorBidi"/>
+          <w:sz w:val="32"/>
+          <w:szCs w:val="32"/>
+        </w:rPr>
+      </w:pPr>
+    </w:p>
+    <w:p>
+      <w:pPr>
+        <w:spacing w:after="0" w:line="240" w:lineRule="auto"/>
+        <w:ind w:left="720" w:hanging="720"/>
+        <w:rPr>
+          <w:rFonts w:asciiTheme="majorBidi" w:hAnsiTheme="majorBidi" w:cstheme="majorBidi"/>
+          <w:sz w:val="32"/>
+          <w:szCs w:val="32"/>
+        </w:rPr>
+      </w:pPr>
+    </w:p>
+    <w:p>
+      <w:pPr>
+        <w:spacing w:after="0" w:line="240" w:lineRule="auto"/>
+        <w:ind w:left="720" w:hanging="720"/>
+        <w:rPr>
+          <w:rFonts w:asciiTheme="majorBidi" w:hAnsiTheme="majorBidi" w:cstheme="majorBidi"/>
+          <w:sz w:val="32"/>
+          <w:szCs w:val="32"/>
+        </w:rPr>
+      </w:pPr>
+    </w:p>
+    <w:p>
+      <w:pPr>
+        <w:spacing w:after="0" w:line="240" w:lineRule="auto"/>
+        <w:ind w:left="720" w:hanging="720"/>
+        <w:rPr>
+          <w:rFonts w:asciiTheme="majorBidi" w:hAnsiTheme="majorBidi" w:cstheme="majorBidi"/>
+          <w:sz w:val="32"/>
+          <w:szCs w:val="32"/>
+        </w:rPr>
+      </w:pPr>
+    </w:p>
+    <w:p>
+      <w:pPr>
+        <w:spacing w:after="0" w:line="240" w:lineRule="auto"/>
+        <w:ind w:left="720" w:hanging="720"/>
+        <w:rPr>
+          <w:rFonts w:asciiTheme="majorBidi" w:hAnsiTheme="majorBidi" w:cstheme="majorBidi"/>
+          <w:sz w:val="32"/>
+          <w:szCs w:val="32"/>
+        </w:rPr>
+      </w:pPr>
+    </w:p>
+    <w:p>
+      <w:pPr>
+        <w:spacing w:after="0" w:line="240" w:lineRule="auto"/>
+        <w:ind w:left="720" w:hanging="720"/>
+        <w:rPr>
+          <w:rFonts w:asciiTheme="majorBidi" w:hAnsiTheme="majorBidi" w:cstheme="majorBidi"/>
+          <w:sz w:val="32"/>
+          <w:szCs w:val="32"/>
+        </w:rPr>
+      </w:pPr>
+    </w:p>
+    <w:p>
+      <w:pPr>
+        <w:spacing w:after="0" w:line="240" w:lineRule="auto"/>
+        <w:ind w:left="720" w:hanging="720"/>
+        <w:rPr>
+          <w:rFonts w:asciiTheme="majorBidi" w:hAnsiTheme="majorBidi" w:cstheme="majorBidi"/>
+          <w:sz w:val="32"/>
+          <w:szCs w:val="32"/>
+        </w:rPr>
+      </w:pPr>
+    </w:p>
+    <w:p>
+      <w:pPr>
+        <w:spacing w:after="0" w:line="240" w:lineRule="auto"/>
+        <w:ind w:left="720" w:hanging="720"/>
+        <w:rPr>
+          <w:rFonts w:asciiTheme="majorBidi" w:hAnsiTheme="majorBidi" w:cstheme="majorBidi"/>
+          <w:sz w:val="32"/>
+          <w:szCs w:val="32"/>
+        </w:rPr>
+      </w:pPr>
+    </w:p>
+    <w:p>
+      <w:pPr>
+        <w:spacing w:after="0" w:line="240" w:lineRule="auto"/>
+        <w:ind w:left="720" w:hanging="720"/>
+        <w:rPr>
+          <w:rFonts w:asciiTheme="majorBidi" w:hAnsiTheme="majorBidi" w:cstheme="majorBidi"/>
+          <w:sz w:val="32"/>
+          <w:szCs w:val="32"/>
+        </w:rPr>
+      </w:pPr>
+    </w:p>
+    <w:p>
+      <w:pPr>
+        <w:spacing w:after="0" w:line="240" w:lineRule="auto"/>
+        <w:ind w:left="720" w:hanging="720"/>
+        <w:rPr>
+          <w:rFonts w:asciiTheme="majorBidi" w:hAnsiTheme="majorBidi" w:cstheme="majorBidi"/>
+          <w:sz w:val="32"/>
+          <w:szCs w:val="32"/>
+        </w:rPr>
+      </w:pPr>
+    </w:p>
+    <w:p>
+      <w:pPr>
+        <w:spacing w:after="0" w:line="240" w:lineRule="auto"/>
+        <w:ind w:left="720" w:hanging="720"/>
+        <w:rPr>
+          <w:rFonts w:asciiTheme="majorBidi" w:hAnsiTheme="majorBidi" w:cstheme="majorBidi"/>
+          <w:sz w:val="32"/>
+          <w:szCs w:val="32"/>
+        </w:rPr>
+      </w:pPr>
+    </w:p>
+    <w:p>
+      <w:pPr>
+        <w:spacing w:after="0" w:line="240" w:lineRule="auto"/>
+        <w:ind w:left="720" w:hanging="720"/>
+        <w:rPr>
+          <w:rFonts w:asciiTheme="majorBidi" w:hAnsiTheme="majorBidi" w:cstheme="majorBidi"/>
+          <w:sz w:val="32"/>
+          <w:szCs w:val="32"/>
+        </w:rPr>
+      </w:pPr>
+    </w:p>
+    <w:p>
+      <w:pPr>
+        <w:spacing w:after="0" w:line="240" w:lineRule="auto"/>
+        <w:ind w:left="720" w:hanging="720"/>
+        <w:rPr>
+          <w:rFonts w:asciiTheme="majorBidi" w:hAnsiTheme="majorBidi" w:cstheme="majorBidi"/>
+          <w:sz w:val="32"/>
+          <w:szCs w:val="32"/>
+        </w:rPr>
+      </w:pPr>
+    </w:p>
+    <w:p>
+      <w:pPr>
+        <w:spacing w:after="0" w:line="240" w:lineRule="auto"/>
+        <w:ind w:left="720" w:hanging="720"/>
+        <w:rPr>
+          <w:rFonts w:asciiTheme="majorBidi" w:hAnsiTheme="majorBidi" w:cstheme="majorBidi"/>
+          <w:sz w:val="32"/>
+          <w:szCs w:val="32"/>
+        </w:rPr>
+      </w:pPr>
+    </w:p>
+    <w:p>
+      <w:pPr>
+        <w:spacing w:after="0" w:line="240" w:lineRule="auto"/>
+        <w:rPr>
+          <w:rFonts w:asciiTheme="majorBidi" w:hAnsiTheme="majorBidi" w:cstheme="majorBidi"/>
+          <w:sz w:val="32"/>
+          <w:szCs w:val="32"/>
+        </w:rPr>
+      </w:pPr>
+    </w:p>
+    <w:p>
+      <w:pPr>
+        <w:spacing w:after="0" w:line="240" w:lineRule="auto"/>
+        <w:rPr>
+          <w:rFonts w:asciiTheme="majorBidi" w:hAnsiTheme="majorBidi" w:cstheme="majorBidi"/>
+          <w:sz w:val="32"/>
+          <w:szCs w:val="32"/>
+        </w:rPr>
+      </w:pPr>
+    </w:p>
+    <w:p>
+      <w:pPr>
+        <w:spacing w:after="0" w:line="240" w:lineRule="auto"/>
+        <w:rPr>
+          <w:rFonts w:asciiTheme="majorBidi" w:hAnsiTheme="majorBidi" w:cstheme="majorBidi"/>
+          <w:sz w:val="32"/>
+          <w:szCs w:val="32"/>
+        </w:rPr>
+      </w:pPr>
+    </w:p>
+    <w:p>
+      <w:pPr>
+        <w:spacing w:after="0"/>
+        <w:ind w:left="720" w:hanging="720"/>
         <w:rPr>
           <w:rFonts w:asciiTheme="majorBidi" w:hAnsiTheme="majorBidi" w:cstheme="majorBidi"/>
           <w:b/>
@@ -2123,85 +2468,224 @@
           <w:sz w:val="32"/>
           <w:szCs w:val="32"/>
         </w:rPr>
-        <w:lastRenderedPageBreak/>
-        <w:t>Abstract</w:t>
-      </w:r>
-    </w:p>
-    <w:p>
-      <w:pPr>
-        <w:spacing w:after="0" w:line="240" w:lineRule="auto"/>
-        <w:ind w:left="720" w:hanging="720"/>
-        <w:rPr>
-          <w:rFonts w:asciiTheme="majorBidi" w:hAnsiTheme="majorBidi" w:cstheme="majorBidi"/>
+        <w:t>1. Introduction</w:t>
+      </w:r>
+    </w:p>
+    <w:p>
+      <w:pPr>
+        <w:spacing w:after="0"/>
+        <w:ind w:left="720" w:hanging="720"/>
+        <w:rPr>
+          <w:rFonts w:asciiTheme="majorBidi" w:hAnsiTheme="majorBidi" w:cstheme="majorBidi"/>
+          <w:b/>
+          <w:bCs/>
           <w:sz w:val="32"/>
           <w:szCs w:val="32"/>
         </w:rPr>
       </w:pPr>
-    </w:p>
-    <w:p>
-      <w:pPr>
-        <w:spacing w:after="0" w:line="240" w:lineRule="auto"/>
-        <w:ind w:left="720" w:hanging="720"/>
-        <w:jc w:val="center"/>
-        <w:rPr>
-          <w:rFonts w:asciiTheme="majorBidi" w:hAnsiTheme="majorBidi" w:cstheme="majorBidi"/>
+      <w:r>
+        <w:rPr>
+          <w:rFonts w:asciiTheme="majorBidi" w:hAnsiTheme="majorBidi" w:cstheme="majorBidi"/>
+          <w:b/>
+          <w:bCs/>
           <w:sz w:val="32"/>
           <w:szCs w:val="32"/>
         </w:rPr>
-      </w:pPr>
-      <w:proofErr w:type="spellStart"/>
-      <w:r>
-        <w:rPr>
-          <w:rFonts w:asciiTheme="majorBidi" w:hAnsiTheme="majorBidi" w:cstheme="majorBidi"/>
+        <w:t>1.1 Problem Statement &amp; Significance</w:t>
+      </w:r>
+    </w:p>
+    <w:p>
+      <w:pPr>
+        <w:spacing w:after="0"/>
+        <w:ind w:left="360"/>
+        <w:rPr>
+          <w:rFonts w:asciiTheme="majorBidi" w:hAnsiTheme="majorBidi" w:cstheme="majorBidi"/>
+          <w:sz w:val="24"/>
+          <w:szCs w:val="24"/>
+        </w:rPr>
+      </w:pPr>
+      <w:r>
+        <w:rPr>
+          <w:rFonts w:asciiTheme="majorBidi" w:hAnsiTheme="majorBidi" w:cstheme="majorBidi"/>
+          <w:sz w:val="24"/>
+          <w:szCs w:val="24"/>
+        </w:rPr>
+        <w:t>Urban residents in Egyptian cities face significant challenges when attempting to report common infrastructure problems such as potholes, broken streetlights, and trash accumulation. Current reporting mechanisms primarily rely on phone calls, in-person visits to municipal offices, or informal complaints through local representatives. These traditional methods result in several systemic issues:</w:t>
+      </w:r>
+    </w:p>
+    <w:p>
+      <w:pPr>
+        <w:numPr>
+          <w:ilvl w:val="0"/>
+          <w:numId w:val="82"/>
+        </w:numPr>
+        <w:spacing w:after="0"/>
+        <w:rPr>
+          <w:rFonts w:asciiTheme="majorBidi" w:hAnsiTheme="majorBidi" w:cstheme="majorBidi"/>
+          <w:sz w:val="24"/>
+          <w:szCs w:val="24"/>
+        </w:rPr>
+      </w:pPr>
+      <w:r>
+        <w:rPr>
+          <w:rFonts w:asciiTheme="majorBidi" w:hAnsiTheme="majorBidi" w:cstheme="majorBidi"/>
+          <w:b/>
+          <w:bCs/>
+          <w:sz w:val="24"/>
+          <w:szCs w:val="24"/>
+        </w:rPr>
+        <w:t>Low Reporting Rates:</w:t>
+      </w:r>
+      <w:r>
+        <w:rPr>
+          <w:rFonts w:asciiTheme="majorBidi" w:hAnsiTheme="majorBidi" w:cstheme="majorBidi"/>
+          <w:sz w:val="24"/>
+          <w:szCs w:val="24"/>
+        </w:rPr>
+        <w:t> Approximately 70% of urban problems go unreported due to inaccessible channels</w:t>
+      </w:r>
+    </w:p>
+    <w:p>
+      <w:pPr>
+        <w:numPr>
+          <w:ilvl w:val="0"/>
+          <w:numId w:val="82"/>
+        </w:numPr>
+        <w:spacing w:after="0"/>
+        <w:rPr>
+          <w:rFonts w:asciiTheme="majorBidi" w:hAnsiTheme="majorBidi" w:cstheme="majorBidi"/>
+          <w:sz w:val="24"/>
+          <w:szCs w:val="24"/>
+        </w:rPr>
+      </w:pPr>
+      <w:r>
+        <w:rPr>
+          <w:rFonts w:asciiTheme="majorBidi" w:hAnsiTheme="majorBidi" w:cstheme="majorBidi"/>
+          <w:b/>
+          <w:bCs/>
+          <w:sz w:val="24"/>
+          <w:szCs w:val="24"/>
+        </w:rPr>
+        <w:t>Inefficient Processing:</w:t>
+      </w:r>
+      <w:r>
+        <w:rPr>
+          <w:rFonts w:asciiTheme="majorBidi" w:hAnsiTheme="majorBidi" w:cstheme="majorBidi"/>
+          <w:sz w:val="24"/>
+          <w:szCs w:val="24"/>
+        </w:rPr>
+        <w:t> Manual handling of complaints leads to delays and lost information</w:t>
+      </w:r>
+    </w:p>
+    <w:p>
+      <w:pPr>
+        <w:numPr>
+          <w:ilvl w:val="0"/>
+          <w:numId w:val="82"/>
+        </w:numPr>
+        <w:spacing w:after="0"/>
+        <w:rPr>
+          <w:rFonts w:asciiTheme="majorBidi" w:hAnsiTheme="majorBidi" w:cstheme="majorBidi"/>
+          <w:sz w:val="24"/>
+          <w:szCs w:val="24"/>
+        </w:rPr>
+      </w:pPr>
+      <w:r>
+        <w:rPr>
+          <w:rFonts w:asciiTheme="majorBidi" w:hAnsiTheme="majorBidi" w:cstheme="majorBidi"/>
+          <w:b/>
+          <w:bCs/>
+          <w:sz w:val="24"/>
+          <w:szCs w:val="24"/>
+        </w:rPr>
+        <w:t>Lack of Transparency:</w:t>
+      </w:r>
+      <w:r>
+        <w:rPr>
+          <w:rFonts w:asciiTheme="majorBidi" w:hAnsiTheme="majorBidi" w:cstheme="majorBidi"/>
+          <w:sz w:val="24"/>
+          <w:szCs w:val="24"/>
+        </w:rPr>
+        <w:t> Citizens receive no feedback on reported problem status</w:t>
+      </w:r>
+    </w:p>
+    <w:p>
+      <w:pPr>
+        <w:numPr>
+          <w:ilvl w:val="0"/>
+          <w:numId w:val="82"/>
+        </w:numPr>
+        <w:spacing w:after="0"/>
+        <w:rPr>
+          <w:rFonts w:asciiTheme="majorBidi" w:hAnsiTheme="majorBidi" w:cstheme="majorBidi"/>
+          <w:sz w:val="24"/>
+          <w:szCs w:val="24"/>
+        </w:rPr>
+      </w:pPr>
+      <w:r>
+        <w:rPr>
+          <w:rFonts w:asciiTheme="majorBidi" w:hAnsiTheme="majorBidi" w:cstheme="majorBidi"/>
+          <w:b/>
+          <w:bCs/>
+          <w:sz w:val="24"/>
+          <w:szCs w:val="24"/>
+        </w:rPr>
+        <w:t>Resource Inefficiency:</w:t>
+      </w:r>
+      <w:r>
+        <w:rPr>
+          <w:rFonts w:asciiTheme="majorBidi" w:hAnsiTheme="majorBidi" w:cstheme="majorBidi"/>
+          <w:sz w:val="24"/>
+          <w:szCs w:val="24"/>
+        </w:rPr>
+        <w:t> Municipal workers spend excessive time on administrative tasks rather than problem resolution</w:t>
+      </w:r>
+    </w:p>
+    <w:p>
+      <w:pPr>
+        <w:spacing w:after="0"/>
+        <w:ind w:left="360"/>
+        <w:rPr>
+          <w:rFonts w:asciiTheme="majorBidi" w:hAnsiTheme="majorBidi" w:cstheme="majorBidi"/>
+          <w:sz w:val="24"/>
+          <w:szCs w:val="24"/>
+        </w:rPr>
+      </w:pPr>
+      <w:r>
+        <w:rPr>
+          <w:rFonts w:asciiTheme="majorBidi" w:hAnsiTheme="majorBidi" w:cstheme="majorBidi"/>
+          <w:sz w:val="24"/>
+          <w:szCs w:val="24"/>
+        </w:rPr>
+        <w:t>The significance of this problem extends beyond inconvenience. Poor urban infrastructure directly impacts public safety, economic activity, and quality of life. Digital transformation of this process represents a critical opportunity to enhance public service efficiency while strengthening citizen-government collaboration.</w:t>
+      </w:r>
+    </w:p>
+    <w:p>
+      <w:pPr>
+        <w:spacing w:after="0"/>
+        <w:ind w:left="720" w:hanging="720"/>
+        <w:rPr>
+          <w:rFonts w:asciiTheme="majorBidi" w:hAnsiTheme="majorBidi" w:cstheme="majorBidi"/>
+          <w:b/>
+          <w:bCs/>
           <w:sz w:val="32"/>
           <w:szCs w:val="32"/>
         </w:rPr>
-        <w:t>FixCity</w:t>
-      </w:r>
-      <w:proofErr w:type="spellEnd"/>
-      <w:r>
-        <w:rPr>
-          <w:rFonts w:asciiTheme="majorBidi" w:hAnsiTheme="majorBidi" w:cstheme="majorBidi"/>
+      </w:pPr>
+      <w:r>
+        <w:rPr>
+          <w:rFonts w:asciiTheme="majorBidi" w:hAnsiTheme="majorBidi" w:cstheme="majorBidi"/>
+          <w:b/>
+          <w:bCs/>
           <w:sz w:val="32"/>
           <w:szCs w:val="32"/>
         </w:rPr>
-        <w:t xml:space="preserve"> addresses the communication gap between citizens and municipal authorities by providing a simple, web-based platform for reporting urban infrastructure problems. Using Python/Flask and basic web technologies, the system enables efficient problem reporting and tracking without complex technical requirements. The project demonstrates how digital transformation can improve public service delivery through accessible, low-cost solutions tailored for Egyptian urban contexts.</w:t>
-      </w:r>
-    </w:p>
-    <w:p>
-      <w:pPr>
-        <w:spacing w:after="0" w:line="240" w:lineRule="auto"/>
-        <w:ind w:left="720" w:hanging="720"/>
-        <w:rPr>
-          <w:rFonts w:asciiTheme="majorBidi" w:hAnsiTheme="majorBidi" w:cstheme="majorBidi"/>
-          <w:sz w:val="32"/>
-          <w:szCs w:val="32"/>
-        </w:rPr>
-      </w:pPr>
-    </w:p>
-    <w:p>
-      <w:pPr>
-        <w:spacing w:after="0" w:line="240" w:lineRule="auto"/>
-        <w:ind w:left="720" w:hanging="720"/>
-        <w:rPr>
-          <w:rFonts w:asciiTheme="majorBidi" w:hAnsiTheme="majorBidi" w:cstheme="majorBidi"/>
-          <w:sz w:val="32"/>
-          <w:szCs w:val="32"/>
-        </w:rPr>
-      </w:pPr>
-    </w:p>
-    <w:p>
-      <w:pPr>
-        <w:spacing w:after="0" w:line="240" w:lineRule="auto"/>
-        <w:ind w:left="720" w:hanging="720"/>
-        <w:jc w:val="center"/>
-        <w:rPr>
-          <w:rFonts w:asciiTheme="majorBidi" w:hAnsiTheme="majorBidi" w:cstheme="majorBidi"/>
-          <w:sz w:val="28"/>
-          <w:szCs w:val="28"/>
-        </w:rPr>
-      </w:pPr>
-      <w:r>
+        <w:t>1.2 Goals and Proposed Solution</w:t>
+      </w:r>
+    </w:p>
+    <w:p>
+      <w:pPr>
+        <w:spacing w:after="0"/>
         <w:rPr>
           <w:rFonts w:asciiTheme="majorBidi" w:hAnsiTheme="majorBidi" w:cstheme="majorBidi"/>
           <w:b/>
@@ -2209,267 +2693,455 @@
           <w:sz w:val="28"/>
           <w:szCs w:val="28"/>
         </w:rPr>
-        <w:t>Keywords</w:t>
-      </w:r>
-    </w:p>
-    <w:p>
-      <w:pPr>
-        <w:spacing w:after="0" w:line="240" w:lineRule="auto"/>
-        <w:ind w:left="720" w:hanging="720"/>
-        <w:rPr>
-          <w:rFonts w:asciiTheme="majorBidi" w:hAnsiTheme="majorBidi" w:cstheme="majorBidi"/>
-          <w:sz w:val="32"/>
-          <w:szCs w:val="32"/>
-        </w:rPr>
-      </w:pPr>
-    </w:p>
-    <w:p>
-      <w:pPr>
-        <w:spacing w:after="0" w:line="240" w:lineRule="auto"/>
-        <w:ind w:left="720" w:hanging="720"/>
-        <w:jc w:val="center"/>
-        <w:rPr>
-          <w:rFonts w:asciiTheme="majorBidi" w:hAnsiTheme="majorBidi" w:cstheme="majorBidi"/>
-          <w:sz w:val="24"/>
-          <w:szCs w:val="24"/>
-        </w:rPr>
-      </w:pPr>
-      <w:r>
-        <w:rPr>
-          <w:rFonts w:asciiTheme="majorBidi" w:hAnsiTheme="majorBidi" w:cstheme="majorBidi"/>
-          <w:sz w:val="24"/>
-          <w:szCs w:val="24"/>
-        </w:rPr>
-        <w:t>Civic Technology, Digital Transformation, Urban Reporting, Web Platform, Business Process Improvement</w:t>
-      </w:r>
-    </w:p>
-    <w:p>
-      <w:pPr>
-        <w:spacing w:after="0" w:line="240" w:lineRule="auto"/>
-        <w:ind w:left="720" w:hanging="720"/>
-        <w:rPr>
-          <w:rFonts w:asciiTheme="majorBidi" w:hAnsiTheme="majorBidi" w:cstheme="majorBidi"/>
-          <w:sz w:val="32"/>
-          <w:szCs w:val="32"/>
-        </w:rPr>
-      </w:pPr>
-    </w:p>
-    <w:p>
-      <w:pPr>
-        <w:spacing w:after="0" w:line="240" w:lineRule="auto"/>
-        <w:ind w:left="720" w:hanging="720"/>
-        <w:rPr>
-          <w:rFonts w:asciiTheme="majorBidi" w:hAnsiTheme="majorBidi" w:cstheme="majorBidi"/>
-          <w:sz w:val="32"/>
-          <w:szCs w:val="32"/>
-        </w:rPr>
-      </w:pPr>
-    </w:p>
-    <w:p>
-      <w:pPr>
-        <w:spacing w:after="0" w:line="240" w:lineRule="auto"/>
-        <w:ind w:left="720" w:hanging="720"/>
-        <w:rPr>
-          <w:rFonts w:asciiTheme="majorBidi" w:hAnsiTheme="majorBidi" w:cstheme="majorBidi"/>
-          <w:sz w:val="32"/>
-          <w:szCs w:val="32"/>
-        </w:rPr>
-      </w:pPr>
-    </w:p>
-    <w:p>
-      <w:pPr>
-        <w:spacing w:after="0" w:line="240" w:lineRule="auto"/>
-        <w:ind w:left="720" w:hanging="720"/>
-        <w:rPr>
-          <w:rFonts w:asciiTheme="majorBidi" w:hAnsiTheme="majorBidi" w:cstheme="majorBidi"/>
-          <w:sz w:val="32"/>
-          <w:szCs w:val="32"/>
-        </w:rPr>
-      </w:pPr>
-    </w:p>
-    <w:p>
-      <w:pPr>
-        <w:spacing w:after="0" w:line="240" w:lineRule="auto"/>
-        <w:ind w:left="720" w:hanging="720"/>
-        <w:rPr>
-          <w:rFonts w:asciiTheme="majorBidi" w:hAnsiTheme="majorBidi" w:cstheme="majorBidi"/>
-          <w:sz w:val="32"/>
-          <w:szCs w:val="32"/>
-        </w:rPr>
-      </w:pPr>
-    </w:p>
-    <w:p>
-      <w:pPr>
-        <w:spacing w:after="0" w:line="240" w:lineRule="auto"/>
-        <w:ind w:left="720" w:hanging="720"/>
-        <w:rPr>
-          <w:rFonts w:asciiTheme="majorBidi" w:hAnsiTheme="majorBidi" w:cstheme="majorBidi"/>
-          <w:sz w:val="32"/>
-          <w:szCs w:val="32"/>
-        </w:rPr>
-      </w:pPr>
-    </w:p>
-    <w:p>
-      <w:pPr>
-        <w:spacing w:after="0" w:line="240" w:lineRule="auto"/>
-        <w:ind w:left="720" w:hanging="720"/>
-        <w:rPr>
-          <w:rFonts w:asciiTheme="majorBidi" w:hAnsiTheme="majorBidi" w:cstheme="majorBidi"/>
-          <w:sz w:val="32"/>
-          <w:szCs w:val="32"/>
-        </w:rPr>
-      </w:pPr>
-    </w:p>
-    <w:p>
-      <w:pPr>
-        <w:spacing w:after="0" w:line="240" w:lineRule="auto"/>
-        <w:ind w:left="720" w:hanging="720"/>
-        <w:rPr>
-          <w:rFonts w:asciiTheme="majorBidi" w:hAnsiTheme="majorBidi" w:cstheme="majorBidi"/>
-          <w:sz w:val="32"/>
-          <w:szCs w:val="32"/>
-        </w:rPr>
-      </w:pPr>
-    </w:p>
-    <w:p>
-      <w:pPr>
-        <w:spacing w:after="0" w:line="240" w:lineRule="auto"/>
-        <w:ind w:left="720" w:hanging="720"/>
-        <w:rPr>
-          <w:rFonts w:asciiTheme="majorBidi" w:hAnsiTheme="majorBidi" w:cstheme="majorBidi"/>
-          <w:sz w:val="32"/>
-          <w:szCs w:val="32"/>
-        </w:rPr>
-      </w:pPr>
-    </w:p>
-    <w:p>
-      <w:pPr>
-        <w:spacing w:after="0" w:line="240" w:lineRule="auto"/>
-        <w:ind w:left="720" w:hanging="720"/>
-        <w:rPr>
-          <w:rFonts w:asciiTheme="majorBidi" w:hAnsiTheme="majorBidi" w:cstheme="majorBidi"/>
-          <w:sz w:val="32"/>
-          <w:szCs w:val="32"/>
-        </w:rPr>
-      </w:pPr>
-    </w:p>
-    <w:p>
-      <w:pPr>
-        <w:spacing w:after="0" w:line="240" w:lineRule="auto"/>
-        <w:ind w:left="720" w:hanging="720"/>
-        <w:rPr>
-          <w:rFonts w:asciiTheme="majorBidi" w:hAnsiTheme="majorBidi" w:cstheme="majorBidi"/>
-          <w:sz w:val="32"/>
-          <w:szCs w:val="32"/>
-        </w:rPr>
-      </w:pPr>
-    </w:p>
-    <w:p>
-      <w:pPr>
-        <w:spacing w:after="0" w:line="240" w:lineRule="auto"/>
-        <w:ind w:left="720" w:hanging="720"/>
-        <w:rPr>
-          <w:rFonts w:asciiTheme="majorBidi" w:hAnsiTheme="majorBidi" w:cstheme="majorBidi"/>
-          <w:sz w:val="32"/>
-          <w:szCs w:val="32"/>
-        </w:rPr>
-      </w:pPr>
-    </w:p>
-    <w:p>
-      <w:pPr>
-        <w:spacing w:after="0" w:line="240" w:lineRule="auto"/>
-        <w:ind w:left="720" w:hanging="720"/>
-        <w:rPr>
-          <w:rFonts w:asciiTheme="majorBidi" w:hAnsiTheme="majorBidi" w:cstheme="majorBidi"/>
-          <w:sz w:val="32"/>
-          <w:szCs w:val="32"/>
-        </w:rPr>
-      </w:pPr>
-    </w:p>
-    <w:p>
-      <w:pPr>
-        <w:spacing w:after="0" w:line="240" w:lineRule="auto"/>
-        <w:ind w:left="720" w:hanging="720"/>
-        <w:rPr>
-          <w:rFonts w:asciiTheme="majorBidi" w:hAnsiTheme="majorBidi" w:cstheme="majorBidi"/>
-          <w:sz w:val="32"/>
-          <w:szCs w:val="32"/>
-        </w:rPr>
-      </w:pPr>
-    </w:p>
-    <w:p>
-      <w:pPr>
-        <w:spacing w:after="0" w:line="240" w:lineRule="auto"/>
-        <w:ind w:left="720" w:hanging="720"/>
-        <w:rPr>
-          <w:rFonts w:asciiTheme="majorBidi" w:hAnsiTheme="majorBidi" w:cstheme="majorBidi"/>
-          <w:sz w:val="32"/>
-          <w:szCs w:val="32"/>
-        </w:rPr>
-      </w:pPr>
-    </w:p>
-    <w:p>
-      <w:pPr>
-        <w:spacing w:after="0" w:line="240" w:lineRule="auto"/>
-        <w:ind w:left="720" w:hanging="720"/>
-        <w:rPr>
-          <w:rFonts w:asciiTheme="majorBidi" w:hAnsiTheme="majorBidi" w:cstheme="majorBidi"/>
-          <w:sz w:val="32"/>
-          <w:szCs w:val="32"/>
-        </w:rPr>
-      </w:pPr>
-    </w:p>
-    <w:p>
-      <w:pPr>
-        <w:spacing w:after="0" w:line="240" w:lineRule="auto"/>
-        <w:ind w:left="720" w:hanging="720"/>
-        <w:rPr>
-          <w:rFonts w:asciiTheme="majorBidi" w:hAnsiTheme="majorBidi" w:cstheme="majorBidi"/>
-          <w:sz w:val="32"/>
-          <w:szCs w:val="32"/>
-        </w:rPr>
-      </w:pPr>
-    </w:p>
-    <w:p>
-      <w:pPr>
-        <w:spacing w:after="0" w:line="240" w:lineRule="auto"/>
-        <w:ind w:left="720" w:hanging="720"/>
-        <w:rPr>
-          <w:rFonts w:asciiTheme="majorBidi" w:hAnsiTheme="majorBidi" w:cstheme="majorBidi"/>
-          <w:sz w:val="32"/>
-          <w:szCs w:val="32"/>
-        </w:rPr>
-      </w:pPr>
-    </w:p>
-    <w:p>
-      <w:pPr>
-        <w:spacing w:after="0" w:line="240" w:lineRule="auto"/>
-        <w:rPr>
-          <w:rFonts w:asciiTheme="majorBidi" w:hAnsiTheme="majorBidi" w:cstheme="majorBidi"/>
-          <w:sz w:val="32"/>
-          <w:szCs w:val="32"/>
-        </w:rPr>
-      </w:pPr>
-    </w:p>
-    <w:p>
-      <w:pPr>
-        <w:spacing w:after="0" w:line="240" w:lineRule="auto"/>
-        <w:rPr>
-          <w:rFonts w:asciiTheme="majorBidi" w:hAnsiTheme="majorBidi" w:cstheme="majorBidi"/>
-          <w:sz w:val="32"/>
-          <w:szCs w:val="32"/>
-        </w:rPr>
-      </w:pPr>
-    </w:p>
-    <w:p>
-      <w:pPr>
-        <w:spacing w:after="0" w:line="240" w:lineRule="auto"/>
-        <w:rPr>
-          <w:rFonts w:asciiTheme="majorBidi" w:hAnsiTheme="majorBidi" w:cstheme="majorBidi"/>
-          <w:sz w:val="32"/>
-          <w:szCs w:val="32"/>
-        </w:rPr>
-      </w:pPr>
+      </w:pPr>
+      <w:r>
+        <w:rPr>
+          <w:rFonts w:asciiTheme="majorBidi" w:hAnsiTheme="majorBidi" w:cstheme="majorBidi"/>
+          <w:b/>
+          <w:bCs/>
+          <w:sz w:val="28"/>
+          <w:szCs w:val="28"/>
+        </w:rPr>
+        <w:t>Project Aims:</w:t>
+      </w:r>
+    </w:p>
+    <w:p>
+      <w:pPr>
+        <w:numPr>
+          <w:ilvl w:val="0"/>
+          <w:numId w:val="83"/>
+        </w:numPr>
+        <w:spacing w:after="0"/>
+        <w:rPr>
+          <w:rFonts w:asciiTheme="majorBidi" w:hAnsiTheme="majorBidi" w:cstheme="majorBidi"/>
+          <w:sz w:val="24"/>
+          <w:szCs w:val="24"/>
+        </w:rPr>
+      </w:pPr>
+      <w:r>
+        <w:rPr>
+          <w:rFonts w:asciiTheme="majorBidi" w:hAnsiTheme="majorBidi" w:cstheme="majorBidi"/>
+          <w:sz w:val="24"/>
+          <w:szCs w:val="24"/>
+        </w:rPr>
+        <w:t>Demonstrate how simple digital tools can bridge communication gaps in public service delivery</w:t>
+      </w:r>
+    </w:p>
+    <w:p>
+      <w:pPr>
+        <w:numPr>
+          <w:ilvl w:val="0"/>
+          <w:numId w:val="83"/>
+        </w:numPr>
+        <w:spacing w:after="0"/>
+        <w:rPr>
+          <w:rFonts w:asciiTheme="majorBidi" w:hAnsiTheme="majorBidi" w:cstheme="majorBidi"/>
+          <w:sz w:val="24"/>
+          <w:szCs w:val="24"/>
+        </w:rPr>
+      </w:pPr>
+      <w:r>
+        <w:rPr>
+          <w:rFonts w:asciiTheme="majorBidi" w:hAnsiTheme="majorBidi" w:cstheme="majorBidi"/>
+          <w:sz w:val="24"/>
+          <w:szCs w:val="24"/>
+        </w:rPr>
+        <w:t>Apply business process improvement principles to municipal service workflows</w:t>
+      </w:r>
+    </w:p>
+    <w:p>
+      <w:pPr>
+        <w:numPr>
+          <w:ilvl w:val="0"/>
+          <w:numId w:val="83"/>
+        </w:numPr>
+        <w:spacing w:after="0"/>
+        <w:rPr>
+          <w:rFonts w:asciiTheme="majorBidi" w:hAnsiTheme="majorBidi" w:cstheme="majorBidi"/>
+          <w:sz w:val="24"/>
+          <w:szCs w:val="24"/>
+        </w:rPr>
+      </w:pPr>
+      <w:r>
+        <w:rPr>
+          <w:rFonts w:asciiTheme="majorBidi" w:hAnsiTheme="majorBidi" w:cstheme="majorBidi"/>
+          <w:sz w:val="24"/>
+          <w:szCs w:val="24"/>
+        </w:rPr>
+        <w:t>Develop practical web development skills using accessible technologies</w:t>
+      </w:r>
+    </w:p>
+    <w:p>
+      <w:pPr>
+        <w:spacing w:after="0"/>
+        <w:rPr>
+          <w:rFonts w:asciiTheme="majorBidi" w:hAnsiTheme="majorBidi" w:cstheme="majorBidi"/>
+          <w:b/>
+          <w:bCs/>
+          <w:sz w:val="28"/>
+          <w:szCs w:val="28"/>
+        </w:rPr>
+      </w:pPr>
+      <w:r>
+        <w:rPr>
+          <w:rFonts w:asciiTheme="majorBidi" w:hAnsiTheme="majorBidi" w:cstheme="majorBidi"/>
+          <w:b/>
+          <w:bCs/>
+          <w:sz w:val="28"/>
+          <w:szCs w:val="28"/>
+        </w:rPr>
+        <w:t>Project Goals:</w:t>
+      </w:r>
+    </w:p>
+    <w:p>
+      <w:pPr>
+        <w:numPr>
+          <w:ilvl w:val="0"/>
+          <w:numId w:val="84"/>
+        </w:numPr>
+        <w:spacing w:after="0"/>
+        <w:rPr>
+          <w:rFonts w:asciiTheme="majorBidi" w:hAnsiTheme="majorBidi" w:cstheme="majorBidi"/>
+          <w:sz w:val="24"/>
+          <w:szCs w:val="24"/>
+        </w:rPr>
+      </w:pPr>
+      <w:r>
+        <w:rPr>
+          <w:rFonts w:asciiTheme="majorBidi" w:hAnsiTheme="majorBidi" w:cstheme="majorBidi"/>
+          <w:sz w:val="24"/>
+          <w:szCs w:val="24"/>
+        </w:rPr>
+        <w:t>Deliver a functional web application for problem reporting and tracking</w:t>
+      </w:r>
+    </w:p>
+    <w:p>
+      <w:pPr>
+        <w:numPr>
+          <w:ilvl w:val="0"/>
+          <w:numId w:val="84"/>
+        </w:numPr>
+        <w:spacing w:after="0"/>
+        <w:rPr>
+          <w:rFonts w:asciiTheme="majorBidi" w:hAnsiTheme="majorBidi" w:cstheme="majorBidi"/>
+          <w:sz w:val="24"/>
+          <w:szCs w:val="24"/>
+        </w:rPr>
+      </w:pPr>
+      <w:r>
+        <w:rPr>
+          <w:rFonts w:asciiTheme="majorBidi" w:hAnsiTheme="majorBidi" w:cstheme="majorBidi"/>
+          <w:sz w:val="24"/>
+          <w:szCs w:val="24"/>
+        </w:rPr>
+        <w:t>Create a simple administrative dashboard for municipal workers</w:t>
+      </w:r>
+    </w:p>
+    <w:p>
+      <w:pPr>
+        <w:numPr>
+          <w:ilvl w:val="0"/>
+          <w:numId w:val="84"/>
+        </w:numPr>
+        <w:spacing w:after="0"/>
+        <w:rPr>
+          <w:rFonts w:asciiTheme="majorBidi" w:hAnsiTheme="majorBidi" w:cstheme="majorBidi"/>
+          <w:sz w:val="24"/>
+          <w:szCs w:val="24"/>
+        </w:rPr>
+      </w:pPr>
+      <w:r>
+        <w:rPr>
+          <w:rFonts w:asciiTheme="majorBidi" w:hAnsiTheme="majorBidi" w:cstheme="majorBidi"/>
+          <w:sz w:val="24"/>
+          <w:szCs w:val="24"/>
+        </w:rPr>
+        <w:t>Document the business process improvements achieved through digital transformation</w:t>
+      </w:r>
+    </w:p>
+    <w:p>
+      <w:pPr>
+        <w:numPr>
+          <w:ilvl w:val="0"/>
+          <w:numId w:val="84"/>
+        </w:numPr>
+        <w:spacing w:after="0"/>
+        <w:rPr>
+          <w:rFonts w:asciiTheme="majorBidi" w:hAnsiTheme="majorBidi" w:cstheme="majorBidi"/>
+          <w:sz w:val="24"/>
+          <w:szCs w:val="24"/>
+        </w:rPr>
+      </w:pPr>
+      <w:r>
+        <w:rPr>
+          <w:rFonts w:asciiTheme="majorBidi" w:hAnsiTheme="majorBidi" w:cstheme="majorBidi"/>
+          <w:sz w:val="24"/>
+          <w:szCs w:val="24"/>
+        </w:rPr>
+        <w:t>Provide a cost-benefit analysis for municipal adoption</w:t>
+      </w:r>
+    </w:p>
+    <w:p>
+      <w:pPr>
+        <w:spacing w:after="0"/>
+        <w:rPr>
+          <w:rFonts w:asciiTheme="majorBidi" w:hAnsiTheme="majorBidi" w:cstheme="majorBidi"/>
+          <w:b/>
+          <w:bCs/>
+          <w:sz w:val="28"/>
+          <w:szCs w:val="28"/>
+        </w:rPr>
+      </w:pPr>
+      <w:r>
+        <w:rPr>
+          <w:rFonts w:asciiTheme="majorBidi" w:hAnsiTheme="majorBidi" w:cstheme="majorBidi"/>
+          <w:b/>
+          <w:bCs/>
+          <w:sz w:val="28"/>
+          <w:szCs w:val="28"/>
+        </w:rPr>
+        <w:t>Proposed Solution:</w:t>
+      </w:r>
+    </w:p>
+    <w:p>
+      <w:pPr>
+        <w:spacing w:after="0"/>
+        <w:ind w:left="720"/>
+        <w:rPr>
+          <w:rFonts w:asciiTheme="majorBidi" w:hAnsiTheme="majorBidi" w:cstheme="majorBidi"/>
+          <w:sz w:val="24"/>
+          <w:szCs w:val="24"/>
+        </w:rPr>
+      </w:pPr>
+      <w:r>
+        <w:rPr>
+          <w:rFonts w:asciiTheme="majorBidi" w:hAnsiTheme="majorBidi" w:cstheme="majorBidi"/>
+          <w:sz w:val="24"/>
+          <w:szCs w:val="24"/>
+        </w:rPr>
+        <w:t>FixCity is a web-based platform that provides a streamlined digital channel for citizens to report urban problems. The system transforms scattered complaints into structured, actionable data that municipal workers can efficiently process and track.</w:t>
+      </w:r>
+    </w:p>
+    <w:p>
+      <w:pPr>
+        <w:spacing w:after="0"/>
+        <w:rPr>
+          <w:rFonts w:asciiTheme="majorBidi" w:hAnsiTheme="majorBidi" w:cstheme="majorBidi"/>
+          <w:b/>
+          <w:bCs/>
+          <w:sz w:val="28"/>
+          <w:szCs w:val="28"/>
+        </w:rPr>
+      </w:pPr>
+      <w:r>
+        <w:rPr>
+          <w:rFonts w:asciiTheme="majorBidi" w:hAnsiTheme="majorBidi" w:cstheme="majorBidi"/>
+          <w:b/>
+          <w:bCs/>
+          <w:sz w:val="28"/>
+          <w:szCs w:val="28"/>
+        </w:rPr>
+        <w:t>Main System Features:</w:t>
+      </w:r>
+    </w:p>
+    <w:p>
+      <w:pPr>
+        <w:numPr>
+          <w:ilvl w:val="0"/>
+          <w:numId w:val="85"/>
+        </w:numPr>
+        <w:spacing w:after="0"/>
+        <w:rPr>
+          <w:rFonts w:asciiTheme="majorBidi" w:hAnsiTheme="majorBidi" w:cstheme="majorBidi"/>
+          <w:sz w:val="24"/>
+          <w:szCs w:val="24"/>
+        </w:rPr>
+      </w:pPr>
+      <w:r>
+        <w:rPr>
+          <w:rFonts w:asciiTheme="majorBidi" w:hAnsiTheme="majorBidi" w:cstheme="majorBidi"/>
+          <w:sz w:val="24"/>
+          <w:szCs w:val="24"/>
+        </w:rPr>
+        <w:t>Simple problem submission form with photo upload capability</w:t>
+      </w:r>
+    </w:p>
+    <w:p>
+      <w:pPr>
+        <w:numPr>
+          <w:ilvl w:val="0"/>
+          <w:numId w:val="85"/>
+        </w:numPr>
+        <w:spacing w:after="0"/>
+        <w:rPr>
+          <w:rFonts w:asciiTheme="majorBidi" w:hAnsiTheme="majorBidi" w:cstheme="majorBidi"/>
+          <w:sz w:val="24"/>
+          <w:szCs w:val="24"/>
+        </w:rPr>
+      </w:pPr>
+      <w:r>
+        <w:rPr>
+          <w:rFonts w:asciiTheme="majorBidi" w:hAnsiTheme="majorBidi" w:cstheme="majorBidi"/>
+          <w:sz w:val="24"/>
+          <w:szCs w:val="24"/>
+        </w:rPr>
+        <w:t>Basic administrative dashboard for viewing and managing reports</w:t>
+      </w:r>
+    </w:p>
+    <w:p>
+      <w:pPr>
+        <w:numPr>
+          <w:ilvl w:val="0"/>
+          <w:numId w:val="85"/>
+        </w:numPr>
+        <w:spacing w:after="0"/>
+        <w:rPr>
+          <w:rFonts w:asciiTheme="majorBidi" w:hAnsiTheme="majorBidi" w:cstheme="majorBidi"/>
+          <w:sz w:val="24"/>
+          <w:szCs w:val="24"/>
+        </w:rPr>
+      </w:pPr>
+      <w:r>
+        <w:rPr>
+          <w:rFonts w:asciiTheme="majorBidi" w:hAnsiTheme="majorBidi" w:cstheme="majorBidi"/>
+          <w:sz w:val="24"/>
+          <w:szCs w:val="24"/>
+        </w:rPr>
+        <w:t>Status tracking from submission to resolution</w:t>
+      </w:r>
+    </w:p>
+    <w:p>
+      <w:pPr>
+        <w:numPr>
+          <w:ilvl w:val="0"/>
+          <w:numId w:val="85"/>
+        </w:numPr>
+        <w:spacing w:after="0"/>
+        <w:rPr>
+          <w:rFonts w:asciiTheme="majorBidi" w:hAnsiTheme="majorBidi" w:cstheme="majorBidi"/>
+          <w:sz w:val="24"/>
+          <w:szCs w:val="24"/>
+        </w:rPr>
+      </w:pPr>
+      <w:r>
+        <w:rPr>
+          <w:rFonts w:asciiTheme="majorBidi" w:hAnsiTheme="majorBidi" w:cstheme="majorBidi"/>
+          <w:sz w:val="24"/>
+          <w:szCs w:val="24"/>
+        </w:rPr>
+        <w:t>Mobile-responsive design for accessibility</w:t>
+      </w:r>
+    </w:p>
+    <w:p>
+      <w:pPr>
+        <w:spacing w:after="0"/>
+        <w:rPr>
+          <w:rFonts w:asciiTheme="majorBidi" w:hAnsiTheme="majorBidi" w:cstheme="majorBidi"/>
+          <w:b/>
+          <w:bCs/>
+          <w:sz w:val="28"/>
+          <w:szCs w:val="28"/>
+        </w:rPr>
+      </w:pPr>
+      <w:r>
+        <w:rPr>
+          <w:rFonts w:asciiTheme="majorBidi" w:hAnsiTheme="majorBidi" w:cstheme="majorBidi"/>
+          <w:b/>
+          <w:bCs/>
+          <w:sz w:val="28"/>
+          <w:szCs w:val="28"/>
+        </w:rPr>
+        <w:lastRenderedPageBreak/>
+        <w:t>Development Tools:</w:t>
+      </w:r>
+    </w:p>
+    <w:p>
+      <w:pPr>
+        <w:numPr>
+          <w:ilvl w:val="0"/>
+          <w:numId w:val="86"/>
+        </w:numPr>
+        <w:spacing w:after="0"/>
+        <w:rPr>
+          <w:rFonts w:asciiTheme="majorBidi" w:hAnsiTheme="majorBidi" w:cstheme="majorBidi"/>
+          <w:sz w:val="24"/>
+          <w:szCs w:val="24"/>
+        </w:rPr>
+      </w:pPr>
+      <w:r>
+        <w:rPr>
+          <w:rFonts w:asciiTheme="majorBidi" w:hAnsiTheme="majorBidi" w:cstheme="majorBidi"/>
+          <w:sz w:val="24"/>
+          <w:szCs w:val="24"/>
+        </w:rPr>
+        <w:t>Backend: Python with Flask framework</w:t>
+      </w:r>
+    </w:p>
+    <w:p>
+      <w:pPr>
+        <w:numPr>
+          <w:ilvl w:val="0"/>
+          <w:numId w:val="86"/>
+        </w:numPr>
+        <w:spacing w:after="0"/>
+        <w:rPr>
+          <w:rFonts w:asciiTheme="majorBidi" w:hAnsiTheme="majorBidi" w:cstheme="majorBidi"/>
+          <w:sz w:val="24"/>
+          <w:szCs w:val="24"/>
+        </w:rPr>
+      </w:pPr>
+      <w:r>
+        <w:rPr>
+          <w:rFonts w:asciiTheme="majorBidi" w:hAnsiTheme="majorBidi" w:cstheme="majorBidi"/>
+          <w:sz w:val="24"/>
+          <w:szCs w:val="24"/>
+        </w:rPr>
+        <w:t>Frontend: HTML5, CSS3, JavaScript with Bootstrap</w:t>
+      </w:r>
+    </w:p>
+    <w:p>
+      <w:pPr>
+        <w:numPr>
+          <w:ilvl w:val="0"/>
+          <w:numId w:val="86"/>
+        </w:numPr>
+        <w:spacing w:after="0"/>
+        <w:rPr>
+          <w:rFonts w:asciiTheme="majorBidi" w:hAnsiTheme="majorBidi" w:cstheme="majorBidi"/>
+          <w:sz w:val="24"/>
+          <w:szCs w:val="24"/>
+        </w:rPr>
+      </w:pPr>
+      <w:r>
+        <w:rPr>
+          <w:rFonts w:asciiTheme="majorBidi" w:hAnsiTheme="majorBidi" w:cstheme="majorBidi"/>
+          <w:sz w:val="24"/>
+          <w:szCs w:val="24"/>
+        </w:rPr>
+        <w:t>Database: SQLite for development, PostgreSQL for production</w:t>
+      </w:r>
+    </w:p>
+    <w:p>
+      <w:pPr>
+        <w:numPr>
+          <w:ilvl w:val="0"/>
+          <w:numId w:val="86"/>
+        </w:numPr>
+        <w:spacing w:after="0"/>
+        <w:rPr>
+          <w:rFonts w:asciiTheme="majorBidi" w:hAnsiTheme="majorBidi" w:cstheme="majorBidi"/>
+          <w:sz w:val="24"/>
+          <w:szCs w:val="24"/>
+        </w:rPr>
+      </w:pPr>
+      <w:r>
+        <w:rPr>
+          <w:rFonts w:asciiTheme="majorBidi" w:hAnsiTheme="majorBidi" w:cstheme="majorBidi"/>
+          <w:sz w:val="24"/>
+          <w:szCs w:val="24"/>
+        </w:rPr>
+        <w:t>Deployment: Railway.app or PythonAnywhere</w:t>
+      </w:r>
     </w:p>
     <w:p>
       <w:pPr>
@@ -2491,7 +3163,268 @@
           <w:sz w:val="32"/>
           <w:szCs w:val="32"/>
         </w:rPr>
-        <w:t>1. Introduction</w:t>
+        <w:t>1.3 Project Domain &amp; Limitations</w:t>
+      </w:r>
+    </w:p>
+    <w:p>
+      <w:pPr>
+        <w:spacing w:after="0"/>
+        <w:rPr>
+          <w:rFonts w:asciiTheme="majorBidi" w:hAnsiTheme="majorBidi" w:cstheme="majorBidi"/>
+          <w:b/>
+          <w:bCs/>
+          <w:sz w:val="28"/>
+          <w:szCs w:val="28"/>
+        </w:rPr>
+      </w:pPr>
+      <w:r>
+        <w:rPr>
+          <w:rFonts w:asciiTheme="majorBidi" w:hAnsiTheme="majorBidi" w:cstheme="majorBidi"/>
+          <w:b/>
+          <w:bCs/>
+          <w:sz w:val="28"/>
+          <w:szCs w:val="28"/>
+        </w:rPr>
+        <w:t>Project Domain:</w:t>
+      </w:r>
+    </w:p>
+    <w:p>
+      <w:pPr>
+        <w:spacing w:after="0"/>
+        <w:ind w:left="720"/>
+        <w:rPr>
+          <w:rFonts w:asciiTheme="majorBidi" w:hAnsiTheme="majorBidi" w:cstheme="majorBidi"/>
+          <w:sz w:val="24"/>
+          <w:szCs w:val="24"/>
+        </w:rPr>
+      </w:pPr>
+      <w:r>
+        <w:rPr>
+          <w:rFonts w:asciiTheme="majorBidi" w:hAnsiTheme="majorBidi" w:cstheme="majorBidi"/>
+          <w:sz w:val="24"/>
+          <w:szCs w:val="24"/>
+        </w:rPr>
+        <w:t>Digital Government Services - specifically focusing on citizen engagement platforms and municipal service digitalization within the broader domain of Business Information Systems.</w:t>
+      </w:r>
+    </w:p>
+    <w:p>
+      <w:pPr>
+        <w:spacing w:after="0"/>
+        <w:rPr>
+          <w:rFonts w:asciiTheme="majorBidi" w:hAnsiTheme="majorBidi" w:cstheme="majorBidi"/>
+          <w:b/>
+          <w:bCs/>
+          <w:sz w:val="28"/>
+          <w:szCs w:val="28"/>
+        </w:rPr>
+      </w:pPr>
+      <w:r>
+        <w:rPr>
+          <w:rFonts w:asciiTheme="majorBidi" w:hAnsiTheme="majorBidi" w:cstheme="majorBidi"/>
+          <w:b/>
+          <w:bCs/>
+          <w:sz w:val="28"/>
+          <w:szCs w:val="28"/>
+        </w:rPr>
+        <w:t>Project Limitations:</w:t>
+      </w:r>
+    </w:p>
+    <w:p>
+      <w:pPr>
+        <w:numPr>
+          <w:ilvl w:val="0"/>
+          <w:numId w:val="87"/>
+        </w:numPr>
+        <w:spacing w:after="0"/>
+        <w:rPr>
+          <w:rFonts w:asciiTheme="majorBidi" w:hAnsiTheme="majorBidi" w:cstheme="majorBidi"/>
+          <w:sz w:val="24"/>
+          <w:szCs w:val="24"/>
+        </w:rPr>
+      </w:pPr>
+      <w:r>
+        <w:rPr>
+          <w:rFonts w:asciiTheme="majorBidi" w:hAnsiTheme="majorBidi" w:cstheme="majorBidi"/>
+          <w:sz w:val="24"/>
+          <w:szCs w:val="24"/>
+        </w:rPr>
+        <w:t>Initial implementation focuses on basic problem reporting without advanced features</w:t>
+      </w:r>
+    </w:p>
+    <w:p>
+      <w:pPr>
+        <w:numPr>
+          <w:ilvl w:val="0"/>
+          <w:numId w:val="87"/>
+        </w:numPr>
+        <w:spacing w:after="0"/>
+        <w:rPr>
+          <w:rFonts w:asciiTheme="majorBidi" w:hAnsiTheme="majorBidi" w:cstheme="majorBidi"/>
+          <w:sz w:val="24"/>
+          <w:szCs w:val="24"/>
+        </w:rPr>
+      </w:pPr>
+      <w:r>
+        <w:rPr>
+          <w:rFonts w:asciiTheme="majorBidi" w:hAnsiTheme="majorBidi" w:cstheme="majorBidi"/>
+          <w:sz w:val="24"/>
+          <w:szCs w:val="24"/>
+        </w:rPr>
+        <w:t>Municipal workflow integration is simulated for academic purposes</w:t>
+      </w:r>
+    </w:p>
+    <w:p>
+      <w:pPr>
+        <w:numPr>
+          <w:ilvl w:val="0"/>
+          <w:numId w:val="87"/>
+        </w:numPr>
+        <w:spacing w:after="0"/>
+        <w:rPr>
+          <w:rFonts w:asciiTheme="majorBidi" w:hAnsiTheme="majorBidi" w:cstheme="majorBidi"/>
+          <w:sz w:val="24"/>
+          <w:szCs w:val="24"/>
+        </w:rPr>
+      </w:pPr>
+      <w:r>
+        <w:rPr>
+          <w:rFonts w:asciiTheme="majorBidi" w:hAnsiTheme="majorBidi" w:cstheme="majorBidi"/>
+          <w:sz w:val="24"/>
+          <w:szCs w:val="24"/>
+        </w:rPr>
+        <w:t>Geographic scope limited to conceptual implementation rather than city-wide deployment</w:t>
+      </w:r>
+    </w:p>
+    <w:p>
+      <w:pPr>
+        <w:numPr>
+          <w:ilvl w:val="0"/>
+          <w:numId w:val="87"/>
+        </w:numPr>
+        <w:spacing w:after="0"/>
+        <w:rPr>
+          <w:rFonts w:asciiTheme="majorBidi" w:hAnsiTheme="majorBidi" w:cstheme="majorBidi"/>
+          <w:sz w:val="24"/>
+          <w:szCs w:val="24"/>
+        </w:rPr>
+      </w:pPr>
+      <w:r>
+        <w:rPr>
+          <w:rFonts w:asciiTheme="majorBidi" w:hAnsiTheme="majorBidi" w:cstheme="majorBidi"/>
+          <w:sz w:val="24"/>
+          <w:szCs w:val="24"/>
+        </w:rPr>
+        <w:t>Supports common infrastructure problems only (potholes, trash, street lighting, other)</w:t>
+      </w:r>
+    </w:p>
+    <w:p>
+      <w:pPr>
+        <w:spacing w:after="0"/>
+        <w:rPr>
+          <w:rFonts w:asciiTheme="majorBidi" w:hAnsiTheme="majorBidi" w:cstheme="majorBidi"/>
+          <w:b/>
+          <w:bCs/>
+          <w:sz w:val="28"/>
+          <w:szCs w:val="28"/>
+        </w:rPr>
+      </w:pPr>
+      <w:r>
+        <w:rPr>
+          <w:rFonts w:asciiTheme="majorBidi" w:hAnsiTheme="majorBidi" w:cstheme="majorBidi"/>
+          <w:b/>
+          <w:bCs/>
+          <w:sz w:val="28"/>
+          <w:szCs w:val="28"/>
+        </w:rPr>
+        <w:t>Target User Characteristics:</w:t>
+      </w:r>
+    </w:p>
+    <w:p>
+      <w:pPr>
+        <w:numPr>
+          <w:ilvl w:val="0"/>
+          <w:numId w:val="88"/>
+        </w:numPr>
+        <w:spacing w:after="0"/>
+        <w:rPr>
+          <w:rFonts w:asciiTheme="majorBidi" w:hAnsiTheme="majorBidi" w:cstheme="majorBidi"/>
+          <w:sz w:val="24"/>
+          <w:szCs w:val="24"/>
+        </w:rPr>
+      </w:pPr>
+      <w:r>
+        <w:rPr>
+          <w:rFonts w:asciiTheme="majorBidi" w:hAnsiTheme="majorBidi" w:cstheme="majorBidi"/>
+          <w:sz w:val="24"/>
+          <w:szCs w:val="24"/>
+        </w:rPr>
+        <w:t>Primary Users: Urban residents (18-65 years) with basic digital literacy</w:t>
+      </w:r>
+    </w:p>
+    <w:p>
+      <w:pPr>
+        <w:numPr>
+          <w:ilvl w:val="0"/>
+          <w:numId w:val="88"/>
+        </w:numPr>
+        <w:spacing w:after="0"/>
+        <w:rPr>
+          <w:rFonts w:asciiTheme="majorBidi" w:hAnsiTheme="majorBidi" w:cstheme="majorBidi"/>
+          <w:sz w:val="24"/>
+          <w:szCs w:val="24"/>
+        </w:rPr>
+      </w:pPr>
+      <w:r>
+        <w:rPr>
+          <w:rFonts w:asciiTheme="majorBidi" w:hAnsiTheme="majorBidi" w:cstheme="majorBidi"/>
+          <w:sz w:val="24"/>
+          <w:szCs w:val="24"/>
+        </w:rPr>
+        <w:t>Secondary Users: Municipal administrative staff with computer proficiency</w:t>
+      </w:r>
+    </w:p>
+    <w:p>
+      <w:pPr>
+        <w:numPr>
+          <w:ilvl w:val="0"/>
+          <w:numId w:val="88"/>
+        </w:numPr>
+        <w:spacing w:after="0"/>
+        <w:rPr>
+          <w:rFonts w:asciiTheme="majorBidi" w:hAnsiTheme="majorBidi" w:cstheme="majorBidi"/>
+          <w:sz w:val="24"/>
+          <w:szCs w:val="24"/>
+        </w:rPr>
+      </w:pPr>
+      <w:r>
+        <w:rPr>
+          <w:rFonts w:asciiTheme="majorBidi" w:hAnsiTheme="majorBidi" w:cstheme="majorBidi"/>
+          <w:sz w:val="24"/>
+          <w:szCs w:val="24"/>
+        </w:rPr>
+        <w:t>Technical Context: Access to smartphones or computers with internet connectivity</w:t>
+      </w:r>
+    </w:p>
+    <w:p>
+      <w:pPr>
+        <w:numPr>
+          <w:ilvl w:val="0"/>
+          <w:numId w:val="88"/>
+        </w:numPr>
+        <w:spacing w:after="0"/>
+        <w:rPr>
+          <w:rFonts w:asciiTheme="majorBidi" w:hAnsiTheme="majorBidi" w:cstheme="majorBidi"/>
+          <w:sz w:val="24"/>
+          <w:szCs w:val="24"/>
+        </w:rPr>
+      </w:pPr>
+      <w:r>
+        <w:rPr>
+          <w:rFonts w:asciiTheme="majorBidi" w:hAnsiTheme="majorBidi" w:cstheme="majorBidi"/>
+          <w:sz w:val="24"/>
+          <w:szCs w:val="24"/>
+        </w:rPr>
+        <w:t>Language Support: Arabic interface with English administrative components</w:t>
       </w:r>
     </w:p>
     <w:p>
@@ -2514,34 +3447,11 @@
           <w:sz w:val="32"/>
           <w:szCs w:val="32"/>
         </w:rPr>
-        <w:t>1.1 Problem Statement &amp; Significance</w:t>
-      </w:r>
-    </w:p>
-    <w:p>
-      <w:pPr>
-        <w:spacing w:after="0"/>
-        <w:ind w:left="360"/>
-        <w:rPr>
-          <w:rFonts w:asciiTheme="majorBidi" w:hAnsiTheme="majorBidi" w:cstheme="majorBidi"/>
-          <w:sz w:val="24"/>
-          <w:szCs w:val="24"/>
-        </w:rPr>
-      </w:pPr>
-      <w:r>
-        <w:rPr>
-          <w:rFonts w:asciiTheme="majorBidi" w:hAnsiTheme="majorBidi" w:cstheme="majorBidi"/>
-          <w:sz w:val="24"/>
-          <w:szCs w:val="24"/>
-        </w:rPr>
-        <w:t>Urban residents in Egyptian cities face significant challenges when attempting to report common infrastructure problems such as potholes, broken streetlights, and trash accumulation. Current reporting mechanisms primarily rely on phone calls, in-person visits to municipal offices, or informal complaints through local representatives. These traditional methods result in several systemic issues:</w:t>
-      </w:r>
-    </w:p>
-    <w:p>
-      <w:pPr>
-        <w:numPr>
-          <w:ilvl w:val="0"/>
-          <w:numId w:val="82"/>
-        </w:numPr>
+        <w:t>1.4 Definitions of New Terms</w:t>
+      </w:r>
+    </w:p>
+    <w:p>
+      <w:pPr>
         <w:spacing w:after="0"/>
         <w:rPr>
           <w:rFonts w:asciiTheme="majorBidi" w:hAnsiTheme="majorBidi" w:cstheme="majorBidi"/>
@@ -2554,26 +3464,22 @@
           <w:rFonts w:asciiTheme="majorBidi" w:hAnsiTheme="majorBidi" w:cstheme="majorBidi"/>
           <w:b/>
           <w:bCs/>
-          <w:sz w:val="24"/>
-          <w:szCs w:val="24"/>
-        </w:rPr>
-        <w:t>Low Reporting Rates:</w:t>
-      </w:r>
-      <w:r>
-        <w:rPr>
-          <w:rFonts w:asciiTheme="majorBidi" w:hAnsiTheme="majorBidi" w:cstheme="majorBidi"/>
-          <w:sz w:val="24"/>
-          <w:szCs w:val="24"/>
-        </w:rPr>
-        <w:t> Approximately 70% of urban problems go unreported due to inaccessible channels</w:t>
-      </w:r>
-    </w:p>
-    <w:p>
-      <w:pPr>
-        <w:numPr>
-          <w:ilvl w:val="0"/>
-          <w:numId w:val="82"/>
-        </w:numPr>
+          <w:sz w:val="28"/>
+          <w:szCs w:val="28"/>
+        </w:rPr>
+        <w:t>Civic Technology: </w:t>
+      </w:r>
+      <w:r>
+        <w:rPr>
+          <w:rFonts w:asciiTheme="majorBidi" w:hAnsiTheme="majorBidi" w:cstheme="majorBidi"/>
+          <w:sz w:val="24"/>
+          <w:szCs w:val="24"/>
+        </w:rPr>
+        <w:t>Digital tools and platforms designed to enhance citizen engagement with government services and improve public service delivery.</w:t>
+      </w:r>
+    </w:p>
+    <w:p>
+      <w:pPr>
         <w:spacing w:after="0"/>
         <w:rPr>
           <w:rFonts w:asciiTheme="majorBidi" w:hAnsiTheme="majorBidi" w:cstheme="majorBidi"/>
@@ -2586,26 +3492,30 @@
           <w:rFonts w:asciiTheme="majorBidi" w:hAnsiTheme="majorBidi" w:cstheme="majorBidi"/>
           <w:b/>
           <w:bCs/>
-          <w:sz w:val="24"/>
-          <w:szCs w:val="24"/>
-        </w:rPr>
-        <w:t>Inefficient Processing:</w:t>
-      </w:r>
-      <w:r>
-        <w:rPr>
-          <w:rFonts w:asciiTheme="majorBidi" w:hAnsiTheme="majorBidi" w:cstheme="majorBidi"/>
-          <w:sz w:val="24"/>
-          <w:szCs w:val="24"/>
-        </w:rPr>
-        <w:t> Manual handling of complaints leads to delays and lost information</w:t>
-      </w:r>
-    </w:p>
-    <w:p>
-      <w:pPr>
-        <w:numPr>
-          <w:ilvl w:val="0"/>
-          <w:numId w:val="82"/>
-        </w:numPr>
+          <w:sz w:val="28"/>
+          <w:szCs w:val="28"/>
+        </w:rPr>
+        <w:t>Business Process Digitalization:</w:t>
+      </w:r>
+      <w:r>
+        <w:rPr>
+          <w:rFonts w:asciiTheme="majorBidi" w:hAnsiTheme="majorBidi" w:cstheme="majorBidi"/>
+          <w:sz w:val="28"/>
+          <w:szCs w:val="28"/>
+        </w:rPr>
+        <w:t> </w:t>
+      </w:r>
+      <w:r>
+        <w:rPr>
+          <w:rFonts w:asciiTheme="majorBidi" w:hAnsiTheme="majorBidi" w:cstheme="majorBidi"/>
+          <w:sz w:val="24"/>
+          <w:szCs w:val="24"/>
+        </w:rPr>
+        <w:t>The transformation of manual, paper-based workflows into digital systems to improve efficiency, accuracy, and accessibility.</w:t>
+      </w:r>
+    </w:p>
+    <w:p>
+      <w:pPr>
         <w:spacing w:after="0"/>
         <w:rPr>
           <w:rFonts w:asciiTheme="majorBidi" w:hAnsiTheme="majorBidi" w:cstheme="majorBidi"/>
@@ -2618,70 +3528,107 @@
           <w:rFonts w:asciiTheme="majorBidi" w:hAnsiTheme="majorBidi" w:cstheme="majorBidi"/>
           <w:b/>
           <w:bCs/>
-          <w:sz w:val="24"/>
-          <w:szCs w:val="24"/>
-        </w:rPr>
-        <w:t>Lack of Transparency:</w:t>
-      </w:r>
-      <w:r>
-        <w:rPr>
-          <w:rFonts w:asciiTheme="majorBidi" w:hAnsiTheme="majorBidi" w:cstheme="majorBidi"/>
-          <w:sz w:val="24"/>
-          <w:szCs w:val="24"/>
-        </w:rPr>
-        <w:t> Citizens receive no feedback on reported problem status</w:t>
-      </w:r>
-    </w:p>
-    <w:p>
-      <w:pPr>
-        <w:numPr>
-          <w:ilvl w:val="0"/>
-          <w:numId w:val="82"/>
-        </w:numPr>
-        <w:spacing w:after="0"/>
-        <w:rPr>
-          <w:rFonts w:asciiTheme="majorBidi" w:hAnsiTheme="majorBidi" w:cstheme="majorBidi"/>
-          <w:sz w:val="24"/>
-          <w:szCs w:val="24"/>
-        </w:rPr>
-      </w:pPr>
-      <w:r>
-        <w:rPr>
-          <w:rFonts w:asciiTheme="majorBidi" w:hAnsiTheme="majorBidi" w:cstheme="majorBidi"/>
-          <w:b/>
-          <w:bCs/>
-          <w:sz w:val="24"/>
-          <w:szCs w:val="24"/>
-        </w:rPr>
-        <w:t>Resource Inefficiency:</w:t>
-      </w:r>
-      <w:r>
-        <w:rPr>
-          <w:rFonts w:asciiTheme="majorBidi" w:hAnsiTheme="majorBidi" w:cstheme="majorBidi"/>
-          <w:sz w:val="24"/>
-          <w:szCs w:val="24"/>
-        </w:rPr>
-        <w:t> Municipal workers spend excessive time on administrative tasks rather than problem resolution</w:t>
-      </w:r>
-    </w:p>
-    <w:p>
-      <w:pPr>
-        <w:spacing w:after="0"/>
-        <w:ind w:left="360"/>
-        <w:rPr>
-          <w:rFonts w:asciiTheme="majorBidi" w:hAnsiTheme="majorBidi" w:cstheme="majorBidi"/>
-          <w:sz w:val="24"/>
-          <w:szCs w:val="24"/>
-        </w:rPr>
-      </w:pPr>
-      <w:r>
-        <w:rPr>
-          <w:rFonts w:asciiTheme="majorBidi" w:hAnsiTheme="majorBidi" w:cstheme="majorBidi"/>
-          <w:sz w:val="24"/>
-          <w:szCs w:val="24"/>
-        </w:rPr>
-        <w:t>The significance of this problem extends beyond inconvenience. Poor urban infrastructure directly impacts public safety, economic activity, and quality of life. Digital transformation of this process represents a critical opportunity to enhance public service efficiency while strengthening citizen-government collaboration.</w:t>
-      </w:r>
+          <w:sz w:val="28"/>
+          <w:szCs w:val="28"/>
+        </w:rPr>
+        <w:t>Minimum Viable Product (MVP):</w:t>
+      </w:r>
+      <w:r>
+        <w:rPr>
+          <w:rFonts w:asciiTheme="majorBidi" w:hAnsiTheme="majorBidi" w:cstheme="majorBidi"/>
+          <w:sz w:val="28"/>
+          <w:szCs w:val="28"/>
+        </w:rPr>
+        <w:t> </w:t>
+      </w:r>
+      <w:r>
+        <w:rPr>
+          <w:rFonts w:asciiTheme="majorBidi" w:hAnsiTheme="majorBidi" w:cstheme="majorBidi"/>
+          <w:sz w:val="24"/>
+          <w:szCs w:val="24"/>
+        </w:rPr>
+        <w:t>A development technique where a new product is built with sufficient features to satisfy early adopters, while collecting feedback for future development.</w:t>
+      </w:r>
+    </w:p>
+    <w:p>
+      <w:pPr>
+        <w:spacing w:after="0"/>
+        <w:rPr>
+          <w:rFonts w:asciiTheme="majorBidi" w:hAnsiTheme="majorBidi" w:cstheme="majorBidi"/>
+          <w:sz w:val="32"/>
+          <w:szCs w:val="32"/>
+        </w:rPr>
+      </w:pPr>
+    </w:p>
+    <w:p>
+      <w:pPr>
+        <w:spacing w:after="0"/>
+        <w:rPr>
+          <w:rFonts w:asciiTheme="majorBidi" w:hAnsiTheme="majorBidi" w:cstheme="majorBidi"/>
+          <w:sz w:val="32"/>
+          <w:szCs w:val="32"/>
+        </w:rPr>
+      </w:pPr>
+    </w:p>
+    <w:p>
+      <w:pPr>
+        <w:spacing w:after="0"/>
+        <w:rPr>
+          <w:rFonts w:asciiTheme="majorBidi" w:hAnsiTheme="majorBidi" w:cstheme="majorBidi"/>
+          <w:sz w:val="32"/>
+          <w:szCs w:val="32"/>
+        </w:rPr>
+      </w:pPr>
+    </w:p>
+    <w:p>
+      <w:pPr>
+        <w:spacing w:after="0"/>
+        <w:rPr>
+          <w:rFonts w:asciiTheme="majorBidi" w:hAnsiTheme="majorBidi" w:cstheme="majorBidi"/>
+          <w:sz w:val="32"/>
+          <w:szCs w:val="32"/>
+        </w:rPr>
+      </w:pPr>
+    </w:p>
+    <w:p>
+      <w:pPr>
+        <w:spacing w:after="0"/>
+        <w:rPr>
+          <w:rFonts w:asciiTheme="majorBidi" w:hAnsiTheme="majorBidi" w:cstheme="majorBidi"/>
+          <w:sz w:val="32"/>
+          <w:szCs w:val="32"/>
+        </w:rPr>
+      </w:pPr>
+    </w:p>
+    <w:p>
+      <w:pPr>
+        <w:spacing w:after="0"/>
+        <w:rPr>
+          <w:rFonts w:asciiTheme="majorBidi" w:hAnsiTheme="majorBidi" w:cstheme="majorBidi"/>
+          <w:sz w:val="32"/>
+          <w:szCs w:val="32"/>
+        </w:rPr>
+      </w:pPr>
+    </w:p>
+    <w:p>
+      <w:pPr>
+        <w:spacing w:after="0"/>
+        <w:rPr>
+          <w:rFonts w:asciiTheme="majorBidi" w:hAnsiTheme="majorBidi" w:cstheme="majorBidi"/>
+          <w:sz w:val="32"/>
+          <w:szCs w:val="32"/>
+        </w:rPr>
+      </w:pPr>
+    </w:p>
+    <w:p>
+      <w:pPr>
+        <w:spacing w:after="0"/>
+        <w:rPr>
+          <w:rFonts w:asciiTheme="majorBidi" w:hAnsiTheme="majorBidi" w:cstheme="majorBidi"/>
+          <w:sz w:val="32"/>
+          <w:szCs w:val="32"/>
+        </w:rPr>
+      </w:pPr>
     </w:p>
     <w:p>
       <w:pPr>
@@ -2703,12 +3650,166 @@
           <w:sz w:val="32"/>
           <w:szCs w:val="32"/>
         </w:rPr>
-        <w:t>1.2 Goals and Proposed Solution</w:t>
-      </w:r>
-    </w:p>
-    <w:p>
-      <w:pPr>
-        <w:spacing w:after="0"/>
+        <w:lastRenderedPageBreak/>
+        <w:t>2. Background Information &amp; Related Work</w:t>
+      </w:r>
+    </w:p>
+    <w:p>
+      <w:pPr>
+        <w:spacing w:after="0"/>
+        <w:ind w:left="720" w:hanging="720"/>
+        <w:rPr>
+          <w:rFonts w:asciiTheme="majorBidi" w:hAnsiTheme="majorBidi" w:cstheme="majorBidi"/>
+          <w:b/>
+          <w:bCs/>
+          <w:sz w:val="32"/>
+          <w:szCs w:val="32"/>
+        </w:rPr>
+      </w:pPr>
+      <w:r>
+        <w:rPr>
+          <w:rFonts w:asciiTheme="majorBidi" w:hAnsiTheme="majorBidi" w:cstheme="majorBidi"/>
+          <w:b/>
+          <w:bCs/>
+          <w:sz w:val="32"/>
+          <w:szCs w:val="32"/>
+        </w:rPr>
+        <w:t>2.1 Background Information</w:t>
+      </w:r>
+    </w:p>
+    <w:p>
+      <w:pPr>
+        <w:spacing w:after="0"/>
+        <w:ind w:left="720"/>
+        <w:rPr>
+          <w:rFonts w:asciiTheme="majorBidi" w:hAnsiTheme="majorBidi" w:cstheme="majorBidi"/>
+          <w:sz w:val="24"/>
+          <w:szCs w:val="24"/>
+        </w:rPr>
+      </w:pPr>
+      <w:r>
+        <w:rPr>
+          <w:rFonts w:asciiTheme="majorBidi" w:hAnsiTheme="majorBidi" w:cstheme="majorBidi"/>
+          <w:sz w:val="24"/>
+          <w:szCs w:val="24"/>
+        </w:rPr>
+        <w:t>The development of FixCity Lite builds upon established principles of business process improvement and digital transformation in public sector contexts. Key foundational elements include:</w:t>
+      </w:r>
+    </w:p>
+    <w:p>
+      <w:pPr>
+        <w:spacing w:after="0"/>
+        <w:ind w:left="720" w:hanging="720"/>
+        <w:rPr>
+          <w:rFonts w:asciiTheme="majorBidi" w:hAnsiTheme="majorBidi" w:cstheme="majorBidi"/>
+          <w:sz w:val="24"/>
+          <w:szCs w:val="24"/>
+        </w:rPr>
+      </w:pPr>
+      <w:r>
+        <w:rPr>
+          <w:rFonts w:asciiTheme="majorBidi" w:hAnsiTheme="majorBidi" w:cstheme="majorBidi"/>
+          <w:b/>
+          <w:bCs/>
+          <w:sz w:val="24"/>
+          <w:szCs w:val="24"/>
+        </w:rPr>
+        <w:t>Web Application Development:</w:t>
+      </w:r>
+      <w:r>
+        <w:rPr>
+          <w:rFonts w:asciiTheme="majorBidi" w:hAnsiTheme="majorBidi" w:cstheme="majorBidi"/>
+          <w:sz w:val="24"/>
+          <w:szCs w:val="24"/>
+        </w:rPr>
+        <w:t> Using Python/Flask framework provides a lightweight yet powerful foundation for building web applications. This technology stack was selected for its simplicity, extensive documentation, and suitability for academic projects with limited development timelines.</w:t>
+      </w:r>
+    </w:p>
+    <w:p>
+      <w:pPr>
+        <w:spacing w:after="0"/>
+        <w:ind w:left="720" w:hanging="720"/>
+        <w:rPr>
+          <w:rFonts w:asciiTheme="majorBidi" w:hAnsiTheme="majorBidi" w:cstheme="majorBidi"/>
+          <w:sz w:val="24"/>
+          <w:szCs w:val="24"/>
+        </w:rPr>
+      </w:pPr>
+      <w:r>
+        <w:rPr>
+          <w:rFonts w:asciiTheme="majorBidi" w:hAnsiTheme="majorBidi" w:cstheme="majorBidi"/>
+          <w:b/>
+          <w:bCs/>
+          <w:sz w:val="24"/>
+          <w:szCs w:val="24"/>
+        </w:rPr>
+        <w:t>Database Management:</w:t>
+      </w:r>
+      <w:r>
+        <w:rPr>
+          <w:rFonts w:asciiTheme="majorBidi" w:hAnsiTheme="majorBidi" w:cstheme="majorBidi"/>
+          <w:sz w:val="24"/>
+          <w:szCs w:val="24"/>
+        </w:rPr>
+        <w:t> SQLite serves as the primary database during development, offering simplicity and ease of use, while PostgreSQL provides a robust production-ready alternative with enhanced performance and scalability features.</w:t>
+      </w:r>
+    </w:p>
+    <w:p>
+      <w:pPr>
+        <w:spacing w:after="0"/>
+        <w:ind w:left="720" w:hanging="720"/>
+        <w:rPr>
+          <w:rFonts w:asciiTheme="majorBidi" w:hAnsiTheme="majorBidi" w:cstheme="majorBidi"/>
+          <w:sz w:val="24"/>
+          <w:szCs w:val="24"/>
+        </w:rPr>
+      </w:pPr>
+      <w:r>
+        <w:rPr>
+          <w:rFonts w:asciiTheme="majorBidi" w:hAnsiTheme="majorBidi" w:cstheme="majorBidi"/>
+          <w:b/>
+          <w:bCs/>
+          <w:sz w:val="24"/>
+          <w:szCs w:val="24"/>
+        </w:rPr>
+        <w:t>User-Centered Design:</w:t>
+      </w:r>
+      <w:r>
+        <w:rPr>
+          <w:rFonts w:asciiTheme="majorBidi" w:hAnsiTheme="majorBidi" w:cstheme="majorBidi"/>
+          <w:sz w:val="24"/>
+          <w:szCs w:val="24"/>
+        </w:rPr>
+        <w:t> The platform implements responsive web design principles using Bootstrap framework, ensuring accessibility across various devices and screen sizes without requiring native mobile application development.</w:t>
+      </w:r>
+    </w:p>
+    <w:p>
+      <w:pPr>
+        <w:spacing w:after="0"/>
+        <w:ind w:left="720" w:hanging="720"/>
+        <w:rPr>
+          <w:rFonts w:asciiTheme="majorBidi" w:hAnsiTheme="majorBidi" w:cstheme="majorBidi"/>
+          <w:b/>
+          <w:bCs/>
+          <w:sz w:val="32"/>
+          <w:szCs w:val="32"/>
+        </w:rPr>
+      </w:pPr>
+      <w:r>
+        <w:rPr>
+          <w:rFonts w:asciiTheme="majorBidi" w:hAnsiTheme="majorBidi" w:cstheme="majorBidi"/>
+          <w:b/>
+          <w:bCs/>
+          <w:sz w:val="32"/>
+          <w:szCs w:val="32"/>
+        </w:rPr>
+        <w:t>2.2 Related Work Survey</w:t>
+      </w:r>
+    </w:p>
+    <w:p>
+      <w:pPr>
+        <w:spacing w:after="0"/>
+        <w:ind w:left="720" w:hanging="720"/>
         <w:rPr>
           <w:rFonts w:asciiTheme="majorBidi" w:hAnsiTheme="majorBidi" w:cstheme="majorBidi"/>
           <w:b/>
@@ -2725,1189 +3826,7 @@
           <w:sz w:val="28"/>
           <w:szCs w:val="28"/>
         </w:rPr>
-        <w:t>Project Aims:</w:t>
-      </w:r>
-    </w:p>
-    <w:p>
-      <w:pPr>
-        <w:numPr>
-          <w:ilvl w:val="0"/>
-          <w:numId w:val="83"/>
-        </w:numPr>
-        <w:spacing w:after="0"/>
-        <w:rPr>
-          <w:rFonts w:asciiTheme="majorBidi" w:hAnsiTheme="majorBidi" w:cstheme="majorBidi"/>
-          <w:sz w:val="24"/>
-          <w:szCs w:val="24"/>
-        </w:rPr>
-      </w:pPr>
-      <w:r>
-        <w:rPr>
-          <w:rFonts w:asciiTheme="majorBidi" w:hAnsiTheme="majorBidi" w:cstheme="majorBidi"/>
-          <w:sz w:val="24"/>
-          <w:szCs w:val="24"/>
-        </w:rPr>
-        <w:t>Demonstrate how simple digital tools can bridge communication gaps in public service delivery</w:t>
-      </w:r>
-    </w:p>
-    <w:p>
-      <w:pPr>
-        <w:numPr>
-          <w:ilvl w:val="0"/>
-          <w:numId w:val="83"/>
-        </w:numPr>
-        <w:spacing w:after="0"/>
-        <w:rPr>
-          <w:rFonts w:asciiTheme="majorBidi" w:hAnsiTheme="majorBidi" w:cstheme="majorBidi"/>
-          <w:sz w:val="24"/>
-          <w:szCs w:val="24"/>
-        </w:rPr>
-      </w:pPr>
-      <w:r>
-        <w:rPr>
-          <w:rFonts w:asciiTheme="majorBidi" w:hAnsiTheme="majorBidi" w:cstheme="majorBidi"/>
-          <w:sz w:val="24"/>
-          <w:szCs w:val="24"/>
-        </w:rPr>
-        <w:t>Apply business process improvement principles to municipal service workflows</w:t>
-      </w:r>
-    </w:p>
-    <w:p>
-      <w:pPr>
-        <w:numPr>
-          <w:ilvl w:val="0"/>
-          <w:numId w:val="83"/>
-        </w:numPr>
-        <w:spacing w:after="0"/>
-        <w:rPr>
-          <w:rFonts w:asciiTheme="majorBidi" w:hAnsiTheme="majorBidi" w:cstheme="majorBidi"/>
-          <w:sz w:val="24"/>
-          <w:szCs w:val="24"/>
-        </w:rPr>
-      </w:pPr>
-      <w:r>
-        <w:rPr>
-          <w:rFonts w:asciiTheme="majorBidi" w:hAnsiTheme="majorBidi" w:cstheme="majorBidi"/>
-          <w:sz w:val="24"/>
-          <w:szCs w:val="24"/>
-        </w:rPr>
-        <w:t>Develop practical web development skills using accessible technologies</w:t>
-      </w:r>
-    </w:p>
-    <w:p>
-      <w:pPr>
-        <w:spacing w:after="0"/>
-        <w:rPr>
-          <w:rFonts w:asciiTheme="majorBidi" w:hAnsiTheme="majorBidi" w:cstheme="majorBidi"/>
-          <w:b/>
-          <w:bCs/>
-          <w:sz w:val="28"/>
-          <w:szCs w:val="28"/>
-        </w:rPr>
-      </w:pPr>
-      <w:r>
-        <w:rPr>
-          <w:rFonts w:asciiTheme="majorBidi" w:hAnsiTheme="majorBidi" w:cstheme="majorBidi"/>
-          <w:b/>
-          <w:bCs/>
-          <w:sz w:val="28"/>
-          <w:szCs w:val="28"/>
-        </w:rPr>
-        <w:t>Project Goals:</w:t>
-      </w:r>
-    </w:p>
-    <w:p>
-      <w:pPr>
-        <w:numPr>
-          <w:ilvl w:val="0"/>
-          <w:numId w:val="84"/>
-        </w:numPr>
-        <w:spacing w:after="0"/>
-        <w:rPr>
-          <w:rFonts w:asciiTheme="majorBidi" w:hAnsiTheme="majorBidi" w:cstheme="majorBidi"/>
-          <w:sz w:val="24"/>
-          <w:szCs w:val="24"/>
-        </w:rPr>
-      </w:pPr>
-      <w:r>
-        <w:rPr>
-          <w:rFonts w:asciiTheme="majorBidi" w:hAnsiTheme="majorBidi" w:cstheme="majorBidi"/>
-          <w:sz w:val="24"/>
-          <w:szCs w:val="24"/>
-        </w:rPr>
-        <w:t>Deliver a functional web application for problem reporting and tracking</w:t>
-      </w:r>
-    </w:p>
-    <w:p>
-      <w:pPr>
-        <w:numPr>
-          <w:ilvl w:val="0"/>
-          <w:numId w:val="84"/>
-        </w:numPr>
-        <w:spacing w:after="0"/>
-        <w:rPr>
-          <w:rFonts w:asciiTheme="majorBidi" w:hAnsiTheme="majorBidi" w:cstheme="majorBidi"/>
-          <w:sz w:val="24"/>
-          <w:szCs w:val="24"/>
-        </w:rPr>
-      </w:pPr>
-      <w:r>
-        <w:rPr>
-          <w:rFonts w:asciiTheme="majorBidi" w:hAnsiTheme="majorBidi" w:cstheme="majorBidi"/>
-          <w:sz w:val="24"/>
-          <w:szCs w:val="24"/>
-        </w:rPr>
-        <w:t>Create a simple administrative dashboard for municipal workers</w:t>
-      </w:r>
-    </w:p>
-    <w:p>
-      <w:pPr>
-        <w:numPr>
-          <w:ilvl w:val="0"/>
-          <w:numId w:val="84"/>
-        </w:numPr>
-        <w:spacing w:after="0"/>
-        <w:rPr>
-          <w:rFonts w:asciiTheme="majorBidi" w:hAnsiTheme="majorBidi" w:cstheme="majorBidi"/>
-          <w:sz w:val="24"/>
-          <w:szCs w:val="24"/>
-        </w:rPr>
-      </w:pPr>
-      <w:r>
-        <w:rPr>
-          <w:rFonts w:asciiTheme="majorBidi" w:hAnsiTheme="majorBidi" w:cstheme="majorBidi"/>
-          <w:sz w:val="24"/>
-          <w:szCs w:val="24"/>
-        </w:rPr>
-        <w:t>Document the business process improvements achieved through digital transformation</w:t>
-      </w:r>
-    </w:p>
-    <w:p>
-      <w:pPr>
-        <w:numPr>
-          <w:ilvl w:val="0"/>
-          <w:numId w:val="84"/>
-        </w:numPr>
-        <w:spacing w:after="0"/>
-        <w:rPr>
-          <w:rFonts w:asciiTheme="majorBidi" w:hAnsiTheme="majorBidi" w:cstheme="majorBidi"/>
-          <w:sz w:val="24"/>
-          <w:szCs w:val="24"/>
-        </w:rPr>
-      </w:pPr>
-      <w:r>
-        <w:rPr>
-          <w:rFonts w:asciiTheme="majorBidi" w:hAnsiTheme="majorBidi" w:cstheme="majorBidi"/>
-          <w:sz w:val="24"/>
-          <w:szCs w:val="24"/>
-        </w:rPr>
-        <w:t>Provide a cost-benefit analysis for municipal adoption</w:t>
-      </w:r>
-    </w:p>
-    <w:p>
-      <w:pPr>
-        <w:spacing w:after="0"/>
-        <w:rPr>
-          <w:rFonts w:asciiTheme="majorBidi" w:hAnsiTheme="majorBidi" w:cstheme="majorBidi"/>
-          <w:b/>
-          <w:bCs/>
-          <w:sz w:val="28"/>
-          <w:szCs w:val="28"/>
-        </w:rPr>
-      </w:pPr>
-      <w:r>
-        <w:rPr>
-          <w:rFonts w:asciiTheme="majorBidi" w:hAnsiTheme="majorBidi" w:cstheme="majorBidi"/>
-          <w:b/>
-          <w:bCs/>
-          <w:sz w:val="28"/>
-          <w:szCs w:val="28"/>
-        </w:rPr>
-        <w:t>Proposed Solution:</w:t>
-      </w:r>
-    </w:p>
-    <w:p>
-      <w:pPr>
-        <w:spacing w:after="0"/>
-        <w:ind w:left="720"/>
-        <w:rPr>
-          <w:rFonts w:asciiTheme="majorBidi" w:hAnsiTheme="majorBidi" w:cstheme="majorBidi"/>
-          <w:sz w:val="24"/>
-          <w:szCs w:val="24"/>
-        </w:rPr>
-      </w:pPr>
-      <w:proofErr w:type="spellStart"/>
-      <w:r>
-        <w:rPr>
-          <w:rFonts w:asciiTheme="majorBidi" w:hAnsiTheme="majorBidi" w:cstheme="majorBidi"/>
-          <w:sz w:val="24"/>
-          <w:szCs w:val="24"/>
-        </w:rPr>
-        <w:t>FixCity</w:t>
-      </w:r>
-      <w:proofErr w:type="spellEnd"/>
-      <w:r>
-        <w:rPr>
-          <w:rFonts w:asciiTheme="majorBidi" w:hAnsiTheme="majorBidi" w:cstheme="majorBidi"/>
-          <w:sz w:val="24"/>
-          <w:szCs w:val="24"/>
-        </w:rPr>
-        <w:t xml:space="preserve"> is a web-based platform that provides a streamlined digital channel for citizens to report urban problems. The system transforms scattered complaints into structured, actionable data that municipal workers can efficiently process and track.</w:t>
-      </w:r>
-    </w:p>
-    <w:p>
-      <w:pPr>
-        <w:spacing w:after="0"/>
-        <w:rPr>
-          <w:rFonts w:asciiTheme="majorBidi" w:hAnsiTheme="majorBidi" w:cstheme="majorBidi"/>
-          <w:b/>
-          <w:bCs/>
-          <w:sz w:val="28"/>
-          <w:szCs w:val="28"/>
-        </w:rPr>
-      </w:pPr>
-      <w:r>
-        <w:rPr>
-          <w:rFonts w:asciiTheme="majorBidi" w:hAnsiTheme="majorBidi" w:cstheme="majorBidi"/>
-          <w:b/>
-          <w:bCs/>
-          <w:sz w:val="28"/>
-          <w:szCs w:val="28"/>
-        </w:rPr>
-        <w:t>Main System Features:</w:t>
-      </w:r>
-    </w:p>
-    <w:p>
-      <w:pPr>
-        <w:numPr>
-          <w:ilvl w:val="0"/>
-          <w:numId w:val="85"/>
-        </w:numPr>
-        <w:spacing w:after="0"/>
-        <w:rPr>
-          <w:rFonts w:asciiTheme="majorBidi" w:hAnsiTheme="majorBidi" w:cstheme="majorBidi"/>
-          <w:sz w:val="24"/>
-          <w:szCs w:val="24"/>
-        </w:rPr>
-      </w:pPr>
-      <w:r>
-        <w:rPr>
-          <w:rFonts w:asciiTheme="majorBidi" w:hAnsiTheme="majorBidi" w:cstheme="majorBidi"/>
-          <w:sz w:val="24"/>
-          <w:szCs w:val="24"/>
-        </w:rPr>
-        <w:t>Simple problem submission form with photo upload capability</w:t>
-      </w:r>
-    </w:p>
-    <w:p>
-      <w:pPr>
-        <w:numPr>
-          <w:ilvl w:val="0"/>
-          <w:numId w:val="85"/>
-        </w:numPr>
-        <w:spacing w:after="0"/>
-        <w:rPr>
-          <w:rFonts w:asciiTheme="majorBidi" w:hAnsiTheme="majorBidi" w:cstheme="majorBidi"/>
-          <w:sz w:val="24"/>
-          <w:szCs w:val="24"/>
-        </w:rPr>
-      </w:pPr>
-      <w:r>
-        <w:rPr>
-          <w:rFonts w:asciiTheme="majorBidi" w:hAnsiTheme="majorBidi" w:cstheme="majorBidi"/>
-          <w:sz w:val="24"/>
-          <w:szCs w:val="24"/>
-        </w:rPr>
-        <w:t>Basic administrative dashboard for viewing and managing reports</w:t>
-      </w:r>
-    </w:p>
-    <w:p>
-      <w:pPr>
-        <w:numPr>
-          <w:ilvl w:val="0"/>
-          <w:numId w:val="85"/>
-        </w:numPr>
-        <w:spacing w:after="0"/>
-        <w:rPr>
-          <w:rFonts w:asciiTheme="majorBidi" w:hAnsiTheme="majorBidi" w:cstheme="majorBidi"/>
-          <w:sz w:val="24"/>
-          <w:szCs w:val="24"/>
-        </w:rPr>
-      </w:pPr>
-      <w:r>
-        <w:rPr>
-          <w:rFonts w:asciiTheme="majorBidi" w:hAnsiTheme="majorBidi" w:cstheme="majorBidi"/>
-          <w:sz w:val="24"/>
-          <w:szCs w:val="24"/>
-        </w:rPr>
-        <w:t>Status tracking from submission to resolution</w:t>
-      </w:r>
-    </w:p>
-    <w:p>
-      <w:pPr>
-        <w:numPr>
-          <w:ilvl w:val="0"/>
-          <w:numId w:val="85"/>
-        </w:numPr>
-        <w:spacing w:after="0"/>
-        <w:rPr>
-          <w:rFonts w:asciiTheme="majorBidi" w:hAnsiTheme="majorBidi" w:cstheme="majorBidi"/>
-          <w:sz w:val="24"/>
-          <w:szCs w:val="24"/>
-        </w:rPr>
-      </w:pPr>
-      <w:r>
-        <w:rPr>
-          <w:rFonts w:asciiTheme="majorBidi" w:hAnsiTheme="majorBidi" w:cstheme="majorBidi"/>
-          <w:sz w:val="24"/>
-          <w:szCs w:val="24"/>
-        </w:rPr>
-        <w:t>Mobile-responsive design for accessibility</w:t>
-      </w:r>
-    </w:p>
-    <w:p>
-      <w:pPr>
-        <w:spacing w:after="0"/>
-        <w:rPr>
-          <w:rFonts w:asciiTheme="majorBidi" w:hAnsiTheme="majorBidi" w:cstheme="majorBidi"/>
-          <w:b/>
-          <w:bCs/>
-          <w:sz w:val="28"/>
-          <w:szCs w:val="28"/>
-        </w:rPr>
-      </w:pPr>
-      <w:r>
-        <w:rPr>
-          <w:rFonts w:asciiTheme="majorBidi" w:hAnsiTheme="majorBidi" w:cstheme="majorBidi"/>
-          <w:b/>
-          <w:bCs/>
-          <w:sz w:val="28"/>
-          <w:szCs w:val="28"/>
-        </w:rPr>
-        <w:lastRenderedPageBreak/>
-        <w:t>Development Tools:</w:t>
-      </w:r>
-    </w:p>
-    <w:p>
-      <w:pPr>
-        <w:numPr>
-          <w:ilvl w:val="0"/>
-          <w:numId w:val="86"/>
-        </w:numPr>
-        <w:spacing w:after="0"/>
-        <w:rPr>
-          <w:rFonts w:asciiTheme="majorBidi" w:hAnsiTheme="majorBidi" w:cstheme="majorBidi"/>
-          <w:sz w:val="24"/>
-          <w:szCs w:val="24"/>
-        </w:rPr>
-      </w:pPr>
-      <w:r>
-        <w:rPr>
-          <w:rFonts w:asciiTheme="majorBidi" w:hAnsiTheme="majorBidi" w:cstheme="majorBidi"/>
-          <w:sz w:val="24"/>
-          <w:szCs w:val="24"/>
-        </w:rPr>
-        <w:t>Backend: Python with Flask framework</w:t>
-      </w:r>
-    </w:p>
-    <w:p>
-      <w:pPr>
-        <w:numPr>
-          <w:ilvl w:val="0"/>
-          <w:numId w:val="86"/>
-        </w:numPr>
-        <w:spacing w:after="0"/>
-        <w:rPr>
-          <w:rFonts w:asciiTheme="majorBidi" w:hAnsiTheme="majorBidi" w:cstheme="majorBidi"/>
-          <w:sz w:val="24"/>
-          <w:szCs w:val="24"/>
-        </w:rPr>
-      </w:pPr>
-      <w:r>
-        <w:rPr>
-          <w:rFonts w:asciiTheme="majorBidi" w:hAnsiTheme="majorBidi" w:cstheme="majorBidi"/>
-          <w:sz w:val="24"/>
-          <w:szCs w:val="24"/>
-        </w:rPr>
-        <w:t>Frontend: HTML5, CSS3, JavaScript with Bootstrap</w:t>
-      </w:r>
-    </w:p>
-    <w:p>
-      <w:pPr>
-        <w:numPr>
-          <w:ilvl w:val="0"/>
-          <w:numId w:val="86"/>
-        </w:numPr>
-        <w:spacing w:after="0"/>
-        <w:rPr>
-          <w:rFonts w:asciiTheme="majorBidi" w:hAnsiTheme="majorBidi" w:cstheme="majorBidi"/>
-          <w:sz w:val="24"/>
-          <w:szCs w:val="24"/>
-        </w:rPr>
-      </w:pPr>
-      <w:r>
-        <w:rPr>
-          <w:rFonts w:asciiTheme="majorBidi" w:hAnsiTheme="majorBidi" w:cstheme="majorBidi"/>
-          <w:sz w:val="24"/>
-          <w:szCs w:val="24"/>
-        </w:rPr>
-        <w:t>Database: SQLite for development, PostgreSQL for production</w:t>
-      </w:r>
-    </w:p>
-    <w:p>
-      <w:pPr>
-        <w:numPr>
-          <w:ilvl w:val="0"/>
-          <w:numId w:val="86"/>
-        </w:numPr>
-        <w:spacing w:after="0"/>
-        <w:rPr>
-          <w:rFonts w:asciiTheme="majorBidi" w:hAnsiTheme="majorBidi" w:cstheme="majorBidi"/>
-          <w:sz w:val="24"/>
-          <w:szCs w:val="24"/>
-        </w:rPr>
-      </w:pPr>
-      <w:r>
-        <w:rPr>
-          <w:rFonts w:asciiTheme="majorBidi" w:hAnsiTheme="majorBidi" w:cstheme="majorBidi"/>
-          <w:sz w:val="24"/>
-          <w:szCs w:val="24"/>
-        </w:rPr>
-        <w:t>Deployment: </w:t>
-      </w:r>
-      <w:proofErr w:type="spellStart"/>
-      <w:r>
-        <w:rPr>
-          <w:rFonts w:asciiTheme="majorBidi" w:hAnsiTheme="majorBidi" w:cstheme="majorBidi"/>
-          <w:sz w:val="24"/>
-          <w:szCs w:val="24"/>
-        </w:rPr>
-        <w:t>Railway.app</w:t>
-      </w:r>
-      <w:proofErr w:type="spellEnd"/>
-      <w:r>
-        <w:rPr>
-          <w:rFonts w:asciiTheme="majorBidi" w:hAnsiTheme="majorBidi" w:cstheme="majorBidi"/>
-          <w:sz w:val="24"/>
-          <w:szCs w:val="24"/>
-        </w:rPr>
-        <w:t xml:space="preserve"> or PythonAnywhere</w:t>
-      </w:r>
-    </w:p>
-    <w:p>
-      <w:pPr>
-        <w:spacing w:after="0"/>
-        <w:ind w:left="720" w:hanging="720"/>
-        <w:rPr>
-          <w:rFonts w:asciiTheme="majorBidi" w:hAnsiTheme="majorBidi" w:cstheme="majorBidi"/>
-          <w:b/>
-          <w:bCs/>
-          <w:sz w:val="32"/>
-          <w:szCs w:val="32"/>
-        </w:rPr>
-      </w:pPr>
-      <w:r>
-        <w:rPr>
-          <w:rFonts w:asciiTheme="majorBidi" w:hAnsiTheme="majorBidi" w:cstheme="majorBidi"/>
-          <w:b/>
-          <w:bCs/>
-          <w:sz w:val="32"/>
-          <w:szCs w:val="32"/>
-        </w:rPr>
-        <w:t>1.3 Project Domain &amp; Limitations</w:t>
-      </w:r>
-    </w:p>
-    <w:p>
-      <w:pPr>
-        <w:spacing w:after="0"/>
-        <w:rPr>
-          <w:rFonts w:asciiTheme="majorBidi" w:hAnsiTheme="majorBidi" w:cstheme="majorBidi"/>
-          <w:b/>
-          <w:bCs/>
-          <w:sz w:val="28"/>
-          <w:szCs w:val="28"/>
-        </w:rPr>
-      </w:pPr>
-      <w:r>
-        <w:rPr>
-          <w:rFonts w:asciiTheme="majorBidi" w:hAnsiTheme="majorBidi" w:cstheme="majorBidi"/>
-          <w:b/>
-          <w:bCs/>
-          <w:sz w:val="28"/>
-          <w:szCs w:val="28"/>
-        </w:rPr>
-        <w:t>Project Domain:</w:t>
-      </w:r>
-    </w:p>
-    <w:p>
-      <w:pPr>
-        <w:spacing w:after="0"/>
-        <w:ind w:left="720"/>
-        <w:rPr>
-          <w:rFonts w:asciiTheme="majorBidi" w:hAnsiTheme="majorBidi" w:cstheme="majorBidi"/>
-          <w:sz w:val="24"/>
-          <w:szCs w:val="24"/>
-        </w:rPr>
-      </w:pPr>
-      <w:r>
-        <w:rPr>
-          <w:rFonts w:asciiTheme="majorBidi" w:hAnsiTheme="majorBidi" w:cstheme="majorBidi"/>
-          <w:sz w:val="24"/>
-          <w:szCs w:val="24"/>
-        </w:rPr>
-        <w:t>Digital Government Services - specifically focusing on citizen engagement platforms and municipal service digitalization within the broader domain of Business Information Systems.</w:t>
-      </w:r>
-    </w:p>
-    <w:p>
-      <w:pPr>
-        <w:spacing w:after="0"/>
-        <w:rPr>
-          <w:rFonts w:asciiTheme="majorBidi" w:hAnsiTheme="majorBidi" w:cstheme="majorBidi"/>
-          <w:b/>
-          <w:bCs/>
-          <w:sz w:val="28"/>
-          <w:szCs w:val="28"/>
-        </w:rPr>
-      </w:pPr>
-      <w:r>
-        <w:rPr>
-          <w:rFonts w:asciiTheme="majorBidi" w:hAnsiTheme="majorBidi" w:cstheme="majorBidi"/>
-          <w:b/>
-          <w:bCs/>
-          <w:sz w:val="28"/>
-          <w:szCs w:val="28"/>
-        </w:rPr>
-        <w:t>Project Limitations:</w:t>
-      </w:r>
-    </w:p>
-    <w:p>
-      <w:pPr>
-        <w:numPr>
-          <w:ilvl w:val="0"/>
-          <w:numId w:val="87"/>
-        </w:numPr>
-        <w:spacing w:after="0"/>
-        <w:rPr>
-          <w:rFonts w:asciiTheme="majorBidi" w:hAnsiTheme="majorBidi" w:cstheme="majorBidi"/>
-          <w:sz w:val="24"/>
-          <w:szCs w:val="24"/>
-        </w:rPr>
-      </w:pPr>
-      <w:r>
-        <w:rPr>
-          <w:rFonts w:asciiTheme="majorBidi" w:hAnsiTheme="majorBidi" w:cstheme="majorBidi"/>
-          <w:sz w:val="24"/>
-          <w:szCs w:val="24"/>
-        </w:rPr>
-        <w:t>Initial implementation focuses on basic problem reporting without advanced features</w:t>
-      </w:r>
-    </w:p>
-    <w:p>
-      <w:pPr>
-        <w:numPr>
-          <w:ilvl w:val="0"/>
-          <w:numId w:val="87"/>
-        </w:numPr>
-        <w:spacing w:after="0"/>
-        <w:rPr>
-          <w:rFonts w:asciiTheme="majorBidi" w:hAnsiTheme="majorBidi" w:cstheme="majorBidi"/>
-          <w:sz w:val="24"/>
-          <w:szCs w:val="24"/>
-        </w:rPr>
-      </w:pPr>
-      <w:r>
-        <w:rPr>
-          <w:rFonts w:asciiTheme="majorBidi" w:hAnsiTheme="majorBidi" w:cstheme="majorBidi"/>
-          <w:sz w:val="24"/>
-          <w:szCs w:val="24"/>
-        </w:rPr>
-        <w:t>Municipal workflow integration is simulated for academic purposes</w:t>
-      </w:r>
-    </w:p>
-    <w:p>
-      <w:pPr>
-        <w:numPr>
-          <w:ilvl w:val="0"/>
-          <w:numId w:val="87"/>
-        </w:numPr>
-        <w:spacing w:after="0"/>
-        <w:rPr>
-          <w:rFonts w:asciiTheme="majorBidi" w:hAnsiTheme="majorBidi" w:cstheme="majorBidi"/>
-          <w:sz w:val="24"/>
-          <w:szCs w:val="24"/>
-        </w:rPr>
-      </w:pPr>
-      <w:r>
-        <w:rPr>
-          <w:rFonts w:asciiTheme="majorBidi" w:hAnsiTheme="majorBidi" w:cstheme="majorBidi"/>
-          <w:sz w:val="24"/>
-          <w:szCs w:val="24"/>
-        </w:rPr>
-        <w:t>Geographic scope limited to conceptual implementation rather than city-wide deployment</w:t>
-      </w:r>
-    </w:p>
-    <w:p>
-      <w:pPr>
-        <w:numPr>
-          <w:ilvl w:val="0"/>
-          <w:numId w:val="87"/>
-        </w:numPr>
-        <w:spacing w:after="0"/>
-        <w:rPr>
-          <w:rFonts w:asciiTheme="majorBidi" w:hAnsiTheme="majorBidi" w:cstheme="majorBidi"/>
-          <w:sz w:val="24"/>
-          <w:szCs w:val="24"/>
-        </w:rPr>
-      </w:pPr>
-      <w:r>
-        <w:rPr>
-          <w:rFonts w:asciiTheme="majorBidi" w:hAnsiTheme="majorBidi" w:cstheme="majorBidi"/>
-          <w:sz w:val="24"/>
-          <w:szCs w:val="24"/>
-        </w:rPr>
-        <w:t>Supports common infrastructure problems only (potholes, trash, street lighting, other)</w:t>
-      </w:r>
-    </w:p>
-    <w:p>
-      <w:pPr>
-        <w:spacing w:after="0"/>
-        <w:rPr>
-          <w:rFonts w:asciiTheme="majorBidi" w:hAnsiTheme="majorBidi" w:cstheme="majorBidi"/>
-          <w:b/>
-          <w:bCs/>
-          <w:sz w:val="28"/>
-          <w:szCs w:val="28"/>
-        </w:rPr>
-      </w:pPr>
-      <w:r>
-        <w:rPr>
-          <w:rFonts w:asciiTheme="majorBidi" w:hAnsiTheme="majorBidi" w:cstheme="majorBidi"/>
-          <w:b/>
-          <w:bCs/>
-          <w:sz w:val="28"/>
-          <w:szCs w:val="28"/>
-        </w:rPr>
-        <w:t>Target User Characteristics:</w:t>
-      </w:r>
-    </w:p>
-    <w:p>
-      <w:pPr>
-        <w:numPr>
-          <w:ilvl w:val="0"/>
-          <w:numId w:val="88"/>
-        </w:numPr>
-        <w:spacing w:after="0"/>
-        <w:rPr>
-          <w:rFonts w:asciiTheme="majorBidi" w:hAnsiTheme="majorBidi" w:cstheme="majorBidi"/>
-          <w:sz w:val="24"/>
-          <w:szCs w:val="24"/>
-        </w:rPr>
-      </w:pPr>
-      <w:r>
-        <w:rPr>
-          <w:rFonts w:asciiTheme="majorBidi" w:hAnsiTheme="majorBidi" w:cstheme="majorBidi"/>
-          <w:sz w:val="24"/>
-          <w:szCs w:val="24"/>
-        </w:rPr>
-        <w:t>Primary Users: Urban residents (18-65 years) with basic digital literacy</w:t>
-      </w:r>
-    </w:p>
-    <w:p>
-      <w:pPr>
-        <w:numPr>
-          <w:ilvl w:val="0"/>
-          <w:numId w:val="88"/>
-        </w:numPr>
-        <w:spacing w:after="0"/>
-        <w:rPr>
-          <w:rFonts w:asciiTheme="majorBidi" w:hAnsiTheme="majorBidi" w:cstheme="majorBidi"/>
-          <w:sz w:val="24"/>
-          <w:szCs w:val="24"/>
-        </w:rPr>
-      </w:pPr>
-      <w:r>
-        <w:rPr>
-          <w:rFonts w:asciiTheme="majorBidi" w:hAnsiTheme="majorBidi" w:cstheme="majorBidi"/>
-          <w:sz w:val="24"/>
-          <w:szCs w:val="24"/>
-        </w:rPr>
-        <w:t>Secondary Users: Municipal administrative staff with computer proficiency</w:t>
-      </w:r>
-    </w:p>
-    <w:p>
-      <w:pPr>
-        <w:numPr>
-          <w:ilvl w:val="0"/>
-          <w:numId w:val="88"/>
-        </w:numPr>
-        <w:spacing w:after="0"/>
-        <w:rPr>
-          <w:rFonts w:asciiTheme="majorBidi" w:hAnsiTheme="majorBidi" w:cstheme="majorBidi"/>
-          <w:sz w:val="24"/>
-          <w:szCs w:val="24"/>
-        </w:rPr>
-      </w:pPr>
-      <w:r>
-        <w:rPr>
-          <w:rFonts w:asciiTheme="majorBidi" w:hAnsiTheme="majorBidi" w:cstheme="majorBidi"/>
-          <w:sz w:val="24"/>
-          <w:szCs w:val="24"/>
-        </w:rPr>
-        <w:t>Technical Context: Access to smartphones or computers with internet connectivity</w:t>
-      </w:r>
-    </w:p>
-    <w:p>
-      <w:pPr>
-        <w:numPr>
-          <w:ilvl w:val="0"/>
-          <w:numId w:val="88"/>
-        </w:numPr>
-        <w:spacing w:after="0"/>
-        <w:rPr>
-          <w:rFonts w:asciiTheme="majorBidi" w:hAnsiTheme="majorBidi" w:cstheme="majorBidi"/>
-          <w:sz w:val="24"/>
-          <w:szCs w:val="24"/>
-        </w:rPr>
-      </w:pPr>
-      <w:r>
-        <w:rPr>
-          <w:rFonts w:asciiTheme="majorBidi" w:hAnsiTheme="majorBidi" w:cstheme="majorBidi"/>
-          <w:sz w:val="24"/>
-          <w:szCs w:val="24"/>
-        </w:rPr>
-        <w:t>Language Support: Arabic interface with English administrative components</w:t>
-      </w:r>
-    </w:p>
-    <w:p>
-      <w:pPr>
-        <w:spacing w:after="0"/>
-        <w:ind w:left="720" w:hanging="720"/>
-        <w:rPr>
-          <w:rFonts w:asciiTheme="majorBidi" w:hAnsiTheme="majorBidi" w:cstheme="majorBidi"/>
-          <w:b/>
-          <w:bCs/>
-          <w:sz w:val="32"/>
-          <w:szCs w:val="32"/>
-        </w:rPr>
-      </w:pPr>
-      <w:r>
-        <w:rPr>
-          <w:rFonts w:asciiTheme="majorBidi" w:hAnsiTheme="majorBidi" w:cstheme="majorBidi"/>
-          <w:b/>
-          <w:bCs/>
-          <w:sz w:val="32"/>
-          <w:szCs w:val="32"/>
-        </w:rPr>
-        <w:t>1.4 Definitions of New Terms</w:t>
-      </w:r>
-    </w:p>
-    <w:p>
-      <w:pPr>
-        <w:spacing w:after="0"/>
-        <w:rPr>
-          <w:rFonts w:asciiTheme="majorBidi" w:hAnsiTheme="majorBidi" w:cstheme="majorBidi"/>
-          <w:sz w:val="24"/>
-          <w:szCs w:val="24"/>
-        </w:rPr>
-      </w:pPr>
-      <w:r>
-        <w:rPr>
-          <w:rFonts w:asciiTheme="majorBidi" w:hAnsiTheme="majorBidi" w:cstheme="majorBidi"/>
-          <w:b/>
-          <w:bCs/>
-          <w:sz w:val="28"/>
-          <w:szCs w:val="28"/>
-        </w:rPr>
-        <w:t>Civic Technology: </w:t>
-      </w:r>
-      <w:r>
-        <w:rPr>
-          <w:rFonts w:asciiTheme="majorBidi" w:hAnsiTheme="majorBidi" w:cstheme="majorBidi"/>
-          <w:sz w:val="24"/>
-          <w:szCs w:val="24"/>
-        </w:rPr>
-        <w:t>Digital tools and platforms designed to enhance citizen engagement with government services and improve public service delivery.</w:t>
-      </w:r>
-    </w:p>
-    <w:p>
-      <w:pPr>
-        <w:spacing w:after="0"/>
-        <w:rPr>
-          <w:rFonts w:asciiTheme="majorBidi" w:hAnsiTheme="majorBidi" w:cstheme="majorBidi"/>
-          <w:sz w:val="24"/>
-          <w:szCs w:val="24"/>
-        </w:rPr>
-      </w:pPr>
-      <w:r>
-        <w:rPr>
-          <w:rFonts w:asciiTheme="majorBidi" w:hAnsiTheme="majorBidi" w:cstheme="majorBidi"/>
-          <w:b/>
-          <w:bCs/>
-          <w:sz w:val="28"/>
-          <w:szCs w:val="28"/>
-        </w:rPr>
-        <w:t>Business Process Digitalization:</w:t>
-      </w:r>
-      <w:r>
-        <w:rPr>
-          <w:rFonts w:asciiTheme="majorBidi" w:hAnsiTheme="majorBidi" w:cstheme="majorBidi"/>
-          <w:sz w:val="28"/>
-          <w:szCs w:val="28"/>
-        </w:rPr>
-        <w:t> </w:t>
-      </w:r>
-      <w:r>
-        <w:rPr>
-          <w:rFonts w:asciiTheme="majorBidi" w:hAnsiTheme="majorBidi" w:cstheme="majorBidi"/>
-          <w:sz w:val="24"/>
-          <w:szCs w:val="24"/>
-        </w:rPr>
-        <w:t>The transformation of manual, paper-based workflows into digital systems to improve efficiency, accuracy, and accessibility.</w:t>
-      </w:r>
-    </w:p>
-    <w:p>
-      <w:pPr>
-        <w:spacing w:after="0"/>
-        <w:rPr>
-          <w:rFonts w:asciiTheme="majorBidi" w:hAnsiTheme="majorBidi" w:cstheme="majorBidi"/>
-          <w:sz w:val="24"/>
-          <w:szCs w:val="24"/>
-        </w:rPr>
-      </w:pPr>
-      <w:r>
-        <w:rPr>
-          <w:rFonts w:asciiTheme="majorBidi" w:hAnsiTheme="majorBidi" w:cstheme="majorBidi"/>
-          <w:b/>
-          <w:bCs/>
-          <w:sz w:val="28"/>
-          <w:szCs w:val="28"/>
-        </w:rPr>
-        <w:t>Minimum Viable Product (MVP):</w:t>
-      </w:r>
-      <w:r>
-        <w:rPr>
-          <w:rFonts w:asciiTheme="majorBidi" w:hAnsiTheme="majorBidi" w:cstheme="majorBidi"/>
-          <w:sz w:val="28"/>
-          <w:szCs w:val="28"/>
-        </w:rPr>
-        <w:t> </w:t>
-      </w:r>
-      <w:r>
-        <w:rPr>
-          <w:rFonts w:asciiTheme="majorBidi" w:hAnsiTheme="majorBidi" w:cstheme="majorBidi"/>
-          <w:sz w:val="24"/>
-          <w:szCs w:val="24"/>
-        </w:rPr>
-        <w:t>A development technique where a new product is built with sufficient features to satisfy early adopters, while collecting feedback for future development.</w:t>
-      </w:r>
-    </w:p>
-    <w:p>
-      <w:pPr>
-        <w:spacing w:after="0"/>
-        <w:rPr>
-          <w:rFonts w:asciiTheme="majorBidi" w:hAnsiTheme="majorBidi" w:cstheme="majorBidi"/>
-          <w:sz w:val="32"/>
-          <w:szCs w:val="32"/>
-        </w:rPr>
-      </w:pPr>
-    </w:p>
-    <w:p>
-      <w:pPr>
-        <w:spacing w:after="0"/>
-        <w:rPr>
-          <w:rFonts w:asciiTheme="majorBidi" w:hAnsiTheme="majorBidi" w:cstheme="majorBidi"/>
-          <w:sz w:val="32"/>
-          <w:szCs w:val="32"/>
-        </w:rPr>
-      </w:pPr>
-    </w:p>
-    <w:p>
-      <w:pPr>
-        <w:spacing w:after="0"/>
-        <w:rPr>
-          <w:rFonts w:asciiTheme="majorBidi" w:hAnsiTheme="majorBidi" w:cstheme="majorBidi"/>
-          <w:sz w:val="32"/>
-          <w:szCs w:val="32"/>
-        </w:rPr>
-      </w:pPr>
-    </w:p>
-    <w:p>
-      <w:pPr>
-        <w:spacing w:after="0"/>
-        <w:rPr>
-          <w:rFonts w:asciiTheme="majorBidi" w:hAnsiTheme="majorBidi" w:cstheme="majorBidi"/>
-          <w:sz w:val="32"/>
-          <w:szCs w:val="32"/>
-        </w:rPr>
-      </w:pPr>
-    </w:p>
-    <w:p>
-      <w:pPr>
-        <w:spacing w:after="0"/>
-        <w:rPr>
-          <w:rFonts w:asciiTheme="majorBidi" w:hAnsiTheme="majorBidi" w:cstheme="majorBidi"/>
-          <w:sz w:val="32"/>
-          <w:szCs w:val="32"/>
-        </w:rPr>
-      </w:pPr>
-    </w:p>
-    <w:p>
-      <w:pPr>
-        <w:spacing w:after="0"/>
-        <w:rPr>
-          <w:rFonts w:asciiTheme="majorBidi" w:hAnsiTheme="majorBidi" w:cstheme="majorBidi"/>
-          <w:sz w:val="32"/>
-          <w:szCs w:val="32"/>
-        </w:rPr>
-      </w:pPr>
-    </w:p>
-    <w:p>
-      <w:pPr>
-        <w:spacing w:after="0"/>
-        <w:rPr>
-          <w:rFonts w:asciiTheme="majorBidi" w:hAnsiTheme="majorBidi" w:cstheme="majorBidi"/>
-          <w:sz w:val="32"/>
-          <w:szCs w:val="32"/>
-        </w:rPr>
-      </w:pPr>
-    </w:p>
-    <w:p>
-      <w:pPr>
-        <w:spacing w:after="0"/>
-        <w:rPr>
-          <w:rFonts w:asciiTheme="majorBidi" w:hAnsiTheme="majorBidi" w:cstheme="majorBidi"/>
-          <w:sz w:val="32"/>
-          <w:szCs w:val="32"/>
-        </w:rPr>
-      </w:pPr>
-    </w:p>
-    <w:p>
-      <w:pPr>
-        <w:spacing w:after="0"/>
-        <w:ind w:left="720" w:hanging="720"/>
-        <w:rPr>
-          <w:rFonts w:asciiTheme="majorBidi" w:hAnsiTheme="majorBidi" w:cstheme="majorBidi"/>
-          <w:b/>
-          <w:bCs/>
-          <w:sz w:val="32"/>
-          <w:szCs w:val="32"/>
-        </w:rPr>
-      </w:pPr>
-      <w:r>
-        <w:rPr>
-          <w:rFonts w:asciiTheme="majorBidi" w:hAnsiTheme="majorBidi" w:cstheme="majorBidi"/>
-          <w:b/>
-          <w:bCs/>
-          <w:sz w:val="32"/>
-          <w:szCs w:val="32"/>
-        </w:rPr>
-        <w:lastRenderedPageBreak/>
-        <w:t>2. Background Information &amp; Related Work</w:t>
-      </w:r>
-    </w:p>
-    <w:p>
-      <w:pPr>
-        <w:spacing w:after="0"/>
-        <w:ind w:left="720" w:hanging="720"/>
-        <w:rPr>
-          <w:rFonts w:asciiTheme="majorBidi" w:hAnsiTheme="majorBidi" w:cstheme="majorBidi"/>
-          <w:b/>
-          <w:bCs/>
-          <w:sz w:val="32"/>
-          <w:szCs w:val="32"/>
-        </w:rPr>
-      </w:pPr>
-      <w:r>
-        <w:rPr>
-          <w:rFonts w:asciiTheme="majorBidi" w:hAnsiTheme="majorBidi" w:cstheme="majorBidi"/>
-          <w:b/>
-          <w:bCs/>
-          <w:sz w:val="32"/>
-          <w:szCs w:val="32"/>
-        </w:rPr>
-        <w:t>2.1 Background Information</w:t>
-      </w:r>
-    </w:p>
-    <w:p>
-      <w:pPr>
-        <w:spacing w:after="0"/>
-        <w:ind w:left="720"/>
-        <w:rPr>
-          <w:rFonts w:asciiTheme="majorBidi" w:hAnsiTheme="majorBidi" w:cstheme="majorBidi"/>
-          <w:sz w:val="24"/>
-          <w:szCs w:val="24"/>
-        </w:rPr>
-      </w:pPr>
-      <w:r>
-        <w:rPr>
-          <w:rFonts w:asciiTheme="majorBidi" w:hAnsiTheme="majorBidi" w:cstheme="majorBidi"/>
-          <w:sz w:val="24"/>
-          <w:szCs w:val="24"/>
-        </w:rPr>
-        <w:t xml:space="preserve">The development of </w:t>
-      </w:r>
-      <w:proofErr w:type="spellStart"/>
-      <w:r>
-        <w:rPr>
-          <w:rFonts w:asciiTheme="majorBidi" w:hAnsiTheme="majorBidi" w:cstheme="majorBidi"/>
-          <w:sz w:val="24"/>
-          <w:szCs w:val="24"/>
-        </w:rPr>
-        <w:t>FixCity</w:t>
-      </w:r>
-      <w:proofErr w:type="spellEnd"/>
-      <w:r>
-        <w:rPr>
-          <w:rFonts w:asciiTheme="majorBidi" w:hAnsiTheme="majorBidi" w:cstheme="majorBidi"/>
-          <w:sz w:val="24"/>
-          <w:szCs w:val="24"/>
-        </w:rPr>
-        <w:t xml:space="preserve"> Lite builds upon established principles of business process improvement and digital transformation in public sector contexts. Key foundational elements include:</w:t>
-      </w:r>
-    </w:p>
-    <w:p>
-      <w:pPr>
-        <w:spacing w:after="0"/>
-        <w:ind w:left="720" w:hanging="720"/>
-        <w:rPr>
-          <w:rFonts w:asciiTheme="majorBidi" w:hAnsiTheme="majorBidi" w:cstheme="majorBidi"/>
-          <w:sz w:val="24"/>
-          <w:szCs w:val="24"/>
-        </w:rPr>
-      </w:pPr>
-      <w:r>
-        <w:rPr>
-          <w:rFonts w:asciiTheme="majorBidi" w:hAnsiTheme="majorBidi" w:cstheme="majorBidi"/>
-          <w:b/>
-          <w:bCs/>
-          <w:sz w:val="24"/>
-          <w:szCs w:val="24"/>
-        </w:rPr>
-        <w:t>Web Application Development:</w:t>
-      </w:r>
-      <w:r>
-        <w:rPr>
-          <w:rFonts w:asciiTheme="majorBidi" w:hAnsiTheme="majorBidi" w:cstheme="majorBidi"/>
-          <w:sz w:val="24"/>
-          <w:szCs w:val="24"/>
-        </w:rPr>
-        <w:t> Using Python/Flask framework provides a lightweight yet powerful foundation for building web applications. This technology stack was selected for its simplicity, extensive documentation, and suitability for academic projects with limited development timelines.</w:t>
-      </w:r>
-    </w:p>
-    <w:p>
-      <w:pPr>
-        <w:spacing w:after="0"/>
-        <w:ind w:left="720" w:hanging="720"/>
-        <w:rPr>
-          <w:rFonts w:asciiTheme="majorBidi" w:hAnsiTheme="majorBidi" w:cstheme="majorBidi"/>
-          <w:sz w:val="24"/>
-          <w:szCs w:val="24"/>
-        </w:rPr>
-      </w:pPr>
-      <w:r>
-        <w:rPr>
-          <w:rFonts w:asciiTheme="majorBidi" w:hAnsiTheme="majorBidi" w:cstheme="majorBidi"/>
-          <w:b/>
-          <w:bCs/>
-          <w:sz w:val="24"/>
-          <w:szCs w:val="24"/>
-        </w:rPr>
-        <w:t>Database Management:</w:t>
-      </w:r>
-      <w:r>
-        <w:rPr>
-          <w:rFonts w:asciiTheme="majorBidi" w:hAnsiTheme="majorBidi" w:cstheme="majorBidi"/>
-          <w:sz w:val="24"/>
-          <w:szCs w:val="24"/>
-        </w:rPr>
-        <w:t> SQLite serves as the primary database during development, offering simplicity and ease of use, while PostgreSQL provides a robust production-ready alternative with enhanced performance and scalability features.</w:t>
-      </w:r>
-    </w:p>
-    <w:p>
-      <w:pPr>
-        <w:spacing w:after="0"/>
-        <w:ind w:left="720" w:hanging="720"/>
-        <w:rPr>
-          <w:rFonts w:asciiTheme="majorBidi" w:hAnsiTheme="majorBidi" w:cstheme="majorBidi"/>
-          <w:sz w:val="24"/>
-          <w:szCs w:val="24"/>
-        </w:rPr>
-      </w:pPr>
-      <w:r>
-        <w:rPr>
-          <w:rFonts w:asciiTheme="majorBidi" w:hAnsiTheme="majorBidi" w:cstheme="majorBidi"/>
-          <w:b/>
-          <w:bCs/>
-          <w:sz w:val="24"/>
-          <w:szCs w:val="24"/>
-        </w:rPr>
-        <w:t>User-Centered Design:</w:t>
-      </w:r>
-      <w:r>
-        <w:rPr>
-          <w:rFonts w:asciiTheme="majorBidi" w:hAnsiTheme="majorBidi" w:cstheme="majorBidi"/>
-          <w:sz w:val="24"/>
-          <w:szCs w:val="24"/>
-        </w:rPr>
-        <w:t> The platform implements responsive web design principles using Bootstrap framework, ensuring accessibility across various devices and screen sizes without requiring native mobile application development.</w:t>
-      </w:r>
-    </w:p>
-    <w:p>
-      <w:pPr>
-        <w:spacing w:after="0"/>
-        <w:ind w:left="720" w:hanging="720"/>
-        <w:rPr>
-          <w:rFonts w:asciiTheme="majorBidi" w:hAnsiTheme="majorBidi" w:cstheme="majorBidi"/>
-          <w:b/>
-          <w:bCs/>
-          <w:sz w:val="32"/>
-          <w:szCs w:val="32"/>
-        </w:rPr>
-      </w:pPr>
-      <w:r>
-        <w:rPr>
-          <w:rFonts w:asciiTheme="majorBidi" w:hAnsiTheme="majorBidi" w:cstheme="majorBidi"/>
-          <w:b/>
-          <w:bCs/>
-          <w:sz w:val="32"/>
-          <w:szCs w:val="32"/>
-        </w:rPr>
-        <w:t>2.2 Related Work Survey</w:t>
-      </w:r>
-    </w:p>
-    <w:p>
-      <w:pPr>
-        <w:spacing w:after="0"/>
-        <w:ind w:left="720" w:hanging="720"/>
-        <w:rPr>
-          <w:rFonts w:asciiTheme="majorBidi" w:hAnsiTheme="majorBidi" w:cstheme="majorBidi"/>
-          <w:b/>
-          <w:bCs/>
-          <w:sz w:val="28"/>
-          <w:szCs w:val="28"/>
-        </w:rPr>
-      </w:pPr>
-      <w:proofErr w:type="spellStart"/>
-      <w:r>
-        <w:rPr>
-          <w:rFonts w:asciiTheme="majorBidi" w:hAnsiTheme="majorBidi" w:cstheme="majorBidi"/>
-          <w:b/>
-          <w:bCs/>
-          <w:sz w:val="28"/>
-          <w:szCs w:val="28"/>
-        </w:rPr>
-        <w:t>FixMyStreet</w:t>
-      </w:r>
-      <w:proofErr w:type="spellEnd"/>
-      <w:r>
-        <w:rPr>
-          <w:rFonts w:asciiTheme="majorBidi" w:hAnsiTheme="majorBidi" w:cstheme="majorBidi"/>
-          <w:b/>
-          <w:bCs/>
-          <w:sz w:val="28"/>
-          <w:szCs w:val="28"/>
-        </w:rPr>
-        <w:t xml:space="preserve"> (United Kingdom): </w:t>
+        <w:t>FixMyStreet (United Kingdom): </w:t>
       </w:r>
       <w:r>
         <w:rPr>
@@ -4243,7 +4162,6 @@
                 <w:szCs w:val="28"/>
               </w:rPr>
             </w:pPr>
-            <w:proofErr w:type="spellStart"/>
             <w:r>
               <w:rPr>
                 <w:rFonts w:asciiTheme="majorBidi" w:hAnsiTheme="majorBidi" w:cstheme="majorBidi"/>
@@ -4254,7 +4172,6 @@
               </w:rPr>
               <w:t>FixCity</w:t>
             </w:r>
-            <w:proofErr w:type="spellEnd"/>
           </w:p>
         </w:tc>
         <w:tc>
@@ -4326,7 +4243,6 @@
                 <w:szCs w:val="28"/>
               </w:rPr>
             </w:pPr>
-            <w:proofErr w:type="spellStart"/>
             <w:r>
               <w:rPr>
                 <w:rFonts w:asciiTheme="majorBidi" w:hAnsiTheme="majorBidi" w:cstheme="majorBidi"/>
@@ -4337,7 +4253,6 @@
               </w:rPr>
               <w:t>FixMyStreet</w:t>
             </w:r>
-            <w:proofErr w:type="spellEnd"/>
           </w:p>
         </w:tc>
       </w:tr>
@@ -6976,15 +6891,7 @@
                 <w:sz w:val="24"/>
                 <w:szCs w:val="24"/>
               </w:rPr>
-              <w:t>$120</w:t>
-            </w:r>
-            <w:r>
-              <w:rPr>
-                <w:rFonts w:asciiTheme="majorBidi" w:hAnsiTheme="majorBidi" w:cstheme="majorBidi"/>
-                <w:sz w:val="24"/>
-                <w:szCs w:val="24"/>
-              </w:rPr>
-              <w:t xml:space="preserve"> </w:t>
+              <w:t xml:space="preserve">$120 </w:t>
             </w:r>
             <w:r>
               <w:rPr>
@@ -8782,25 +8689,7 @@
           <w:sz w:val="24"/>
           <w:szCs w:val="24"/>
         </w:rPr>
-        <w:t xml:space="preserve">Users (id, email, name, role, </w:t>
-      </w:r>
-      <w:proofErr w:type="spellStart"/>
-      <w:r>
-        <w:rPr>
-          <w:rFonts w:asciiTheme="majorBidi" w:hAnsiTheme="majorBidi" w:cstheme="majorBidi"/>
-          <w:sz w:val="24"/>
-          <w:szCs w:val="24"/>
-        </w:rPr>
-        <w:t>created_date</w:t>
-      </w:r>
-      <w:proofErr w:type="spellEnd"/>
-      <w:r>
-        <w:rPr>
-          <w:rFonts w:asciiTheme="majorBidi" w:hAnsiTheme="majorBidi" w:cstheme="majorBidi"/>
-          <w:sz w:val="24"/>
-          <w:szCs w:val="24"/>
-        </w:rPr>
-        <w:t>)</w:t>
+        <w:t>Users (id, email, name, role, created_date)</w:t>
       </w:r>
     </w:p>
     <w:p>
@@ -8822,43 +8711,7 @@
           <w:sz w:val="24"/>
           <w:szCs w:val="24"/>
         </w:rPr>
-        <w:t xml:space="preserve">Problems (id, category, description, location, status, </w:t>
-      </w:r>
-      <w:proofErr w:type="spellStart"/>
-      <w:r>
-        <w:rPr>
-          <w:rFonts w:asciiTheme="majorBidi" w:hAnsiTheme="majorBidi" w:cstheme="majorBidi"/>
-          <w:sz w:val="24"/>
-          <w:szCs w:val="24"/>
-        </w:rPr>
-        <w:t>created_date</w:t>
-      </w:r>
-      <w:proofErr w:type="spellEnd"/>
-      <w:r>
-        <w:rPr>
-          <w:rFonts w:asciiTheme="majorBidi" w:hAnsiTheme="majorBidi" w:cstheme="majorBidi"/>
-          <w:sz w:val="24"/>
-          <w:szCs w:val="24"/>
-        </w:rPr>
-        <w:t xml:space="preserve">, </w:t>
-      </w:r>
-      <w:proofErr w:type="spellStart"/>
-      <w:r>
-        <w:rPr>
-          <w:rFonts w:asciiTheme="majorBidi" w:hAnsiTheme="majorBidi" w:cstheme="majorBidi"/>
-          <w:sz w:val="24"/>
-          <w:szCs w:val="24"/>
-        </w:rPr>
-        <w:t>user_id</w:t>
-      </w:r>
-      <w:proofErr w:type="spellEnd"/>
-      <w:r>
-        <w:rPr>
-          <w:rFonts w:asciiTheme="majorBidi" w:hAnsiTheme="majorBidi" w:cstheme="majorBidi"/>
-          <w:sz w:val="24"/>
-          <w:szCs w:val="24"/>
-        </w:rPr>
-        <w:t>)</w:t>
+        <w:t>Problems (id, category, description, location, status, created_date, user_id)</w:t>
       </w:r>
     </w:p>
     <w:p>
@@ -8898,95 +8751,13 @@
           <w:szCs w:val="32"/>
         </w:rPr>
       </w:pPr>
-      <w:proofErr w:type="spellStart"/>
-      <w:r>
-        <w:rPr>
-          <w:rFonts w:asciiTheme="majorBidi" w:hAnsiTheme="majorBidi" w:cstheme="majorBidi"/>
-          <w:sz w:val="24"/>
-          <w:szCs w:val="24"/>
-        </w:rPr>
-        <w:t>StatusUpdates</w:t>
-      </w:r>
-      <w:proofErr w:type="spellEnd"/>
-      <w:r>
-        <w:rPr>
-          <w:rFonts w:asciiTheme="majorBidi" w:hAnsiTheme="majorBidi" w:cstheme="majorBidi"/>
-          <w:sz w:val="24"/>
-          <w:szCs w:val="24"/>
-        </w:rPr>
-        <w:t xml:space="preserve"> (id, </w:t>
-      </w:r>
-      <w:proofErr w:type="spellStart"/>
-      <w:r>
-        <w:rPr>
-          <w:rFonts w:asciiTheme="majorBidi" w:hAnsiTheme="majorBidi" w:cstheme="majorBidi"/>
-          <w:sz w:val="24"/>
-          <w:szCs w:val="24"/>
-        </w:rPr>
-        <w:t>problem_id</w:t>
-      </w:r>
-      <w:proofErr w:type="spellEnd"/>
-      <w:r>
-        <w:rPr>
-          <w:rFonts w:asciiTheme="majorBidi" w:hAnsiTheme="majorBidi" w:cstheme="majorBidi"/>
-          <w:sz w:val="24"/>
-          <w:szCs w:val="24"/>
-        </w:rPr>
-        <w:t xml:space="preserve">, </w:t>
-      </w:r>
-      <w:proofErr w:type="spellStart"/>
-      <w:r>
-        <w:rPr>
-          <w:rFonts w:asciiTheme="majorBidi" w:hAnsiTheme="majorBidi" w:cstheme="majorBidi"/>
-          <w:sz w:val="24"/>
-          <w:szCs w:val="24"/>
-        </w:rPr>
-        <w:t>old_status</w:t>
-      </w:r>
-      <w:proofErr w:type="spellEnd"/>
-      <w:r>
-        <w:rPr>
-          <w:rFonts w:asciiTheme="majorBidi" w:hAnsiTheme="majorBidi" w:cstheme="majorBidi"/>
-          <w:sz w:val="24"/>
-          <w:szCs w:val="24"/>
-        </w:rPr>
-        <w:t xml:space="preserve">, </w:t>
-      </w:r>
-      <w:proofErr w:type="spellStart"/>
-      <w:r>
-        <w:rPr>
-          <w:rFonts w:asciiTheme="majorBidi" w:hAnsiTheme="majorBidi" w:cstheme="majorBidi"/>
-          <w:sz w:val="24"/>
-          <w:szCs w:val="24"/>
-        </w:rPr>
-        <w:t>new_status</w:t>
-      </w:r>
-      <w:proofErr w:type="spellEnd"/>
-      <w:r>
-        <w:rPr>
-          <w:rFonts w:asciiTheme="majorBidi" w:hAnsiTheme="majorBidi" w:cstheme="majorBidi"/>
-          <w:sz w:val="24"/>
-          <w:szCs w:val="24"/>
-        </w:rPr>
-        <w:t xml:space="preserve">, </w:t>
-      </w:r>
-      <w:proofErr w:type="spellStart"/>
-      <w:r>
-        <w:rPr>
-          <w:rFonts w:asciiTheme="majorBidi" w:hAnsiTheme="majorBidi" w:cstheme="majorBidi"/>
-          <w:sz w:val="24"/>
-          <w:szCs w:val="24"/>
-        </w:rPr>
-        <w:t>update_date</w:t>
-      </w:r>
-      <w:proofErr w:type="spellEnd"/>
-      <w:r>
-        <w:rPr>
-          <w:rFonts w:asciiTheme="majorBidi" w:hAnsiTheme="majorBidi" w:cstheme="majorBidi"/>
-          <w:sz w:val="24"/>
-          <w:szCs w:val="24"/>
-        </w:rPr>
-        <w:t>, notes</w:t>
+      <w:r>
+        <w:rPr>
+          <w:rFonts w:asciiTheme="majorBidi" w:hAnsiTheme="majorBidi" w:cstheme="majorBidi"/>
+          <w:sz w:val="24"/>
+          <w:szCs w:val="24"/>
+        </w:rPr>
+        <w:t>StatusUpdates (id, problem_id, old_status, new_status, update_date, notes</w:t>
       </w:r>
       <w:r>
         <w:rPr>
@@ -9085,18 +8856,8 @@
           <w:sz w:val="24"/>
           <w:szCs w:val="24"/>
         </w:rPr>
-        <w:t xml:space="preserve">Each Problem has multiple </w:t>
-      </w:r>
-      <w:proofErr w:type="spellStart"/>
-      <w:r>
-        <w:rPr>
-          <w:rFonts w:asciiTheme="majorBidi" w:hAnsiTheme="majorBidi" w:cstheme="majorBidi"/>
-          <w:sz w:val="24"/>
-          <w:szCs w:val="24"/>
-        </w:rPr>
-        <w:t>StatusUpdates</w:t>
-      </w:r>
-      <w:proofErr w:type="spellEnd"/>
+        <w:t>Each Problem has multiple StatusUpdates</w:t>
+      </w:r>
     </w:p>
     <w:p>
       <w:pPr>
@@ -9117,25 +8878,7 @@
           <w:sz w:val="24"/>
           <w:szCs w:val="24"/>
         </w:rPr>
-        <w:t xml:space="preserve">Each </w:t>
-      </w:r>
-      <w:proofErr w:type="spellStart"/>
-      <w:r>
-        <w:rPr>
-          <w:rFonts w:asciiTheme="majorBidi" w:hAnsiTheme="majorBidi" w:cstheme="majorBidi"/>
-          <w:sz w:val="24"/>
-          <w:szCs w:val="24"/>
-        </w:rPr>
-        <w:t>StatusUpdate</w:t>
-      </w:r>
-      <w:proofErr w:type="spellEnd"/>
-      <w:r>
-        <w:rPr>
-          <w:rFonts w:asciiTheme="majorBidi" w:hAnsiTheme="majorBidi" w:cstheme="majorBidi"/>
-          <w:sz w:val="24"/>
-          <w:szCs w:val="24"/>
-        </w:rPr>
-        <w:t xml:space="preserve"> references one Problem</w:t>
+        <w:t>Each StatusUpdate references one Problem</w:t>
       </w:r>
     </w:p>
     <w:p>
@@ -9801,18 +9544,8 @@
           <w:sz w:val="24"/>
           <w:szCs w:val="24"/>
         </w:rPr>
-        <w:t xml:space="preserve">Simple form with category dropdown, location field, description </w:t>
-      </w:r>
-      <w:proofErr w:type="spellStart"/>
-      <w:r>
-        <w:rPr>
-          <w:rFonts w:asciiTheme="majorBidi" w:hAnsiTheme="majorBidi" w:cstheme="majorBidi"/>
-          <w:sz w:val="24"/>
-          <w:szCs w:val="24"/>
-        </w:rPr>
-        <w:t>textarea</w:t>
-      </w:r>
-      <w:proofErr w:type="spellEnd"/>
+        <w:t>Simple form with category dropdown, location field, description textarea</w:t>
+      </w:r>
     </w:p>
     <w:p>
       <w:pPr>
@@ -10692,43 +10425,7 @@
           <w:sz w:val="32"/>
           <w:szCs w:val="32"/>
         </w:rPr>
-        <w:t>"</w:t>
-      </w:r>
-      <w:proofErr w:type="spellStart"/>
-      <w:r>
-        <w:rPr>
-          <w:rFonts w:asciiTheme="majorBidi" w:hAnsiTheme="majorBidi" w:cstheme="majorBidi"/>
-          <w:sz w:val="32"/>
-          <w:szCs w:val="32"/>
-        </w:rPr>
-        <w:t>FixMyStreet</w:t>
-      </w:r>
-      <w:proofErr w:type="spellEnd"/>
-      <w:r>
-        <w:rPr>
-          <w:rFonts w:asciiTheme="majorBidi" w:hAnsiTheme="majorBidi" w:cstheme="majorBidi"/>
-          <w:sz w:val="32"/>
-          <w:szCs w:val="32"/>
-        </w:rPr>
-        <w:t xml:space="preserve"> Platform Documentation," </w:t>
-      </w:r>
-      <w:proofErr w:type="spellStart"/>
-      <w:r>
-        <w:rPr>
-          <w:rFonts w:asciiTheme="majorBidi" w:hAnsiTheme="majorBidi" w:cstheme="majorBidi"/>
-          <w:sz w:val="32"/>
-          <w:szCs w:val="32"/>
-        </w:rPr>
-        <w:t>mySociety</w:t>
-      </w:r>
-      <w:proofErr w:type="spellEnd"/>
-      <w:r>
-        <w:rPr>
-          <w:rFonts w:asciiTheme="majorBidi" w:hAnsiTheme="majorBidi" w:cstheme="majorBidi"/>
-          <w:sz w:val="32"/>
-          <w:szCs w:val="32"/>
-        </w:rPr>
-        <w:t>, 2023</w:t>
+        <w:t>"FixMyStreet Platform Documentation," mySociety, 2023</w:t>
       </w:r>
     </w:p>
     <w:p>
@@ -27230,6 +26927,7 @@
   <w:style w:type="character" w:default="1" w:styleId="DefaultParagraphFont">
     <w:name w:val="Default Paragraph Font"/>
     <w:uiPriority w:val="1"/>
+    <w:semiHidden/>
     <w:unhideWhenUsed/>
   </w:style>
   <w:style w:type="table" w:default="1" w:styleId="TableNormal">
